--- a/Fase 2/Evidencias Grupales/2.6_GuiaEstudiante_Fase 2_Informe Final Proyecto APT.docx
+++ b/Fase 2/Evidencias Grupales/2.6_GuiaEstudiante_Fase 2_Informe Final Proyecto APT.docx
@@ -854,8 +854,8 @@
         <w:tblLook w:val="04A0" w:firstRow="1" w:lastRow="0" w:firstColumn="1" w:lastColumn="0" w:noHBand="0" w:noVBand="1"/>
       </w:tblPr>
       <w:tblGrid>
-        <w:gridCol w:w="1202"/>
-        <w:gridCol w:w="9172"/>
+        <w:gridCol w:w="3001"/>
+        <w:gridCol w:w="6780"/>
       </w:tblGrid>
       <w:tr>
         <w:trPr>
@@ -947,143 +947,106 @@
           </w:tcPr>
           <w:p>
             <w:pPr>
-              <w:pStyle w:val="paragraph"/>
-              <w:numPr>
-                <w:ilvl w:val="0"/>
-                <w:numId w:val="6"/>
-              </w:numPr>
-              <w:spacing w:after="0"/>
+              <w:spacing w:after="0" w:line="240" w:lineRule="auto"/>
               <w:jc w:val="both"/>
-              <w:textAlignment w:val="baseline"/>
-              <w:rPr>
-                <w:rStyle w:val="normaltextrun"/>
-                <w:rFonts w:ascii="Calibri" w:hAnsi="Calibri" w:cs="Calibri"/>
-                <w:i/>
-                <w:iCs/>
-                <w:color w:val="0070C0"/>
-                <w:sz w:val="18"/>
-                <w:szCs w:val="18"/>
+              <w:rPr>
+                <w:rFonts w:ascii="Calibri" w:hAnsi="Calibri" w:cs="Arial"/>
+                <w:i/>
+                <w:color w:val="0070C0"/>
+                <w:sz w:val="18"/>
+                <w:szCs w:val="20"/>
+                <w:lang w:eastAsia="es-CL"/>
               </w:rPr>
             </w:pPr>
             <w:r>
               <w:rPr>
-                <w:rStyle w:val="normaltextrun"/>
-                <w:rFonts w:ascii="Calibri" w:hAnsi="Calibri" w:cs="Calibri"/>
-                <w:i/>
-                <w:iCs/>
-                <w:color w:val="0070C0"/>
-                <w:sz w:val="18"/>
-                <w:szCs w:val="18"/>
-              </w:rPr>
-              <w:t>El Punto Estudiantil de Duoc UC, Sede Alameda, registraba la participación en actividades mediante planillas Excel con macros que se trasladaban a mano entre dispositivos. Esto impedía centralizar la información, controlar el acceso, resguardar los datos y mantener un historial. Para los talleres con cupo limitado se usaban formularios externos, donde los estudiantes no podían ver las vacantes en tiempo real ni se integraba la inscripción con la asistencia.</w:t>
+                <w:rFonts w:ascii="Calibri" w:hAnsi="Calibri" w:cs="Arial"/>
+                <w:i/>
+                <w:color w:val="0070C0"/>
+                <w:sz w:val="18"/>
+                <w:szCs w:val="20"/>
+                <w:lang w:eastAsia="es-CL"/>
+              </w:rPr>
+              <w:t>El Punto Estudiantil de Duoc UC Sede Alameda registraba la participación en actividades en planillas Excel con macros trasladadas a mano entre dispositivos. Eso impedía centralizar la información, controlar el acceso, resguardar los datos y mantener un historial. Los talleres con cupo limitado usaban formularios externos donde los estudiantes no veían las vacantes en tiempo real ni se integraba la inscripción con la asistencia.</w:t>
             </w:r>
           </w:p>
           <w:p>
             <w:pPr>
-              <w:pStyle w:val="paragraph"/>
-              <w:numPr>
-                <w:ilvl w:val="0"/>
-                <w:numId w:val="6"/>
-              </w:numPr>
-              <w:spacing w:after="0"/>
+              <w:spacing w:after="0" w:line="240" w:lineRule="auto"/>
               <w:jc w:val="both"/>
-              <w:textAlignment w:val="baseline"/>
-              <w:rPr>
-                <w:rStyle w:val="normaltextrun"/>
-                <w:rFonts w:ascii="Calibri" w:hAnsi="Calibri" w:cs="Calibri"/>
-                <w:i/>
-                <w:iCs/>
-                <w:color w:val="0070C0"/>
-                <w:sz w:val="18"/>
-                <w:szCs w:val="18"/>
+              <w:rPr>
+                <w:rFonts w:ascii="Calibri" w:hAnsi="Calibri" w:cs="Arial"/>
+                <w:i/>
+                <w:color w:val="0070C0"/>
+                <w:sz w:val="18"/>
+                <w:szCs w:val="20"/>
+                <w:lang w:eastAsia="es-CL"/>
               </w:rPr>
             </w:pPr>
             <w:r>
               <w:rPr>
-                <w:rStyle w:val="normaltextrun"/>
-                <w:rFonts w:ascii="Calibri" w:hAnsi="Calibri" w:cs="Calibri"/>
-                <w:i/>
-                <w:iCs/>
-                <w:color w:val="0070C0"/>
-                <w:sz w:val="18"/>
-                <w:szCs w:val="18"/>
-              </w:rPr>
-              <w:t>Relevancia para el campo laboral. El problema es típico de la profesión: digitalizar un proceso administrativo manual aplicando control de acceso por roles, trazabilidad, protección de datos personales y generación de información para decidir. Son tareas habituales de un ingeniero en informática en cualquier organización.</w:t>
+                <w:rFonts w:ascii="Calibri" w:hAnsi="Calibri" w:cs="Arial"/>
+                <w:i/>
+                <w:color w:val="0070C0"/>
+                <w:sz w:val="18"/>
+                <w:szCs w:val="20"/>
+                <w:lang w:eastAsia="es-CL"/>
+              </w:rPr>
+              <w:t>Relevancia para el campo laboral: digitalizar un proceso administrativo manual con control de acceso por roles, trazabilidad, protección de datos personales y generación de información para decidir es una tarea habitual de un ingeniero en informática.</w:t>
             </w:r>
           </w:p>
           <w:p>
             <w:pPr>
-              <w:pStyle w:val="paragraph"/>
-              <w:numPr>
-                <w:ilvl w:val="0"/>
-                <w:numId w:val="6"/>
-              </w:numPr>
-              <w:spacing w:after="0"/>
+              <w:spacing w:after="0" w:line="240" w:lineRule="auto"/>
               <w:jc w:val="both"/>
-              <w:textAlignment w:val="baseline"/>
-              <w:rPr>
-                <w:rStyle w:val="normaltextrun"/>
-                <w:rFonts w:ascii="Calibri" w:hAnsi="Calibri" w:cs="Calibri"/>
-                <w:i/>
-                <w:iCs/>
-                <w:color w:val="0070C0"/>
-                <w:sz w:val="18"/>
-                <w:szCs w:val="18"/>
+              <w:rPr>
+                <w:rFonts w:ascii="Calibri" w:hAnsi="Calibri" w:cs="Arial"/>
+                <w:i/>
+                <w:color w:val="0070C0"/>
+                <w:sz w:val="18"/>
+                <w:szCs w:val="20"/>
+                <w:lang w:eastAsia="es-CL"/>
               </w:rPr>
             </w:pPr>
             <w:r>
               <w:rPr>
-                <w:rStyle w:val="normaltextrun"/>
-                <w:rFonts w:ascii="Calibri" w:hAnsi="Calibri" w:cs="Calibri"/>
-                <w:i/>
-                <w:iCs/>
-                <w:color w:val="0070C0"/>
-                <w:sz w:val="18"/>
-                <w:szCs w:val="18"/>
-              </w:rPr>
-              <w:t>Dónde se ubica. En Duoc UC Sede Alameda, en el Punto Estudiantil, que gestiona actividades masivas y talleres para estudiantes de distintas escuelas, carreras y jornadas.</w:t>
+                <w:rFonts w:ascii="Calibri" w:hAnsi="Calibri" w:cs="Arial"/>
+                <w:i/>
+                <w:color w:val="0070C0"/>
+                <w:sz w:val="18"/>
+                <w:szCs w:val="20"/>
+                <w:lang w:eastAsia="es-CL"/>
+              </w:rPr>
+              <w:t>Dónde se ubica: en el Punto Estudiantil de Duoc UC Sede Alameda, que gestiona actividades masivas y talleres para estudiantes de distintas escuelas, carreras y jornadas.</w:t>
             </w:r>
           </w:p>
           <w:p>
             <w:pPr>
-              <w:pStyle w:val="paragraph"/>
-              <w:numPr>
-                <w:ilvl w:val="0"/>
-                <w:numId w:val="6"/>
-              </w:numPr>
-              <w:spacing w:after="0"/>
+              <w:spacing w:after="0" w:line="240" w:lineRule="auto"/>
               <w:jc w:val="both"/>
-              <w:textAlignment w:val="baseline"/>
-              <w:rPr>
-                <w:rStyle w:val="normaltextrun"/>
-                <w:rFonts w:ascii="Calibri" w:hAnsi="Calibri" w:cs="Calibri"/>
-                <w:i/>
-                <w:iCs/>
-                <w:color w:val="0070C0"/>
-                <w:sz w:val="18"/>
-                <w:szCs w:val="18"/>
+              <w:rPr>
+                <w:rFonts w:ascii="Calibri" w:hAnsi="Calibri" w:cs="Arial"/>
+                <w:i/>
+                <w:color w:val="0070C0"/>
+                <w:sz w:val="18"/>
+                <w:szCs w:val="20"/>
+                <w:lang w:eastAsia="es-CL"/>
               </w:rPr>
             </w:pPr>
             <w:r>
               <w:rPr>
-                <w:rStyle w:val="normaltextrun"/>
-                <w:rFonts w:ascii="Calibri" w:hAnsi="Calibri" w:cs="Calibri"/>
-                <w:i/>
-                <w:iCs/>
-                <w:color w:val="0070C0"/>
-                <w:sz w:val="18"/>
-                <w:szCs w:val="18"/>
-              </w:rPr>
-              <w:t>A quiénes afecta. A los estudiantes, que se inscriben y asisten; a los operadores, que registran la asistencia en terreno; a los creadores de eventos, que organizan y consultan sus actividades; y a los administradores, que supervisan el sistema y los reportes.</w:t>
+                <w:rFonts w:ascii="Calibri" w:hAnsi="Calibri" w:cs="Arial"/>
+                <w:i/>
+                <w:color w:val="0070C0"/>
+                <w:sz w:val="18"/>
+                <w:szCs w:val="20"/>
+                <w:lang w:eastAsia="es-CL"/>
+              </w:rPr>
+              <w:t>A quiénes afecta: estudiantes que se inscriben y asisten; operadores que registran asistencia; creadores de eventos que organizan actividades; y administradores que supervisan el sistema.</w:t>
             </w:r>
           </w:p>
           <w:p>
             <w:pPr>
-              <w:pStyle w:val="Prrafodelista"/>
-              <w:numPr>
-                <w:ilvl w:val="0"/>
-                <w:numId w:val="6"/>
-              </w:numPr>
               <w:spacing w:after="0" w:line="240" w:lineRule="auto"/>
               <w:jc w:val="both"/>
               <w:rPr>
@@ -1097,15 +1060,14 @@
             </w:pPr>
             <w:r>
               <w:rPr>
-                <w:rStyle w:val="normaltextrun"/>
-                <w:rFonts w:ascii="Calibri" w:hAnsi="Calibri" w:cs="Calibri"/>
-                <w:i/>
-                <w:iCs/>
-                <w:color w:val="0070C0"/>
-                <w:sz w:val="18"/>
-                <w:szCs w:val="18"/>
-              </w:rPr>
-              <w:t>Aporte de valor. La plataforma centraliza la información en una base de datos, evita registros duplicados, controla cupos con bloqueo transaccional, restringe cada función según el rol, deja trazabilidad de las acciones y genera reportes exportables por carrera, jornada, escuela y tipo de actividad. Con ello reduce errores, mejora la experiencia de los estudiantes y entrega datos históricos para la toma de decisiones. El valor es real, porque se desarrolló con una contraparte concreta, el Punto Estudiantil, que validó requerimientos y pidió cambios durante el desarrollo.</w:t>
+                <w:rFonts w:ascii="Calibri" w:hAnsi="Calibri" w:cs="Arial"/>
+                <w:i/>
+                <w:color w:val="0070C0"/>
+                <w:sz w:val="18"/>
+                <w:szCs w:val="20"/>
+                <w:lang w:eastAsia="es-CL"/>
+              </w:rPr>
+              <w:t>Aporte de valor: la plataforma centraliza la información, evita duplicados, controla cupos con bloqueo transaccional, restringe cada función por rol, deja trazabilidad y genera reportes exportables por carrera, jornada, escuela y tipo de actividad. Se desarrolló con una contraparte real, que validó requerimientos y pidió cambios durante el proceso.</w:t>
             </w:r>
           </w:p>
         </w:tc>
@@ -1145,12 +1107,6 @@
           </w:tcPr>
           <w:p>
             <w:pPr>
-              <w:pStyle w:val="Prrafodelista"/>
-              <w:numPr>
-                <w:ilvl w:val="0"/>
-                <w:numId w:val="1"/>
-              </w:numPr>
-              <w:spacing w:after="0" w:line="240" w:lineRule="auto"/>
               <w:jc w:val="both"/>
               <w:rPr>
                 <w:rFonts w:ascii="Calibri" w:hAnsi="Calibri" w:cs="Arial"/>
@@ -1158,51 +1114,36 @@
                 <w:color w:val="0070C0"/>
                 <w:sz w:val="18"/>
                 <w:szCs w:val="20"/>
-                <w:lang w:eastAsia="es-CL"/>
+                <w:lang w:val="es-ES" w:eastAsia="es-CL"/>
               </w:rPr>
             </w:pPr>
             <w:r>
               <w:rPr>
                 <w:rFonts w:ascii="Calibri" w:hAnsi="Calibri" w:cs="Arial"/>
-                <w:i/>
-                <w:color w:val="0070C0"/>
-                <w:sz w:val="18"/>
-                <w:szCs w:val="20"/>
-                <w:lang w:eastAsia="es-CL"/>
-              </w:rPr>
-              <w:t>Objetivo general</w:t>
-            </w:r>
-            <w:r>
-              <w:rPr>
-                <w:rFonts w:ascii="Calibri" w:hAnsi="Calibri" w:cs="Arial"/>
-                <w:i/>
-                <w:color w:val="0070C0"/>
-                <w:sz w:val="18"/>
-                <w:szCs w:val="20"/>
-                <w:lang w:eastAsia="es-CL"/>
-              </w:rPr>
-              <w:t xml:space="preserve">: </w:t>
-            </w:r>
-            <w:r>
-              <w:rPr>
-                <w:rFonts w:ascii="Calibri" w:hAnsi="Calibri" w:cs="Arial"/>
-                <w:i/>
-                <w:color w:val="0070C0"/>
-                <w:sz w:val="18"/>
-                <w:szCs w:val="20"/>
-                <w:lang w:eastAsia="es-CL"/>
-              </w:rPr>
-              <w:t>Desarrollar una plataforma web que centralice la gestión de actividades, inscripciones y registro de asistencia del Punto Estudiantil de Duoc UC Sede Alameda, reemplazando el uso de planillas Excel y formularios externos dispersos.</w:t>
+                <w:b/>
+                <w:bCs/>
+                <w:i/>
+                <w:color w:val="0070C0"/>
+                <w:sz w:val="18"/>
+                <w:szCs w:val="20"/>
+                <w:lang w:val="es-ES" w:eastAsia="es-CL"/>
+              </w:rPr>
+              <w:t>General:</w:t>
+            </w:r>
+            <w:r>
+              <w:rPr>
+                <w:rFonts w:ascii="Calibri" w:hAnsi="Calibri" w:cs="Arial"/>
+                <w:i/>
+                <w:color w:val="0070C0"/>
+                <w:sz w:val="18"/>
+                <w:szCs w:val="20"/>
+                <w:lang w:val="es-ES" w:eastAsia="es-CL"/>
+              </w:rPr>
+              <w:t xml:space="preserve"> Desarrollar una plataforma web que centralice la gestión de actividades, inscripciones y registro de asistencia del Punto Estudiantil de Duoc UC Sede Alameda, reemplazando el uso de planillas Excel y formularios externos dispersos.</w:t>
             </w:r>
           </w:p>
           <w:p>
             <w:pPr>
-              <w:pStyle w:val="Prrafodelista"/>
-              <w:numPr>
-                <w:ilvl w:val="0"/>
-                <w:numId w:val="1"/>
-              </w:numPr>
-              <w:spacing w:after="0" w:line="240" w:lineRule="auto"/>
               <w:jc w:val="both"/>
               <w:rPr>
                 <w:rFonts w:ascii="Calibri" w:hAnsi="Calibri" w:cs="Arial"/>
@@ -1210,40 +1151,29 @@
                 <w:color w:val="0070C0"/>
                 <w:sz w:val="18"/>
                 <w:szCs w:val="20"/>
-                <w:lang w:eastAsia="es-CL"/>
+                <w:lang w:val="es-ES" w:eastAsia="es-CL"/>
               </w:rPr>
             </w:pPr>
             <w:r>
               <w:rPr>
                 <w:rFonts w:ascii="Calibri" w:hAnsi="Calibri" w:cs="Arial"/>
-                <w:i/>
-                <w:color w:val="0070C0"/>
-                <w:sz w:val="18"/>
-                <w:szCs w:val="20"/>
-                <w:lang w:eastAsia="es-CL"/>
-              </w:rPr>
-              <w:t>Objetivos específicos</w:t>
-            </w:r>
-            <w:r>
-              <w:rPr>
-                <w:rFonts w:ascii="Calibri" w:hAnsi="Calibri" w:cs="Arial"/>
-                <w:i/>
-                <w:color w:val="0070C0"/>
-                <w:sz w:val="18"/>
-                <w:szCs w:val="20"/>
-                <w:lang w:eastAsia="es-CL"/>
-              </w:rPr>
-              <w:t xml:space="preserve">: </w:t>
+                <w:b/>
+                <w:bCs/>
+                <w:i/>
+                <w:color w:val="0070C0"/>
+                <w:sz w:val="18"/>
+                <w:szCs w:val="20"/>
+                <w:lang w:val="es-ES" w:eastAsia="es-CL"/>
+              </w:rPr>
+              <w:t>Específicos:</w:t>
             </w:r>
           </w:p>
           <w:p>
             <w:pPr>
-              <w:pStyle w:val="Prrafodelista"/>
               <w:numPr>
                 <w:ilvl w:val="0"/>
-                <w:numId w:val="7"/>
+                <w:numId w:val="9"/>
               </w:numPr>
-              <w:spacing w:after="0" w:line="240" w:lineRule="auto"/>
               <w:jc w:val="both"/>
               <w:rPr>
                 <w:rFonts w:ascii="Calibri" w:hAnsi="Calibri" w:cs="Arial"/>
@@ -1251,7 +1181,7 @@
                 <w:color w:val="0070C0"/>
                 <w:sz w:val="18"/>
                 <w:szCs w:val="20"/>
-                <w:lang w:eastAsia="es-CL"/>
+                <w:lang w:val="es-ES" w:eastAsia="es-CL"/>
               </w:rPr>
             </w:pPr>
             <w:r>
@@ -1261,19 +1191,17 @@
                 <w:color w:val="0070C0"/>
                 <w:sz w:val="18"/>
                 <w:szCs w:val="20"/>
-                <w:lang w:eastAsia="es-CL"/>
+                <w:lang w:val="es-ES" w:eastAsia="es-CL"/>
               </w:rPr>
               <w:t>Implementar un módulo de registro de asistencia presencial mediante RUT, código QR de cédula de identidad y código de barras de la aplicación Vivo Duoc, evitando registros duplicados.</w:t>
             </w:r>
           </w:p>
           <w:p>
             <w:pPr>
-              <w:pStyle w:val="Prrafodelista"/>
               <w:numPr>
                 <w:ilvl w:val="0"/>
-                <w:numId w:val="7"/>
+                <w:numId w:val="9"/>
               </w:numPr>
-              <w:spacing w:after="0" w:line="240" w:lineRule="auto"/>
               <w:jc w:val="both"/>
               <w:rPr>
                 <w:rFonts w:ascii="Calibri" w:hAnsi="Calibri" w:cs="Arial"/>
@@ -1281,7 +1209,7 @@
                 <w:color w:val="0070C0"/>
                 <w:sz w:val="18"/>
                 <w:szCs w:val="20"/>
-                <w:lang w:eastAsia="es-CL"/>
+                <w:lang w:val="es-ES" w:eastAsia="es-CL"/>
               </w:rPr>
             </w:pPr>
             <w:r>
@@ -1291,19 +1219,17 @@
                 <w:color w:val="0070C0"/>
                 <w:sz w:val="18"/>
                 <w:szCs w:val="20"/>
-                <w:lang w:eastAsia="es-CL"/>
+                <w:lang w:val="es-ES" w:eastAsia="es-CL"/>
               </w:rPr>
               <w:t>Desarrollar un módulo de inscripción web para talleres con cupos limitados, con control de vacantes en tiempo real y bloqueo transaccional al llenarse.</w:t>
             </w:r>
           </w:p>
           <w:p>
             <w:pPr>
-              <w:pStyle w:val="Prrafodelista"/>
               <w:numPr>
                 <w:ilvl w:val="0"/>
-                <w:numId w:val="7"/>
+                <w:numId w:val="9"/>
               </w:numPr>
-              <w:spacing w:after="0" w:line="240" w:lineRule="auto"/>
               <w:jc w:val="both"/>
               <w:rPr>
                 <w:rFonts w:ascii="Calibri" w:hAnsi="Calibri" w:cs="Arial"/>
@@ -1311,7 +1237,7 @@
                 <w:color w:val="0070C0"/>
                 <w:sz w:val="18"/>
                 <w:szCs w:val="20"/>
-                <w:lang w:eastAsia="es-CL"/>
+                <w:lang w:val="es-ES" w:eastAsia="es-CL"/>
               </w:rPr>
             </w:pPr>
             <w:r>
@@ -1321,19 +1247,17 @@
                 <w:color w:val="0070C0"/>
                 <w:sz w:val="18"/>
                 <w:szCs w:val="20"/>
-                <w:lang w:eastAsia="es-CL"/>
-              </w:rPr>
-              <w:t>Diseñar un sistema de usuarios y roles que restrinja el acceso a cada función según el perfil autenticado (Administrador, Creador de Evento y Encargado de Registro).</w:t>
+                <w:lang w:val="es-ES" w:eastAsia="es-CL"/>
+              </w:rPr>
+              <w:t>Diseñar un sistema de usuarios y roles que restrinja el acceso a cada función según el perfil autenticado.</w:t>
             </w:r>
           </w:p>
           <w:p>
             <w:pPr>
-              <w:pStyle w:val="Prrafodelista"/>
               <w:numPr>
                 <w:ilvl w:val="0"/>
-                <w:numId w:val="7"/>
+                <w:numId w:val="9"/>
               </w:numPr>
-              <w:spacing w:after="0" w:line="240" w:lineRule="auto"/>
               <w:jc w:val="both"/>
               <w:rPr>
                 <w:rFonts w:ascii="Calibri" w:hAnsi="Calibri" w:cs="Arial"/>
@@ -1341,7 +1265,7 @@
                 <w:color w:val="0070C0"/>
                 <w:sz w:val="18"/>
                 <w:szCs w:val="20"/>
-                <w:lang w:eastAsia="es-CL"/>
+                <w:lang w:val="es-ES" w:eastAsia="es-CL"/>
               </w:rPr>
             </w:pPr>
             <w:r>
@@ -1351,17 +1275,16 @@
                 <w:color w:val="0070C0"/>
                 <w:sz w:val="18"/>
                 <w:szCs w:val="20"/>
-                <w:lang w:eastAsia="es-CL"/>
+                <w:lang w:val="es-ES" w:eastAsia="es-CL"/>
               </w:rPr>
               <w:t>Generar un módulo de reportes exportables a Excel/CSV que permita analizar la participación por carrera, jornada y tipo de evento.</w:t>
             </w:r>
           </w:p>
           <w:p>
             <w:pPr>
-              <w:pStyle w:val="Prrafodelista"/>
               <w:numPr>
                 <w:ilvl w:val="0"/>
-                <w:numId w:val="7"/>
+                <w:numId w:val="9"/>
               </w:numPr>
               <w:jc w:val="both"/>
               <w:rPr>
@@ -1370,7 +1293,7 @@
                 <w:color w:val="0070C0"/>
                 <w:sz w:val="18"/>
                 <w:szCs w:val="20"/>
-                <w:lang w:eastAsia="es-CL"/>
+                <w:lang w:val="es-ES" w:eastAsia="es-CL"/>
               </w:rPr>
             </w:pPr>
             <w:r>
@@ -1380,10 +1303,23 @@
                 <w:color w:val="0070C0"/>
                 <w:sz w:val="18"/>
                 <w:szCs w:val="20"/>
-                <w:lang w:eastAsia="es-CL"/>
+                <w:lang w:val="es-ES" w:eastAsia="es-CL"/>
               </w:rPr>
               <w:t>Incorporar mecanismos de respaldo automático de la información para evitar la dependencia de un único dispositivo de almacenamiento.</w:t>
             </w:r>
+          </w:p>
+          <w:p>
+            <w:pPr>
+              <w:jc w:val="both"/>
+              <w:rPr>
+                <w:rFonts w:ascii="Calibri" w:hAnsi="Calibri" w:cs="Arial"/>
+                <w:i/>
+                <w:color w:val="0070C0"/>
+                <w:sz w:val="18"/>
+                <w:szCs w:val="20"/>
+                <w:lang w:val="es-ES" w:eastAsia="es-CL"/>
+              </w:rPr>
+            </w:pPr>
           </w:p>
         </w:tc>
       </w:tr>
@@ -1424,7 +1360,7 @@
                 <w:color w:val="0070C0"/>
                 <w:sz w:val="18"/>
                 <w:szCs w:val="20"/>
-                <w:lang w:eastAsia="es-CL"/>
+                <w:lang w:val="es-ES" w:eastAsia="es-CL"/>
               </w:rPr>
             </w:pPr>
             <w:r>
@@ -1434,9 +1370,9 @@
                 <w:color w:val="0070C0"/>
                 <w:sz w:val="18"/>
                 <w:szCs w:val="20"/>
-                <w:lang w:eastAsia="es-CL"/>
-              </w:rPr>
-              <w:t xml:space="preserve">Metodología utilizada. Scrum, organizado en 5 </w:t>
+                <w:lang w:val="es-ES" w:eastAsia="es-CL"/>
+              </w:rPr>
+              <w:t xml:space="preserve">Scrum, con 5 </w:t>
             </w:r>
             <w:proofErr w:type="spellStart"/>
             <w:r>
@@ -1446,7 +1382,7 @@
                 <w:color w:val="0070C0"/>
                 <w:sz w:val="18"/>
                 <w:szCs w:val="20"/>
-                <w:lang w:eastAsia="es-CL"/>
+                <w:lang w:val="es-ES" w:eastAsia="es-CL"/>
               </w:rPr>
               <w:t>sprints</w:t>
             </w:r>
@@ -1458,40 +1394,104 @@
                 <w:color w:val="0070C0"/>
                 <w:sz w:val="18"/>
                 <w:szCs w:val="20"/>
-                <w:lang w:eastAsia="es-CL"/>
-              </w:rPr>
-              <w:t xml:space="preserve"> de 2 semanas cada uno (semanas 5 a 14 de la asignatura).</w:t>
+                <w:lang w:val="es-ES" w:eastAsia="es-CL"/>
+              </w:rPr>
+              <w:t xml:space="preserve"> de 2 semanas (semanas 5 a 14).</w:t>
             </w:r>
           </w:p>
           <w:p>
             <w:pPr>
-              <w:rPr>
-                <w:rFonts w:ascii="Calibri" w:hAnsi="Calibri" w:cs="Arial"/>
-                <w:i/>
-                <w:color w:val="0070C0"/>
-                <w:sz w:val="18"/>
-                <w:szCs w:val="20"/>
-                <w:lang w:eastAsia="es-CL"/>
+              <w:numPr>
+                <w:ilvl w:val="0"/>
+                <w:numId w:val="10"/>
+              </w:numPr>
+              <w:rPr>
+                <w:rFonts w:ascii="Calibri" w:hAnsi="Calibri" w:cs="Arial"/>
+                <w:i/>
+                <w:color w:val="0070C0"/>
+                <w:sz w:val="18"/>
+                <w:szCs w:val="20"/>
+                <w:lang w:val="es-ES" w:eastAsia="es-CL"/>
               </w:rPr>
             </w:pPr>
             <w:r>
               <w:rPr>
                 <w:rFonts w:ascii="Calibri" w:hAnsi="Calibri" w:cs="Arial"/>
-                <w:i/>
-                <w:color w:val="0070C0"/>
-                <w:sz w:val="18"/>
-                <w:szCs w:val="20"/>
-                <w:lang w:eastAsia="es-CL"/>
-              </w:rPr>
-              <w:t>Fases y procedimientos.</w:t>
+                <w:b/>
+                <w:bCs/>
+                <w:i/>
+                <w:color w:val="0070C0"/>
+                <w:sz w:val="18"/>
+                <w:szCs w:val="20"/>
+                <w:lang w:val="es-ES" w:eastAsia="es-CL"/>
+              </w:rPr>
+              <w:t>Planificación:</w:t>
+            </w:r>
+            <w:r>
+              <w:rPr>
+                <w:rFonts w:ascii="Calibri" w:hAnsi="Calibri" w:cs="Arial"/>
+                <w:i/>
+                <w:color w:val="0070C0"/>
+                <w:sz w:val="18"/>
+                <w:szCs w:val="20"/>
+                <w:lang w:val="es-ES" w:eastAsia="es-CL"/>
+              </w:rPr>
+              <w:t xml:space="preserve"> levantamiento de requerimientos con el Punto Estudiantil, PMV con 8 épicas y dimensionamiento con </w:t>
+            </w:r>
+            <w:proofErr w:type="spellStart"/>
+            <w:r>
+              <w:rPr>
+                <w:rFonts w:ascii="Calibri" w:hAnsi="Calibri" w:cs="Arial"/>
+                <w:i/>
+                <w:color w:val="0070C0"/>
+                <w:sz w:val="18"/>
+                <w:szCs w:val="20"/>
+                <w:lang w:val="es-ES" w:eastAsia="es-CL"/>
+              </w:rPr>
+              <w:t>Planning</w:t>
+            </w:r>
+            <w:proofErr w:type="spellEnd"/>
+            <w:r>
+              <w:rPr>
+                <w:rFonts w:ascii="Calibri" w:hAnsi="Calibri" w:cs="Arial"/>
+                <w:i/>
+                <w:color w:val="0070C0"/>
+                <w:sz w:val="18"/>
+                <w:szCs w:val="20"/>
+                <w:lang w:val="es-ES" w:eastAsia="es-CL"/>
+              </w:rPr>
+              <w:t xml:space="preserve"> Poker (50 PF), distribuidos en </w:t>
+            </w:r>
+            <w:proofErr w:type="spellStart"/>
+            <w:r>
+              <w:rPr>
+                <w:rFonts w:ascii="Calibri" w:hAnsi="Calibri" w:cs="Arial"/>
+                <w:i/>
+                <w:color w:val="0070C0"/>
+                <w:sz w:val="18"/>
+                <w:szCs w:val="20"/>
+                <w:lang w:val="es-ES" w:eastAsia="es-CL"/>
+              </w:rPr>
+              <w:t>sprints</w:t>
+            </w:r>
+            <w:proofErr w:type="spellEnd"/>
+            <w:r>
+              <w:rPr>
+                <w:rFonts w:ascii="Calibri" w:hAnsi="Calibri" w:cs="Arial"/>
+                <w:i/>
+                <w:color w:val="0070C0"/>
+                <w:sz w:val="18"/>
+                <w:szCs w:val="20"/>
+                <w:lang w:val="es-ES" w:eastAsia="es-CL"/>
+              </w:rPr>
+              <w:t>.</w:t>
             </w:r>
           </w:p>
           <w:p>
             <w:pPr>
-              <w:pStyle w:val="Prrafodelista"/>
               <w:numPr>
                 <w:ilvl w:val="0"/>
-                <w:numId w:val="8"/>
+                <w:numId w:val="10"/>
               </w:numPr>
               <w:rPr>
                 <w:rFonts w:ascii="Calibri" w:hAnsi="Calibri" w:cs="Arial"/>
@@ -1499,19 +1499,32 @@
                 <w:color w:val="0070C0"/>
                 <w:sz w:val="18"/>
                 <w:szCs w:val="20"/>
-                <w:lang w:eastAsia="es-CL"/>
+                <w:lang w:val="es-ES" w:eastAsia="es-CL"/>
               </w:rPr>
             </w:pPr>
             <w:r>
               <w:rPr>
                 <w:rFonts w:ascii="Calibri" w:hAnsi="Calibri" w:cs="Arial"/>
-                <w:i/>
-                <w:color w:val="0070C0"/>
-                <w:sz w:val="18"/>
-                <w:szCs w:val="20"/>
-                <w:lang w:eastAsia="es-CL"/>
-              </w:rPr>
-              <w:t xml:space="preserve">Planificación: se levantaron los requerimientos con el Punto Estudiantil y se redactó el PMV con 8 épicas. Se dimensionaron con </w:t>
+                <w:b/>
+                <w:bCs/>
+                <w:i/>
+                <w:color w:val="0070C0"/>
+                <w:sz w:val="18"/>
+                <w:szCs w:val="20"/>
+                <w:lang w:val="es-ES" w:eastAsia="es-CL"/>
+              </w:rPr>
+              <w:t>Ejecución:</w:t>
+            </w:r>
+            <w:r>
+              <w:rPr>
+                <w:rFonts w:ascii="Calibri" w:hAnsi="Calibri" w:cs="Arial"/>
+                <w:i/>
+                <w:color w:val="0070C0"/>
+                <w:sz w:val="18"/>
+                <w:szCs w:val="20"/>
+                <w:lang w:val="es-ES" w:eastAsia="es-CL"/>
+              </w:rPr>
+              <w:t xml:space="preserve"> Sprint </w:t>
             </w:r>
             <w:proofErr w:type="spellStart"/>
             <w:r>
@@ -1521,7 +1534,7 @@
                 <w:color w:val="0070C0"/>
                 <w:sz w:val="18"/>
                 <w:szCs w:val="20"/>
-                <w:lang w:eastAsia="es-CL"/>
+                <w:lang w:val="es-ES" w:eastAsia="es-CL"/>
               </w:rPr>
               <w:t>Planning</w:t>
             </w:r>
@@ -1533,9 +1546,9 @@
                 <w:color w:val="0070C0"/>
                 <w:sz w:val="18"/>
                 <w:szCs w:val="20"/>
-                <w:lang w:eastAsia="es-CL"/>
-              </w:rPr>
-              <w:t xml:space="preserve"> Poker en puntos de función (50 PF en total) y se distribuyeron en </w:t>
+                <w:lang w:val="es-ES" w:eastAsia="es-CL"/>
+              </w:rPr>
+              <w:t xml:space="preserve"> al inicio, Daily Scrum de seguimiento, Sprint </w:t>
             </w:r>
             <w:proofErr w:type="spellStart"/>
             <w:r>
@@ -1545,9 +1558,9 @@
                 <w:color w:val="0070C0"/>
                 <w:sz w:val="18"/>
                 <w:szCs w:val="20"/>
-                <w:lang w:eastAsia="es-CL"/>
-              </w:rPr>
-              <w:t>sprints</w:t>
+                <w:lang w:val="es-ES" w:eastAsia="es-CL"/>
+              </w:rPr>
+              <w:t>Review</w:t>
             </w:r>
             <w:proofErr w:type="spellEnd"/>
             <w:r>
@@ -1557,17 +1570,16 @@
                 <w:color w:val="0070C0"/>
                 <w:sz w:val="18"/>
                 <w:szCs w:val="20"/>
-                <w:lang w:eastAsia="es-CL"/>
-              </w:rPr>
-              <w:t>.</w:t>
+                <w:lang w:val="es-ES" w:eastAsia="es-CL"/>
+              </w:rPr>
+              <w:t xml:space="preserve"> con validación de la contraparte en hitos clave y retrospectiva. Cada sprint dejó un incremento funcional en el repositorio.</w:t>
             </w:r>
           </w:p>
           <w:p>
             <w:pPr>
-              <w:pStyle w:val="Prrafodelista"/>
               <w:numPr>
                 <w:ilvl w:val="0"/>
-                <w:numId w:val="8"/>
+                <w:numId w:val="10"/>
               </w:numPr>
               <w:rPr>
                 <w:rFonts w:ascii="Calibri" w:hAnsi="Calibri" w:cs="Arial"/>
@@ -1575,19 +1587,32 @@
                 <w:color w:val="0070C0"/>
                 <w:sz w:val="18"/>
                 <w:szCs w:val="20"/>
-                <w:lang w:eastAsia="es-CL"/>
+                <w:lang w:val="es-ES" w:eastAsia="es-CL"/>
               </w:rPr>
             </w:pPr>
             <w:r>
               <w:rPr>
                 <w:rFonts w:ascii="Calibri" w:hAnsi="Calibri" w:cs="Arial"/>
-                <w:i/>
-                <w:color w:val="0070C0"/>
-                <w:sz w:val="18"/>
-                <w:szCs w:val="20"/>
-                <w:lang w:eastAsia="es-CL"/>
-              </w:rPr>
-              <w:t xml:space="preserve">Ejecución por </w:t>
+                <w:b/>
+                <w:bCs/>
+                <w:i/>
+                <w:color w:val="0070C0"/>
+                <w:sz w:val="18"/>
+                <w:szCs w:val="20"/>
+                <w:lang w:val="es-ES" w:eastAsia="es-CL"/>
+              </w:rPr>
+              <w:t>Calidad:</w:t>
+            </w:r>
+            <w:r>
+              <w:rPr>
+                <w:rFonts w:ascii="Calibri" w:hAnsi="Calibri" w:cs="Arial"/>
+                <w:i/>
+                <w:color w:val="0070C0"/>
+                <w:sz w:val="18"/>
+                <w:szCs w:val="20"/>
+                <w:lang w:val="es-ES" w:eastAsia="es-CL"/>
+              </w:rPr>
+              <w:t xml:space="preserve"> </w:t>
             </w:r>
             <w:proofErr w:type="spellStart"/>
             <w:r>
@@ -1597,9 +1622,9 @@
                 <w:color w:val="0070C0"/>
                 <w:sz w:val="18"/>
                 <w:szCs w:val="20"/>
-                <w:lang w:eastAsia="es-CL"/>
-              </w:rPr>
-              <w:t>sprints</w:t>
+                <w:lang w:val="es-ES" w:eastAsia="es-CL"/>
+              </w:rPr>
+              <w:t>Definition</w:t>
             </w:r>
             <w:proofErr w:type="spellEnd"/>
             <w:r>
@@ -1609,9 +1634,9 @@
                 <w:color w:val="0070C0"/>
                 <w:sz w:val="18"/>
                 <w:szCs w:val="20"/>
-                <w:lang w:eastAsia="es-CL"/>
-              </w:rPr>
-              <w:t xml:space="preserve">: Sprint </w:t>
+                <w:lang w:val="es-ES" w:eastAsia="es-CL"/>
+              </w:rPr>
+              <w:t xml:space="preserve"> </w:t>
             </w:r>
             <w:proofErr w:type="spellStart"/>
             <w:r>
@@ -1621,9 +1646,9 @@
                 <w:color w:val="0070C0"/>
                 <w:sz w:val="18"/>
                 <w:szCs w:val="20"/>
-                <w:lang w:eastAsia="es-CL"/>
-              </w:rPr>
-              <w:t>Planning</w:t>
+                <w:lang w:val="es-ES" w:eastAsia="es-CL"/>
+              </w:rPr>
+              <w:t>of</w:t>
             </w:r>
             <w:proofErr w:type="spellEnd"/>
             <w:r>
@@ -1633,41 +1658,16 @@
                 <w:color w:val="0070C0"/>
                 <w:sz w:val="18"/>
                 <w:szCs w:val="20"/>
-                <w:lang w:eastAsia="es-CL"/>
-              </w:rPr>
-              <w:t xml:space="preserve"> al inicio, Daily Scrum de seguimiento, Sprint </w:t>
-            </w:r>
-            <w:proofErr w:type="spellStart"/>
-            <w:r>
-              <w:rPr>
-                <w:rFonts w:ascii="Calibri" w:hAnsi="Calibri" w:cs="Arial"/>
-                <w:i/>
-                <w:color w:val="0070C0"/>
-                <w:sz w:val="18"/>
-                <w:szCs w:val="20"/>
-                <w:lang w:eastAsia="es-CL"/>
-              </w:rPr>
-              <w:t>Review</w:t>
-            </w:r>
-            <w:proofErr w:type="spellEnd"/>
-            <w:r>
-              <w:rPr>
-                <w:rFonts w:ascii="Calibri" w:hAnsi="Calibri" w:cs="Arial"/>
-                <w:i/>
-                <w:color w:val="0070C0"/>
-                <w:sz w:val="18"/>
-                <w:szCs w:val="20"/>
-                <w:lang w:eastAsia="es-CL"/>
-              </w:rPr>
-              <w:t xml:space="preserve"> interna con validación de la contraparte en hitos clave, y retrospectiva. Cada sprint terminó con un incremento funcional en el repositorio.</w:t>
+                <w:lang w:val="es-ES" w:eastAsia="es-CL"/>
+              </w:rPr>
+              <w:t xml:space="preserve"> Done por historia y suite de pruebas automatizadas que corre antes de cada cambio relevante.</w:t>
             </w:r>
           </w:p>
           <w:p>
             <w:pPr>
-              <w:pStyle w:val="Prrafodelista"/>
               <w:numPr>
                 <w:ilvl w:val="0"/>
-                <w:numId w:val="8"/>
+                <w:numId w:val="10"/>
               </w:numPr>
               <w:rPr>
                 <w:rFonts w:ascii="Calibri" w:hAnsi="Calibri" w:cs="Arial"/>
@@ -1675,19 +1675,32 @@
                 <w:color w:val="0070C0"/>
                 <w:sz w:val="18"/>
                 <w:szCs w:val="20"/>
-                <w:lang w:eastAsia="es-CL"/>
+                <w:lang w:val="es-ES" w:eastAsia="es-CL"/>
               </w:rPr>
             </w:pPr>
             <w:r>
               <w:rPr>
                 <w:rFonts w:ascii="Calibri" w:hAnsi="Calibri" w:cs="Arial"/>
-                <w:i/>
-                <w:color w:val="0070C0"/>
-                <w:sz w:val="18"/>
-                <w:szCs w:val="20"/>
-                <w:lang w:eastAsia="es-CL"/>
-              </w:rPr>
-              <w:t xml:space="preserve">Aseguramiento de la calidad: cada historia tiene su </w:t>
+                <w:b/>
+                <w:bCs/>
+                <w:i/>
+                <w:color w:val="0070C0"/>
+                <w:sz w:val="18"/>
+                <w:szCs w:val="20"/>
+                <w:lang w:val="es-ES" w:eastAsia="es-CL"/>
+              </w:rPr>
+              <w:t>Documentación:</w:t>
+            </w:r>
+            <w:r>
+              <w:rPr>
+                <w:rFonts w:ascii="Calibri" w:hAnsi="Calibri" w:cs="Arial"/>
+                <w:i/>
+                <w:color w:val="0070C0"/>
+                <w:sz w:val="18"/>
+                <w:szCs w:val="20"/>
+                <w:lang w:val="es-ES" w:eastAsia="es-CL"/>
+              </w:rPr>
+              <w:t xml:space="preserve"> </w:t>
             </w:r>
             <w:proofErr w:type="spellStart"/>
             <w:r>
@@ -1697,7 +1710,31 @@
                 <w:color w:val="0070C0"/>
                 <w:sz w:val="18"/>
                 <w:szCs w:val="20"/>
-                <w:lang w:eastAsia="es-CL"/>
+                <w:lang w:val="es-ES" w:eastAsia="es-CL"/>
+              </w:rPr>
+              <w:t>Product</w:t>
+            </w:r>
+            <w:proofErr w:type="spellEnd"/>
+            <w:r>
+              <w:rPr>
+                <w:rFonts w:ascii="Calibri" w:hAnsi="Calibri" w:cs="Arial"/>
+                <w:i/>
+                <w:color w:val="0070C0"/>
+                <w:sz w:val="18"/>
+                <w:szCs w:val="20"/>
+                <w:lang w:val="es-ES" w:eastAsia="es-CL"/>
+              </w:rPr>
+              <w:t xml:space="preserve"> Vision, Backlog, </w:t>
+            </w:r>
+            <w:proofErr w:type="spellStart"/>
+            <w:r>
+              <w:rPr>
+                <w:rFonts w:ascii="Calibri" w:hAnsi="Calibri" w:cs="Arial"/>
+                <w:i/>
+                <w:color w:val="0070C0"/>
+                <w:sz w:val="18"/>
+                <w:szCs w:val="20"/>
+                <w:lang w:val="es-ES" w:eastAsia="es-CL"/>
               </w:rPr>
               <w:t>Definition</w:t>
             </w:r>
@@ -1709,7 +1746,7 @@
                 <w:color w:val="0070C0"/>
                 <w:sz w:val="18"/>
                 <w:szCs w:val="20"/>
-                <w:lang w:eastAsia="es-CL"/>
+                <w:lang w:val="es-ES" w:eastAsia="es-CL"/>
               </w:rPr>
               <w:t xml:space="preserve"> </w:t>
             </w:r>
@@ -1721,7 +1758,7 @@
                 <w:color w:val="0070C0"/>
                 <w:sz w:val="18"/>
                 <w:szCs w:val="20"/>
-                <w:lang w:eastAsia="es-CL"/>
+                <w:lang w:val="es-ES" w:eastAsia="es-CL"/>
               </w:rPr>
               <w:t>of</w:t>
             </w:r>
@@ -1733,37 +1770,92 @@
                 <w:color w:val="0070C0"/>
                 <w:sz w:val="18"/>
                 <w:szCs w:val="20"/>
-                <w:lang w:eastAsia="es-CL"/>
-              </w:rPr>
-              <w:t xml:space="preserve"> Done (criterios de negocio y técnicos), y se mantiene una suite de pruebas automatizadas que corre antes de cada cambio relevante.</w:t>
+                <w:lang w:val="es-ES" w:eastAsia="es-CL"/>
+              </w:rPr>
+              <w:t xml:space="preserve"> Done y diseño UML, con revisiones fechadas.</w:t>
             </w:r>
           </w:p>
           <w:p>
             <w:pPr>
-              <w:pStyle w:val="Prrafodelista"/>
-              <w:numPr>
-                <w:ilvl w:val="0"/>
-                <w:numId w:val="8"/>
-              </w:numPr>
-              <w:rPr>
-                <w:rFonts w:ascii="Calibri" w:hAnsi="Calibri" w:cs="Arial"/>
-                <w:i/>
-                <w:color w:val="0070C0"/>
-                <w:sz w:val="18"/>
-                <w:szCs w:val="20"/>
-                <w:lang w:eastAsia="es-CL"/>
+              <w:rPr>
+                <w:rFonts w:ascii="Calibri" w:hAnsi="Calibri" w:cs="Arial"/>
+                <w:i/>
+                <w:color w:val="0070C0"/>
+                <w:sz w:val="18"/>
+                <w:szCs w:val="20"/>
+                <w:lang w:val="es-ES" w:eastAsia="es-CL"/>
               </w:rPr>
             </w:pPr>
             <w:r>
               <w:rPr>
                 <w:rFonts w:ascii="Calibri" w:hAnsi="Calibri" w:cs="Arial"/>
                 <w:i/>
-                <w:color w:val="0070C0"/>
-                <w:sz w:val="18"/>
-                <w:szCs w:val="20"/>
-                <w:lang w:eastAsia="es-CL"/>
-              </w:rPr>
-              <w:t xml:space="preserve">Documentación: </w:t>
+                <w:iCs/>
+                <w:color w:val="0070C0"/>
+                <w:sz w:val="18"/>
+                <w:szCs w:val="20"/>
+                <w:lang w:val="es-ES" w:eastAsia="es-CL"/>
+              </w:rPr>
+              <w:t>Roles:</w:t>
+            </w:r>
+            <w:r>
+              <w:rPr>
+                <w:rFonts w:ascii="Calibri" w:hAnsi="Calibri" w:cs="Arial"/>
+                <w:i/>
+                <w:color w:val="0070C0"/>
+                <w:sz w:val="18"/>
+                <w:szCs w:val="20"/>
+                <w:lang w:val="es-ES" w:eastAsia="es-CL"/>
+              </w:rPr>
+              <w:t xml:space="preserve"> Gabriel González (Scrum </w:t>
+            </w:r>
+            <w:proofErr w:type="gramStart"/>
+            <w:r>
+              <w:rPr>
+                <w:rFonts w:ascii="Calibri" w:hAnsi="Calibri" w:cs="Arial"/>
+                <w:i/>
+                <w:color w:val="0070C0"/>
+                <w:sz w:val="18"/>
+                <w:szCs w:val="20"/>
+                <w:lang w:val="es-ES" w:eastAsia="es-CL"/>
+              </w:rPr>
+              <w:t>Master</w:t>
+            </w:r>
+            <w:proofErr w:type="gramEnd"/>
+            <w:r>
+              <w:rPr>
+                <w:rFonts w:ascii="Calibri" w:hAnsi="Calibri" w:cs="Arial"/>
+                <w:i/>
+                <w:color w:val="0070C0"/>
+                <w:sz w:val="18"/>
+                <w:szCs w:val="20"/>
+                <w:lang w:val="es-ES" w:eastAsia="es-CL"/>
+              </w:rPr>
+              <w:t xml:space="preserve">, </w:t>
+            </w:r>
+            <w:proofErr w:type="gramStart"/>
+            <w:r>
+              <w:rPr>
+                <w:rFonts w:ascii="Calibri" w:hAnsi="Calibri" w:cs="Arial"/>
+                <w:i/>
+                <w:color w:val="0070C0"/>
+                <w:sz w:val="18"/>
+                <w:szCs w:val="20"/>
+                <w:lang w:val="es-ES" w:eastAsia="es-CL"/>
+              </w:rPr>
+              <w:t>Jefe</w:t>
+            </w:r>
+            <w:proofErr w:type="gramEnd"/>
+            <w:r>
+              <w:rPr>
+                <w:rFonts w:ascii="Calibri" w:hAnsi="Calibri" w:cs="Arial"/>
+                <w:i/>
+                <w:color w:val="0070C0"/>
+                <w:sz w:val="18"/>
+                <w:szCs w:val="20"/>
+                <w:lang w:val="es-ES" w:eastAsia="es-CL"/>
+              </w:rPr>
+              <w:t xml:space="preserve"> de Proyecto y </w:t>
             </w:r>
             <w:proofErr w:type="spellStart"/>
             <w:r>
@@ -1773,9 +1865,9 @@
                 <w:color w:val="0070C0"/>
                 <w:sz w:val="18"/>
                 <w:szCs w:val="20"/>
-                <w:lang w:eastAsia="es-CL"/>
-              </w:rPr>
-              <w:t>Product</w:t>
+                <w:lang w:val="es-ES" w:eastAsia="es-CL"/>
+              </w:rPr>
+              <w:t>backend</w:t>
             </w:r>
             <w:proofErr w:type="spellEnd"/>
             <w:r>
@@ -1785,9 +1877,9 @@
                 <w:color w:val="0070C0"/>
                 <w:sz w:val="18"/>
                 <w:szCs w:val="20"/>
-                <w:lang w:eastAsia="es-CL"/>
-              </w:rPr>
-              <w:t xml:space="preserve"> Vision, </w:t>
+                <w:lang w:val="es-ES" w:eastAsia="es-CL"/>
+              </w:rPr>
+              <w:t>), Pablo Rebolledo (</w:t>
             </w:r>
             <w:proofErr w:type="spellStart"/>
             <w:r>
@@ -1797,9 +1889,9 @@
                 <w:color w:val="0070C0"/>
                 <w:sz w:val="18"/>
                 <w:szCs w:val="20"/>
-                <w:lang w:eastAsia="es-CL"/>
-              </w:rPr>
-              <w:t>Product</w:t>
+                <w:lang w:val="es-ES" w:eastAsia="es-CL"/>
+              </w:rPr>
+              <w:t>frontend</w:t>
             </w:r>
             <w:proofErr w:type="spellEnd"/>
             <w:r>
@@ -1809,9 +1901,9 @@
                 <w:color w:val="0070C0"/>
                 <w:sz w:val="18"/>
                 <w:szCs w:val="20"/>
-                <w:lang w:eastAsia="es-CL"/>
-              </w:rPr>
-              <w:t xml:space="preserve"> Backlog, </w:t>
+                <w:lang w:val="es-ES" w:eastAsia="es-CL"/>
+              </w:rPr>
+              <w:t xml:space="preserve"> y UX/UI), </w:t>
             </w:r>
             <w:proofErr w:type="spellStart"/>
             <w:r>
@@ -1821,9 +1913,9 @@
                 <w:color w:val="0070C0"/>
                 <w:sz w:val="18"/>
                 <w:szCs w:val="20"/>
-                <w:lang w:eastAsia="es-CL"/>
-              </w:rPr>
-              <w:t>Definition</w:t>
+                <w:lang w:val="es-ES" w:eastAsia="es-CL"/>
+              </w:rPr>
+              <w:t>Diverson</w:t>
             </w:r>
             <w:proofErr w:type="spellEnd"/>
             <w:r>
@@ -1833,7 +1925,7 @@
                 <w:color w:val="0070C0"/>
                 <w:sz w:val="18"/>
                 <w:szCs w:val="20"/>
-                <w:lang w:eastAsia="es-CL"/>
+                <w:lang w:val="es-ES" w:eastAsia="es-CL"/>
               </w:rPr>
               <w:t xml:space="preserve"> </w:t>
             </w:r>
@@ -1845,9 +1937,9 @@
                 <w:color w:val="0070C0"/>
                 <w:sz w:val="18"/>
                 <w:szCs w:val="20"/>
-                <w:lang w:eastAsia="es-CL"/>
-              </w:rPr>
-              <w:t>of</w:t>
+                <w:lang w:val="es-ES" w:eastAsia="es-CL"/>
+              </w:rPr>
+              <w:t>Nonnombre</w:t>
             </w:r>
             <w:proofErr w:type="spellEnd"/>
             <w:r>
@@ -1857,9 +1949,9 @@
                 <w:color w:val="0070C0"/>
                 <w:sz w:val="18"/>
                 <w:szCs w:val="20"/>
-                <w:lang w:eastAsia="es-CL"/>
-              </w:rPr>
-              <w:t xml:space="preserve"> Done y Documento de Diseño UML, con revisiones fechadas.</w:t>
+                <w:lang w:val="es-ES" w:eastAsia="es-CL"/>
+              </w:rPr>
+              <w:t xml:space="preserve"> (base de datos, QA y reportes).</w:t>
             </w:r>
           </w:p>
           <w:p>
@@ -1870,186 +1962,31 @@
                 <w:color w:val="0070C0"/>
                 <w:sz w:val="18"/>
                 <w:szCs w:val="20"/>
-                <w:lang w:eastAsia="es-CL"/>
+                <w:lang w:val="es-ES" w:eastAsia="es-CL"/>
               </w:rPr>
             </w:pPr>
             <w:r>
               <w:rPr>
                 <w:rFonts w:ascii="Calibri" w:hAnsi="Calibri" w:cs="Arial"/>
                 <w:i/>
-                <w:color w:val="0070C0"/>
-                <w:sz w:val="18"/>
-                <w:szCs w:val="20"/>
-                <w:lang w:eastAsia="es-CL"/>
-              </w:rPr>
-              <w:t xml:space="preserve">Roles. Gabriel González, Scrum </w:t>
-            </w:r>
-            <w:proofErr w:type="gramStart"/>
-            <w:r>
-              <w:rPr>
-                <w:rFonts w:ascii="Calibri" w:hAnsi="Calibri" w:cs="Arial"/>
-                <w:i/>
-                <w:color w:val="0070C0"/>
-                <w:sz w:val="18"/>
-                <w:szCs w:val="20"/>
-                <w:lang w:eastAsia="es-CL"/>
-              </w:rPr>
-              <w:t>Master</w:t>
-            </w:r>
-            <w:proofErr w:type="gramEnd"/>
-            <w:r>
-              <w:rPr>
-                <w:rFonts w:ascii="Calibri" w:hAnsi="Calibri" w:cs="Arial"/>
-                <w:i/>
-                <w:color w:val="0070C0"/>
-                <w:sz w:val="18"/>
-                <w:szCs w:val="20"/>
-                <w:lang w:eastAsia="es-CL"/>
-              </w:rPr>
-              <w:t xml:space="preserve">, </w:t>
-            </w:r>
-            <w:proofErr w:type="gramStart"/>
-            <w:r>
-              <w:rPr>
-                <w:rFonts w:ascii="Calibri" w:hAnsi="Calibri" w:cs="Arial"/>
-                <w:i/>
-                <w:color w:val="0070C0"/>
-                <w:sz w:val="18"/>
-                <w:szCs w:val="20"/>
-                <w:lang w:eastAsia="es-CL"/>
-              </w:rPr>
-              <w:t>Jefe</w:t>
-            </w:r>
-            <w:proofErr w:type="gramEnd"/>
-            <w:r>
-              <w:rPr>
-                <w:rFonts w:ascii="Calibri" w:hAnsi="Calibri" w:cs="Arial"/>
-                <w:i/>
-                <w:color w:val="0070C0"/>
-                <w:sz w:val="18"/>
-                <w:szCs w:val="20"/>
-                <w:lang w:eastAsia="es-CL"/>
-              </w:rPr>
-              <w:t xml:space="preserve"> de Proyecto y </w:t>
-            </w:r>
-            <w:proofErr w:type="spellStart"/>
-            <w:r>
-              <w:rPr>
-                <w:rFonts w:ascii="Calibri" w:hAnsi="Calibri" w:cs="Arial"/>
-                <w:i/>
-                <w:color w:val="0070C0"/>
-                <w:sz w:val="18"/>
-                <w:szCs w:val="20"/>
-                <w:lang w:eastAsia="es-CL"/>
-              </w:rPr>
-              <w:t>backend</w:t>
-            </w:r>
-            <w:proofErr w:type="spellEnd"/>
-            <w:r>
-              <w:rPr>
-                <w:rFonts w:ascii="Calibri" w:hAnsi="Calibri" w:cs="Arial"/>
-                <w:i/>
-                <w:color w:val="0070C0"/>
-                <w:sz w:val="18"/>
-                <w:szCs w:val="20"/>
-                <w:lang w:eastAsia="es-CL"/>
-              </w:rPr>
-              <w:t xml:space="preserve">; Pablo Rebolledo, </w:t>
-            </w:r>
-            <w:proofErr w:type="spellStart"/>
-            <w:r>
-              <w:rPr>
-                <w:rFonts w:ascii="Calibri" w:hAnsi="Calibri" w:cs="Arial"/>
-                <w:i/>
-                <w:color w:val="0070C0"/>
-                <w:sz w:val="18"/>
-                <w:szCs w:val="20"/>
-                <w:lang w:eastAsia="es-CL"/>
-              </w:rPr>
-              <w:t>frontend</w:t>
-            </w:r>
-            <w:proofErr w:type="spellEnd"/>
-            <w:r>
-              <w:rPr>
-                <w:rFonts w:ascii="Calibri" w:hAnsi="Calibri" w:cs="Arial"/>
-                <w:i/>
-                <w:color w:val="0070C0"/>
-                <w:sz w:val="18"/>
-                <w:szCs w:val="20"/>
-                <w:lang w:eastAsia="es-CL"/>
-              </w:rPr>
-              <w:t xml:space="preserve"> y UX/UI; </w:t>
-            </w:r>
-            <w:proofErr w:type="spellStart"/>
-            <w:r>
-              <w:rPr>
-                <w:rFonts w:ascii="Calibri" w:hAnsi="Calibri" w:cs="Arial"/>
-                <w:i/>
-                <w:color w:val="0070C0"/>
-                <w:sz w:val="18"/>
-                <w:szCs w:val="20"/>
-                <w:lang w:eastAsia="es-CL"/>
-              </w:rPr>
-              <w:t>Diverson</w:t>
-            </w:r>
-            <w:proofErr w:type="spellEnd"/>
-            <w:r>
-              <w:rPr>
-                <w:rFonts w:ascii="Calibri" w:hAnsi="Calibri" w:cs="Arial"/>
-                <w:i/>
-                <w:color w:val="0070C0"/>
-                <w:sz w:val="18"/>
-                <w:szCs w:val="20"/>
-                <w:lang w:eastAsia="es-CL"/>
-              </w:rPr>
-              <w:t xml:space="preserve"> </w:t>
-            </w:r>
-            <w:proofErr w:type="spellStart"/>
-            <w:r>
-              <w:rPr>
-                <w:rFonts w:ascii="Calibri" w:hAnsi="Calibri" w:cs="Arial"/>
-                <w:i/>
-                <w:color w:val="0070C0"/>
-                <w:sz w:val="18"/>
-                <w:szCs w:val="20"/>
-                <w:lang w:eastAsia="es-CL"/>
-              </w:rPr>
-              <w:t>Nonnombre</w:t>
-            </w:r>
-            <w:proofErr w:type="spellEnd"/>
-            <w:r>
-              <w:rPr>
-                <w:rFonts w:ascii="Calibri" w:hAnsi="Calibri" w:cs="Arial"/>
-                <w:i/>
-                <w:color w:val="0070C0"/>
-                <w:sz w:val="18"/>
-                <w:szCs w:val="20"/>
-                <w:lang w:eastAsia="es-CL"/>
-              </w:rPr>
-              <w:t>, base de datos, QA y reportes.</w:t>
-            </w:r>
-          </w:p>
-          <w:p>
-            <w:pPr>
-              <w:rPr>
-                <w:rFonts w:ascii="Calibri" w:hAnsi="Calibri" w:cs="Arial"/>
-                <w:i/>
-                <w:color w:val="0070C0"/>
-                <w:sz w:val="18"/>
-                <w:szCs w:val="20"/>
-                <w:lang w:eastAsia="es-CL"/>
-              </w:rPr>
-            </w:pPr>
-            <w:r>
-              <w:rPr>
-                <w:rFonts w:ascii="Calibri" w:hAnsi="Calibri" w:cs="Arial"/>
-                <w:i/>
-                <w:color w:val="0070C0"/>
-                <w:sz w:val="18"/>
-                <w:szCs w:val="20"/>
-                <w:lang w:eastAsia="es-CL"/>
-              </w:rPr>
-              <w:t>Pertinencia. Scrum era adecuado por tres razones. El alcance fue cambiando a pedido de la contraparte, y un enfoque iterativo permitió incorporar esos cambios sin rehacer el plan. Cada sprint dejó un incremento que el Punto Estudiantil podía revisar. Y la priorización por puntos de función permitió construir primero lo esencial (usuarios, actividades, asistencia, cupos) y dejar para el final lo que depende de infraestructura externa (correo real y respaldo en producción).</w:t>
+                <w:iCs/>
+                <w:color w:val="0070C0"/>
+                <w:sz w:val="18"/>
+                <w:szCs w:val="20"/>
+                <w:lang w:val="es-ES" w:eastAsia="es-CL"/>
+              </w:rPr>
+              <w:t>Pertinencia:</w:t>
+            </w:r>
+            <w:r>
+              <w:rPr>
+                <w:rFonts w:ascii="Calibri" w:hAnsi="Calibri" w:cs="Arial"/>
+                <w:i/>
+                <w:color w:val="0070C0"/>
+                <w:sz w:val="18"/>
+                <w:szCs w:val="20"/>
+                <w:lang w:val="es-ES" w:eastAsia="es-CL"/>
+              </w:rPr>
+              <w:t xml:space="preserve"> el alcance cambió por pedido de la contraparte, y un enfoque iterativo permitió incorporarlo sin rehacer el plan. Cada sprint dejó algo que el Punto Estudiantil podía revisar. La priorización por puntos de función permitió construir primero lo esencial y dejar al final lo que depende de infraestructura externa.</w:t>
             </w:r>
           </w:p>
         </w:tc>
@@ -2111,92 +2048,792 @@
               <w:t>Etapas o actividades desarrolladas</w:t>
             </w:r>
           </w:p>
+          <w:tbl>
+            <w:tblPr>
+              <w:tblW w:w="0" w:type="auto"/>
+              <w:tblCellSpacing w:w="15" w:type="dxa"/>
+              <w:tblBorders>
+                <w:top w:val="single" w:sz="4" w:space="0" w:color="auto"/>
+                <w:left w:val="single" w:sz="4" w:space="0" w:color="auto"/>
+                <w:bottom w:val="single" w:sz="4" w:space="0" w:color="auto"/>
+                <w:right w:val="single" w:sz="4" w:space="0" w:color="auto"/>
+                <w:insideH w:val="single" w:sz="4" w:space="0" w:color="auto"/>
+                <w:insideV w:val="single" w:sz="4" w:space="0" w:color="auto"/>
+              </w:tblBorders>
+              <w:tblCellMar>
+                <w:top w:w="15" w:type="dxa"/>
+                <w:left w:w="15" w:type="dxa"/>
+                <w:bottom w:w="15" w:type="dxa"/>
+                <w:right w:w="15" w:type="dxa"/>
+              </w:tblCellMar>
+              <w:tblLook w:val="04A0" w:firstRow="1" w:lastRow="0" w:firstColumn="1" w:lastColumn="0" w:noHBand="0" w:noVBand="1"/>
+            </w:tblPr>
+            <w:tblGrid>
+              <w:gridCol w:w="977"/>
+              <w:gridCol w:w="2164"/>
+              <w:gridCol w:w="3413"/>
+            </w:tblGrid>
+            <w:tr>
+              <w:trPr>
+                <w:tblHeader/>
+                <w:tblCellSpacing w:w="15" w:type="dxa"/>
+              </w:trPr>
+              <w:tc>
+                <w:tcPr>
+                  <w:tcW w:w="0" w:type="auto"/>
+                  <w:vAlign w:val="center"/>
+                  <w:hideMark/>
+                </w:tcPr>
+                <w:p>
+                  <w:pPr>
+                    <w:rPr>
+                      <w:rFonts w:ascii="Calibri" w:hAnsi="Calibri" w:cs="Arial"/>
+                      <w:b/>
+                      <w:bCs/>
+                      <w:i/>
+                      <w:color w:val="0070C0"/>
+                      <w:sz w:val="18"/>
+                      <w:szCs w:val="20"/>
+                      <w:lang w:val="es-ES" w:eastAsia="es-CL"/>
+                    </w:rPr>
+                  </w:pPr>
+                  <w:r>
+                    <w:rPr>
+                      <w:rFonts w:ascii="Calibri" w:hAnsi="Calibri" w:cs="Arial"/>
+                      <w:b/>
+                      <w:bCs/>
+                      <w:i/>
+                      <w:color w:val="0070C0"/>
+                      <w:sz w:val="18"/>
+                      <w:szCs w:val="20"/>
+                      <w:lang w:val="es-ES" w:eastAsia="es-CL"/>
+                    </w:rPr>
+                    <w:t>Sprint</w:t>
+                  </w:r>
+                </w:p>
+              </w:tc>
+              <w:tc>
+                <w:tcPr>
+                  <w:tcW w:w="0" w:type="auto"/>
+                  <w:vAlign w:val="center"/>
+                  <w:hideMark/>
+                </w:tcPr>
+                <w:p>
+                  <w:pPr>
+                    <w:rPr>
+                      <w:rFonts w:ascii="Calibri" w:hAnsi="Calibri" w:cs="Arial"/>
+                      <w:b/>
+                      <w:bCs/>
+                      <w:i/>
+                      <w:color w:val="0070C0"/>
+                      <w:sz w:val="18"/>
+                      <w:szCs w:val="20"/>
+                      <w:lang w:val="es-ES" w:eastAsia="es-CL"/>
+                    </w:rPr>
+                  </w:pPr>
+                  <w:r>
+                    <w:rPr>
+                      <w:rFonts w:ascii="Calibri" w:hAnsi="Calibri" w:cs="Arial"/>
+                      <w:b/>
+                      <w:bCs/>
+                      <w:i/>
+                      <w:color w:val="0070C0"/>
+                      <w:sz w:val="18"/>
+                      <w:szCs w:val="20"/>
+                      <w:lang w:val="es-ES" w:eastAsia="es-CL"/>
+                    </w:rPr>
+                    <w:t>Contenido</w:t>
+                  </w:r>
+                </w:p>
+              </w:tc>
+              <w:tc>
+                <w:tcPr>
+                  <w:tcW w:w="0" w:type="auto"/>
+                  <w:vAlign w:val="center"/>
+                  <w:hideMark/>
+                </w:tcPr>
+                <w:p>
+                  <w:pPr>
+                    <w:rPr>
+                      <w:rFonts w:ascii="Calibri" w:hAnsi="Calibri" w:cs="Arial"/>
+                      <w:b/>
+                      <w:bCs/>
+                      <w:i/>
+                      <w:color w:val="0070C0"/>
+                      <w:sz w:val="18"/>
+                      <w:szCs w:val="20"/>
+                      <w:lang w:val="es-ES" w:eastAsia="es-CL"/>
+                    </w:rPr>
+                  </w:pPr>
+                  <w:r>
+                    <w:rPr>
+                      <w:rFonts w:ascii="Calibri" w:hAnsi="Calibri" w:cs="Arial"/>
+                      <w:b/>
+                      <w:bCs/>
+                      <w:i/>
+                      <w:color w:val="0070C0"/>
+                      <w:sz w:val="18"/>
+                      <w:szCs w:val="20"/>
+                      <w:lang w:val="es-ES" w:eastAsia="es-CL"/>
+                    </w:rPr>
+                    <w:t>Estado</w:t>
+                  </w:r>
+                </w:p>
+              </w:tc>
+            </w:tr>
+            <w:tr>
+              <w:trPr>
+                <w:tblCellSpacing w:w="15" w:type="dxa"/>
+              </w:trPr>
+              <w:tc>
+                <w:tcPr>
+                  <w:tcW w:w="0" w:type="auto"/>
+                  <w:vAlign w:val="center"/>
+                  <w:hideMark/>
+                </w:tcPr>
+                <w:p>
+                  <w:pPr>
+                    <w:rPr>
+                      <w:rFonts w:ascii="Calibri" w:hAnsi="Calibri" w:cs="Arial"/>
+                      <w:i/>
+                      <w:color w:val="0070C0"/>
+                      <w:sz w:val="18"/>
+                      <w:szCs w:val="20"/>
+                      <w:lang w:val="es-ES" w:eastAsia="es-CL"/>
+                    </w:rPr>
+                  </w:pPr>
+                  <w:r>
+                    <w:rPr>
+                      <w:rFonts w:ascii="Calibri" w:hAnsi="Calibri" w:cs="Arial"/>
+                      <w:i/>
+                      <w:color w:val="0070C0"/>
+                      <w:sz w:val="18"/>
+                      <w:szCs w:val="20"/>
+                      <w:lang w:val="es-ES" w:eastAsia="es-CL"/>
+                    </w:rPr>
+                    <w:t>Preparación</w:t>
+                  </w:r>
+                </w:p>
+              </w:tc>
+              <w:tc>
+                <w:tcPr>
+                  <w:tcW w:w="0" w:type="auto"/>
+                  <w:vAlign w:val="center"/>
+                  <w:hideMark/>
+                </w:tcPr>
+                <w:p>
+                  <w:pPr>
+                    <w:rPr>
+                      <w:rFonts w:ascii="Calibri" w:hAnsi="Calibri" w:cs="Arial"/>
+                      <w:i/>
+                      <w:color w:val="0070C0"/>
+                      <w:sz w:val="18"/>
+                      <w:szCs w:val="20"/>
+                      <w:lang w:val="es-ES" w:eastAsia="es-CL"/>
+                    </w:rPr>
+                  </w:pPr>
+                  <w:r>
+                    <w:rPr>
+                      <w:rFonts w:ascii="Calibri" w:hAnsi="Calibri" w:cs="Arial"/>
+                      <w:i/>
+                      <w:color w:val="0070C0"/>
+                      <w:sz w:val="18"/>
+                      <w:szCs w:val="20"/>
+                      <w:lang w:val="es-ES" w:eastAsia="es-CL"/>
+                    </w:rPr>
+                    <w:t>Entorno, modelo de datos, prototipos</w:t>
+                  </w:r>
+                </w:p>
+              </w:tc>
+              <w:tc>
+                <w:tcPr>
+                  <w:tcW w:w="0" w:type="auto"/>
+                  <w:vAlign w:val="center"/>
+                  <w:hideMark/>
+                </w:tcPr>
+                <w:p>
+                  <w:pPr>
+                    <w:rPr>
+                      <w:rFonts w:ascii="Calibri" w:hAnsi="Calibri" w:cs="Arial"/>
+                      <w:i/>
+                      <w:color w:val="0070C0"/>
+                      <w:sz w:val="18"/>
+                      <w:szCs w:val="20"/>
+                      <w:lang w:val="es-ES" w:eastAsia="es-CL"/>
+                    </w:rPr>
+                  </w:pPr>
+                  <w:r>
+                    <w:rPr>
+                      <w:rFonts w:ascii="Calibri" w:hAnsi="Calibri" w:cs="Arial"/>
+                      <w:i/>
+                      <w:color w:val="0070C0"/>
+                      <w:sz w:val="18"/>
+                      <w:szCs w:val="20"/>
+                      <w:lang w:val="es-ES" w:eastAsia="es-CL"/>
+                    </w:rPr>
+                    <w:t xml:space="preserve">Completado (prototipos en </w:t>
+                  </w:r>
+                  <w:proofErr w:type="spellStart"/>
+                  <w:r>
+                    <w:rPr>
+                      <w:rFonts w:ascii="Calibri" w:hAnsi="Calibri" w:cs="Arial"/>
+                      <w:i/>
+                      <w:color w:val="0070C0"/>
+                      <w:sz w:val="18"/>
+                      <w:szCs w:val="20"/>
+                      <w:lang w:val="es-ES" w:eastAsia="es-CL"/>
+                    </w:rPr>
+                    <w:t>Canva</w:t>
+                  </w:r>
+                  <w:proofErr w:type="spellEnd"/>
+                  <w:r>
+                    <w:rPr>
+                      <w:rFonts w:ascii="Calibri" w:hAnsi="Calibri" w:cs="Arial"/>
+                      <w:i/>
+                      <w:color w:val="0070C0"/>
+                      <w:sz w:val="18"/>
+                      <w:szCs w:val="20"/>
+                      <w:lang w:val="es-ES" w:eastAsia="es-CL"/>
+                    </w:rPr>
+                    <w:t>)</w:t>
+                  </w:r>
+                </w:p>
+              </w:tc>
+            </w:tr>
+            <w:tr>
+              <w:trPr>
+                <w:tblCellSpacing w:w="15" w:type="dxa"/>
+              </w:trPr>
+              <w:tc>
+                <w:tcPr>
+                  <w:tcW w:w="0" w:type="auto"/>
+                  <w:vAlign w:val="center"/>
+                  <w:hideMark/>
+                </w:tcPr>
+                <w:p>
+                  <w:pPr>
+                    <w:rPr>
+                      <w:rFonts w:ascii="Calibri" w:hAnsi="Calibri" w:cs="Arial"/>
+                      <w:i/>
+                      <w:color w:val="0070C0"/>
+                      <w:sz w:val="18"/>
+                      <w:szCs w:val="20"/>
+                      <w:lang w:val="es-ES" w:eastAsia="es-CL"/>
+                    </w:rPr>
+                  </w:pPr>
+                  <w:r>
+                    <w:rPr>
+                      <w:rFonts w:ascii="Calibri" w:hAnsi="Calibri" w:cs="Arial"/>
+                      <w:i/>
+                      <w:color w:val="0070C0"/>
+                      <w:sz w:val="18"/>
+                      <w:szCs w:val="20"/>
+                      <w:lang w:val="es-ES" w:eastAsia="es-CL"/>
+                    </w:rPr>
+                    <w:t>1 (S5-S6)</w:t>
+                  </w:r>
+                </w:p>
+              </w:tc>
+              <w:tc>
+                <w:tcPr>
+                  <w:tcW w:w="0" w:type="auto"/>
+                  <w:vAlign w:val="center"/>
+                  <w:hideMark/>
+                </w:tcPr>
+                <w:p>
+                  <w:pPr>
+                    <w:rPr>
+                      <w:rFonts w:ascii="Calibri" w:hAnsi="Calibri" w:cs="Arial"/>
+                      <w:i/>
+                      <w:color w:val="0070C0"/>
+                      <w:sz w:val="18"/>
+                      <w:szCs w:val="20"/>
+                      <w:lang w:val="es-ES" w:eastAsia="es-CL"/>
+                    </w:rPr>
+                  </w:pPr>
+                  <w:r>
+                    <w:rPr>
+                      <w:rFonts w:ascii="Calibri" w:hAnsi="Calibri" w:cs="Arial"/>
+                      <w:i/>
+                      <w:color w:val="0070C0"/>
+                      <w:sz w:val="18"/>
+                      <w:szCs w:val="20"/>
+                      <w:lang w:val="es-ES" w:eastAsia="es-CL"/>
+                    </w:rPr>
+                    <w:t>Usuarios, roles y gestión de actividades</w:t>
+                  </w:r>
+                </w:p>
+              </w:tc>
+              <w:tc>
+                <w:tcPr>
+                  <w:tcW w:w="0" w:type="auto"/>
+                  <w:vAlign w:val="center"/>
+                  <w:hideMark/>
+                </w:tcPr>
+                <w:p>
+                  <w:pPr>
+                    <w:rPr>
+                      <w:rFonts w:ascii="Calibri" w:hAnsi="Calibri" w:cs="Arial"/>
+                      <w:i/>
+                      <w:color w:val="0070C0"/>
+                      <w:sz w:val="18"/>
+                      <w:szCs w:val="20"/>
+                      <w:lang w:val="es-ES" w:eastAsia="es-CL"/>
+                    </w:rPr>
+                  </w:pPr>
+                  <w:r>
+                    <w:rPr>
+                      <w:rFonts w:ascii="Calibri" w:hAnsi="Calibri" w:cs="Arial"/>
+                      <w:i/>
+                      <w:color w:val="0070C0"/>
+                      <w:sz w:val="18"/>
+                      <w:szCs w:val="20"/>
+                      <w:lang w:val="es-ES" w:eastAsia="es-CL"/>
+                    </w:rPr>
+                    <w:t>Completado</w:t>
+                  </w:r>
+                </w:p>
+              </w:tc>
+            </w:tr>
+            <w:tr>
+              <w:trPr>
+                <w:tblCellSpacing w:w="15" w:type="dxa"/>
+              </w:trPr>
+              <w:tc>
+                <w:tcPr>
+                  <w:tcW w:w="0" w:type="auto"/>
+                  <w:vAlign w:val="center"/>
+                  <w:hideMark/>
+                </w:tcPr>
+                <w:p>
+                  <w:pPr>
+                    <w:rPr>
+                      <w:rFonts w:ascii="Calibri" w:hAnsi="Calibri" w:cs="Arial"/>
+                      <w:i/>
+                      <w:color w:val="0070C0"/>
+                      <w:sz w:val="18"/>
+                      <w:szCs w:val="20"/>
+                      <w:lang w:val="es-ES" w:eastAsia="es-CL"/>
+                    </w:rPr>
+                  </w:pPr>
+                  <w:r>
+                    <w:rPr>
+                      <w:rFonts w:ascii="Calibri" w:hAnsi="Calibri" w:cs="Arial"/>
+                      <w:i/>
+                      <w:color w:val="0070C0"/>
+                      <w:sz w:val="18"/>
+                      <w:szCs w:val="20"/>
+                      <w:lang w:val="es-ES" w:eastAsia="es-CL"/>
+                    </w:rPr>
+                    <w:t>2 (S7-S8)</w:t>
+                  </w:r>
+                </w:p>
+              </w:tc>
+              <w:tc>
+                <w:tcPr>
+                  <w:tcW w:w="0" w:type="auto"/>
+                  <w:vAlign w:val="center"/>
+                  <w:hideMark/>
+                </w:tcPr>
+                <w:p>
+                  <w:pPr>
+                    <w:rPr>
+                      <w:rFonts w:ascii="Calibri" w:hAnsi="Calibri" w:cs="Arial"/>
+                      <w:i/>
+                      <w:color w:val="0070C0"/>
+                      <w:sz w:val="18"/>
+                      <w:szCs w:val="20"/>
+                      <w:lang w:val="es-ES" w:eastAsia="es-CL"/>
+                    </w:rPr>
+                  </w:pPr>
+                  <w:r>
+                    <w:rPr>
+                      <w:rFonts w:ascii="Calibri" w:hAnsi="Calibri" w:cs="Arial"/>
+                      <w:i/>
+                      <w:color w:val="0070C0"/>
+                      <w:sz w:val="18"/>
+                      <w:szCs w:val="20"/>
+                      <w:lang w:val="es-ES" w:eastAsia="es-CL"/>
+                    </w:rPr>
+                    <w:t>Asistencia y auditoría</w:t>
+                  </w:r>
+                </w:p>
+              </w:tc>
+              <w:tc>
+                <w:tcPr>
+                  <w:tcW w:w="0" w:type="auto"/>
+                  <w:vAlign w:val="center"/>
+                  <w:hideMark/>
+                </w:tcPr>
+                <w:p>
+                  <w:pPr>
+                    <w:rPr>
+                      <w:rFonts w:ascii="Calibri" w:hAnsi="Calibri" w:cs="Arial"/>
+                      <w:i/>
+                      <w:color w:val="0070C0"/>
+                      <w:sz w:val="18"/>
+                      <w:szCs w:val="20"/>
+                      <w:lang w:val="es-ES" w:eastAsia="es-CL"/>
+                    </w:rPr>
+                  </w:pPr>
+                  <w:r>
+                    <w:rPr>
+                      <w:rFonts w:ascii="Calibri" w:hAnsi="Calibri" w:cs="Arial"/>
+                      <w:i/>
+                      <w:color w:val="0070C0"/>
+                      <w:sz w:val="18"/>
+                      <w:szCs w:val="20"/>
+                      <w:lang w:val="es-ES" w:eastAsia="es-CL"/>
+                    </w:rPr>
+                    <w:t>Completado</w:t>
+                  </w:r>
+                </w:p>
+              </w:tc>
+            </w:tr>
+            <w:tr>
+              <w:trPr>
+                <w:tblCellSpacing w:w="15" w:type="dxa"/>
+              </w:trPr>
+              <w:tc>
+                <w:tcPr>
+                  <w:tcW w:w="0" w:type="auto"/>
+                  <w:vAlign w:val="center"/>
+                  <w:hideMark/>
+                </w:tcPr>
+                <w:p>
+                  <w:pPr>
+                    <w:rPr>
+                      <w:rFonts w:ascii="Calibri" w:hAnsi="Calibri" w:cs="Arial"/>
+                      <w:i/>
+                      <w:color w:val="0070C0"/>
+                      <w:sz w:val="18"/>
+                      <w:szCs w:val="20"/>
+                      <w:lang w:val="es-ES" w:eastAsia="es-CL"/>
+                    </w:rPr>
+                  </w:pPr>
+                  <w:r>
+                    <w:rPr>
+                      <w:rFonts w:ascii="Calibri" w:hAnsi="Calibri" w:cs="Arial"/>
+                      <w:i/>
+                      <w:color w:val="0070C0"/>
+                      <w:sz w:val="18"/>
+                      <w:szCs w:val="20"/>
+                      <w:lang w:val="es-ES" w:eastAsia="es-CL"/>
+                    </w:rPr>
+                    <w:t>3 (S9-S10)</w:t>
+                  </w:r>
+                </w:p>
+              </w:tc>
+              <w:tc>
+                <w:tcPr>
+                  <w:tcW w:w="0" w:type="auto"/>
+                  <w:vAlign w:val="center"/>
+                  <w:hideMark/>
+                </w:tcPr>
+                <w:p>
+                  <w:pPr>
+                    <w:rPr>
+                      <w:rFonts w:ascii="Calibri" w:hAnsi="Calibri" w:cs="Arial"/>
+                      <w:i/>
+                      <w:color w:val="0070C0"/>
+                      <w:sz w:val="18"/>
+                      <w:szCs w:val="20"/>
+                      <w:lang w:val="es-ES" w:eastAsia="es-CL"/>
+                    </w:rPr>
+                  </w:pPr>
+                  <w:r>
+                    <w:rPr>
+                      <w:rFonts w:ascii="Calibri" w:hAnsi="Calibri" w:cs="Arial"/>
+                      <w:i/>
+                      <w:color w:val="0070C0"/>
+                      <w:sz w:val="18"/>
+                      <w:szCs w:val="20"/>
+                      <w:lang w:val="es-ES" w:eastAsia="es-CL"/>
+                    </w:rPr>
+                    <w:t>Cupos e inscripciones</w:t>
+                  </w:r>
+                </w:p>
+              </w:tc>
+              <w:tc>
+                <w:tcPr>
+                  <w:tcW w:w="0" w:type="auto"/>
+                  <w:vAlign w:val="center"/>
+                  <w:hideMark/>
+                </w:tcPr>
+                <w:p>
+                  <w:pPr>
+                    <w:rPr>
+                      <w:rFonts w:ascii="Calibri" w:hAnsi="Calibri" w:cs="Arial"/>
+                      <w:i/>
+                      <w:color w:val="0070C0"/>
+                      <w:sz w:val="18"/>
+                      <w:szCs w:val="20"/>
+                      <w:lang w:val="es-ES" w:eastAsia="es-CL"/>
+                    </w:rPr>
+                  </w:pPr>
+                  <w:r>
+                    <w:rPr>
+                      <w:rFonts w:ascii="Calibri" w:hAnsi="Calibri" w:cs="Arial"/>
+                      <w:i/>
+                      <w:color w:val="0070C0"/>
+                      <w:sz w:val="18"/>
+                      <w:szCs w:val="20"/>
+                      <w:lang w:val="es-ES" w:eastAsia="es-CL"/>
+                    </w:rPr>
+                    <w:t>Completado (adelantado)</w:t>
+                  </w:r>
+                </w:p>
+              </w:tc>
+            </w:tr>
+            <w:tr>
+              <w:trPr>
+                <w:tblCellSpacing w:w="15" w:type="dxa"/>
+              </w:trPr>
+              <w:tc>
+                <w:tcPr>
+                  <w:tcW w:w="0" w:type="auto"/>
+                  <w:vAlign w:val="center"/>
+                  <w:hideMark/>
+                </w:tcPr>
+                <w:p>
+                  <w:pPr>
+                    <w:rPr>
+                      <w:rFonts w:ascii="Calibri" w:hAnsi="Calibri" w:cs="Arial"/>
+                      <w:i/>
+                      <w:color w:val="0070C0"/>
+                      <w:sz w:val="18"/>
+                      <w:szCs w:val="20"/>
+                      <w:lang w:val="es-ES" w:eastAsia="es-CL"/>
+                    </w:rPr>
+                  </w:pPr>
+                  <w:r>
+                    <w:rPr>
+                      <w:rFonts w:ascii="Calibri" w:hAnsi="Calibri" w:cs="Arial"/>
+                      <w:i/>
+                      <w:color w:val="0070C0"/>
+                      <w:sz w:val="18"/>
+                      <w:szCs w:val="20"/>
+                      <w:lang w:val="es-ES" w:eastAsia="es-CL"/>
+                    </w:rPr>
+                    <w:lastRenderedPageBreak/>
+                    <w:t>4 (S11-S12)</w:t>
+                  </w:r>
+                </w:p>
+              </w:tc>
+              <w:tc>
+                <w:tcPr>
+                  <w:tcW w:w="0" w:type="auto"/>
+                  <w:vAlign w:val="center"/>
+                  <w:hideMark/>
+                </w:tcPr>
+                <w:p>
+                  <w:pPr>
+                    <w:rPr>
+                      <w:rFonts w:ascii="Calibri" w:hAnsi="Calibri" w:cs="Arial"/>
+                      <w:i/>
+                      <w:color w:val="0070C0"/>
+                      <w:sz w:val="18"/>
+                      <w:szCs w:val="20"/>
+                      <w:lang w:val="es-ES" w:eastAsia="es-CL"/>
+                    </w:rPr>
+                  </w:pPr>
+                  <w:r>
+                    <w:rPr>
+                      <w:rFonts w:ascii="Calibri" w:hAnsi="Calibri" w:cs="Arial"/>
+                      <w:i/>
+                      <w:color w:val="0070C0"/>
+                      <w:sz w:val="18"/>
+                      <w:szCs w:val="20"/>
+                      <w:lang w:val="es-ES" w:eastAsia="es-CL"/>
+                    </w:rPr>
+                    <w:t>Invitaciones por correo y respaldo</w:t>
+                  </w:r>
+                </w:p>
+              </w:tc>
+              <w:tc>
+                <w:tcPr>
+                  <w:tcW w:w="0" w:type="auto"/>
+                  <w:vAlign w:val="center"/>
+                  <w:hideMark/>
+                </w:tcPr>
+                <w:p>
+                  <w:pPr>
+                    <w:rPr>
+                      <w:rFonts w:ascii="Calibri" w:hAnsi="Calibri" w:cs="Arial"/>
+                      <w:i/>
+                      <w:color w:val="0070C0"/>
+                      <w:sz w:val="18"/>
+                      <w:szCs w:val="20"/>
+                      <w:lang w:val="es-ES" w:eastAsia="es-CL"/>
+                    </w:rPr>
+                  </w:pPr>
+                  <w:r>
+                    <w:rPr>
+                      <w:rFonts w:ascii="Calibri" w:hAnsi="Calibri" w:cs="Arial"/>
+                      <w:i/>
+                      <w:color w:val="0070C0"/>
+                      <w:sz w:val="18"/>
+                      <w:szCs w:val="20"/>
+                      <w:lang w:val="es-ES" w:eastAsia="es-CL"/>
+                    </w:rPr>
+                    <w:t>Correo: lógica terminada, SMTP por activar. Respaldo: por ejecutar</w:t>
+                  </w:r>
+                </w:p>
+              </w:tc>
+            </w:tr>
+            <w:tr>
+              <w:trPr>
+                <w:tblCellSpacing w:w="15" w:type="dxa"/>
+              </w:trPr>
+              <w:tc>
+                <w:tcPr>
+                  <w:tcW w:w="0" w:type="auto"/>
+                  <w:vAlign w:val="center"/>
+                  <w:hideMark/>
+                </w:tcPr>
+                <w:p>
+                  <w:pPr>
+                    <w:rPr>
+                      <w:rFonts w:ascii="Calibri" w:hAnsi="Calibri" w:cs="Arial"/>
+                      <w:i/>
+                      <w:color w:val="0070C0"/>
+                      <w:sz w:val="18"/>
+                      <w:szCs w:val="20"/>
+                      <w:lang w:val="es-ES" w:eastAsia="es-CL"/>
+                    </w:rPr>
+                  </w:pPr>
+                  <w:r>
+                    <w:rPr>
+                      <w:rFonts w:ascii="Calibri" w:hAnsi="Calibri" w:cs="Arial"/>
+                      <w:i/>
+                      <w:color w:val="0070C0"/>
+                      <w:sz w:val="18"/>
+                      <w:szCs w:val="20"/>
+                      <w:lang w:val="es-ES" w:eastAsia="es-CL"/>
+                    </w:rPr>
+                    <w:t>5 (S13-S14)</w:t>
+                  </w:r>
+                </w:p>
+              </w:tc>
+              <w:tc>
+                <w:tcPr>
+                  <w:tcW w:w="0" w:type="auto"/>
+                  <w:vAlign w:val="center"/>
+                  <w:hideMark/>
+                </w:tcPr>
+                <w:p>
+                  <w:pPr>
+                    <w:rPr>
+                      <w:rFonts w:ascii="Calibri" w:hAnsi="Calibri" w:cs="Arial"/>
+                      <w:i/>
+                      <w:color w:val="0070C0"/>
+                      <w:sz w:val="18"/>
+                      <w:szCs w:val="20"/>
+                      <w:lang w:val="es-ES" w:eastAsia="es-CL"/>
+                    </w:rPr>
+                  </w:pPr>
+                  <w:r>
+                    <w:rPr>
+                      <w:rFonts w:ascii="Calibri" w:hAnsi="Calibri" w:cs="Arial"/>
+                      <w:i/>
+                      <w:color w:val="0070C0"/>
+                      <w:sz w:val="18"/>
+                      <w:szCs w:val="20"/>
+                      <w:lang w:val="es-ES" w:eastAsia="es-CL"/>
+                    </w:rPr>
+                    <w:t>Reportes y métricas</w:t>
+                  </w:r>
+                </w:p>
+              </w:tc>
+              <w:tc>
+                <w:tcPr>
+                  <w:tcW w:w="0" w:type="auto"/>
+                  <w:vAlign w:val="center"/>
+                  <w:hideMark/>
+                </w:tcPr>
+                <w:p>
+                  <w:pPr>
+                    <w:rPr>
+                      <w:rFonts w:ascii="Calibri" w:hAnsi="Calibri" w:cs="Arial"/>
+                      <w:i/>
+                      <w:color w:val="0070C0"/>
+                      <w:sz w:val="18"/>
+                      <w:szCs w:val="20"/>
+                      <w:lang w:val="es-ES" w:eastAsia="es-CL"/>
+                    </w:rPr>
+                  </w:pPr>
+                  <w:r>
+                    <w:rPr>
+                      <w:rFonts w:ascii="Calibri" w:hAnsi="Calibri" w:cs="Arial"/>
+                      <w:i/>
+                      <w:color w:val="0070C0"/>
+                      <w:sz w:val="18"/>
+                      <w:szCs w:val="20"/>
+                      <w:lang w:val="es-ES" w:eastAsia="es-CL"/>
+                    </w:rPr>
+                    <w:t>Completado (adelantado); falta integración final</w:t>
+                  </w:r>
+                </w:p>
+              </w:tc>
+            </w:tr>
+          </w:tbl>
           <w:p>
             <w:pPr>
-              <w:spacing w:after="0" w:line="240" w:lineRule="auto"/>
-              <w:jc w:val="both"/>
-              <w:rPr>
-                <w:rFonts w:ascii="Calibri" w:hAnsi="Calibri" w:cs="Arial"/>
-                <w:i/>
-                <w:color w:val="0070C0"/>
-                <w:sz w:val="18"/>
-                <w:szCs w:val="20"/>
-                <w:lang w:eastAsia="es-CL"/>
+              <w:rPr>
+                <w:rFonts w:ascii="Calibri" w:hAnsi="Calibri" w:cs="Arial"/>
+                <w:i/>
+                <w:color w:val="0070C0"/>
+                <w:sz w:val="18"/>
+                <w:szCs w:val="20"/>
+                <w:lang w:val="es-ES" w:eastAsia="es-CL"/>
               </w:rPr>
             </w:pPr>
+            <w:r>
+              <w:rPr>
+                <w:rFonts w:ascii="Calibri" w:hAnsi="Calibri" w:cs="Arial"/>
+                <w:i/>
+                <w:color w:val="0070C0"/>
+                <w:sz w:val="18"/>
+                <w:szCs w:val="20"/>
+                <w:lang w:val="es-ES" w:eastAsia="es-CL"/>
+              </w:rPr>
+              <w:t>Los objetivos 1, 2, 3 y 4 están cumplidos y verificados con pruebas. El objetivo 5 (respaldo automático) está por ejecutar en su semana planificada y depende del entorno de producción.</w:t>
+            </w:r>
           </w:p>
           <w:p>
             <w:pPr>
-              <w:pStyle w:val="Prrafodelista"/>
-              <w:numPr>
-                <w:ilvl w:val="0"/>
-                <w:numId w:val="1"/>
-              </w:numPr>
-              <w:spacing w:after="0" w:line="240" w:lineRule="auto"/>
-              <w:jc w:val="both"/>
-              <w:rPr>
-                <w:rFonts w:ascii="Calibri" w:hAnsi="Calibri" w:cs="Arial"/>
-                <w:i/>
-                <w:color w:val="0070C0"/>
-                <w:sz w:val="18"/>
-                <w:szCs w:val="20"/>
-                <w:lang w:eastAsia="es-CL"/>
+              <w:rPr>
+                <w:rFonts w:ascii="Calibri" w:hAnsi="Calibri" w:cs="Arial"/>
+                <w:i/>
+                <w:color w:val="0070C0"/>
+                <w:sz w:val="18"/>
+                <w:szCs w:val="20"/>
+                <w:lang w:val="es-ES" w:eastAsia="es-CL"/>
               </w:rPr>
             </w:pPr>
             <w:r>
               <w:rPr>
                 <w:rFonts w:ascii="Calibri" w:hAnsi="Calibri" w:cs="Arial"/>
-                <w:i/>
-                <w:color w:val="0070C0"/>
-                <w:sz w:val="18"/>
-                <w:szCs w:val="20"/>
-                <w:lang w:eastAsia="es-CL"/>
-              </w:rPr>
-              <w:t>Preparación</w:t>
-            </w:r>
-            <w:r>
-              <w:rPr>
-                <w:rFonts w:ascii="Calibri" w:hAnsi="Calibri" w:cs="Arial"/>
-                <w:i/>
-                <w:color w:val="0070C0"/>
-                <w:sz w:val="18"/>
-                <w:szCs w:val="20"/>
-                <w:lang w:eastAsia="es-CL"/>
-              </w:rPr>
-              <w:t xml:space="preserve"> - </w:t>
-            </w:r>
-            <w:r>
-              <w:rPr>
-                <w:rFonts w:ascii="Calibri" w:hAnsi="Calibri" w:cs="Arial"/>
-                <w:i/>
-                <w:color w:val="0070C0"/>
-                <w:sz w:val="18"/>
-                <w:szCs w:val="20"/>
-                <w:lang w:eastAsia="es-CL"/>
-              </w:rPr>
-              <w:t>Entorno, modelo de datos, prototipos de interfaz</w:t>
-            </w:r>
-            <w:r>
-              <w:rPr>
-                <w:rFonts w:ascii="Calibri" w:hAnsi="Calibri" w:cs="Arial"/>
-                <w:i/>
-                <w:color w:val="0070C0"/>
-                <w:sz w:val="18"/>
-                <w:szCs w:val="20"/>
-                <w:lang w:eastAsia="es-CL"/>
-              </w:rPr>
-              <w:t xml:space="preserve"> - </w:t>
-            </w:r>
-            <w:r>
-              <w:rPr>
-                <w:rFonts w:ascii="Calibri" w:hAnsi="Calibri" w:cs="Arial"/>
-                <w:i/>
-                <w:color w:val="0070C0"/>
-                <w:sz w:val="18"/>
-                <w:szCs w:val="20"/>
-                <w:lang w:eastAsia="es-CL"/>
-              </w:rPr>
-              <w:t xml:space="preserve">Completado. Prototipos hechos en </w:t>
+                <w:b/>
+                <w:bCs/>
+                <w:i/>
+                <w:color w:val="0070C0"/>
+                <w:sz w:val="18"/>
+                <w:szCs w:val="20"/>
+                <w:lang w:val="es-ES" w:eastAsia="es-CL"/>
+              </w:rPr>
+              <w:t>Facilitadores:</w:t>
+            </w:r>
+            <w:r>
+              <w:rPr>
+                <w:rFonts w:ascii="Calibri" w:hAnsi="Calibri" w:cs="Arial"/>
+                <w:i/>
+                <w:color w:val="0070C0"/>
+                <w:sz w:val="18"/>
+                <w:szCs w:val="20"/>
+                <w:lang w:val="es-ES" w:eastAsia="es-CL"/>
+              </w:rPr>
+              <w:t xml:space="preserve"> </w:t>
             </w:r>
             <w:proofErr w:type="spellStart"/>
             <w:r>
@@ -2206,402 +2843,165 @@
                 <w:color w:val="0070C0"/>
                 <w:sz w:val="18"/>
                 <w:szCs w:val="20"/>
-                <w:lang w:eastAsia="es-CL"/>
-              </w:rPr>
-              <w:t>Canva</w:t>
+                <w:lang w:val="es-ES" w:eastAsia="es-CL"/>
+              </w:rPr>
+              <w:t>stack</w:t>
             </w:r>
             <w:proofErr w:type="spellEnd"/>
+            <w:r>
+              <w:rPr>
+                <w:rFonts w:ascii="Calibri" w:hAnsi="Calibri" w:cs="Arial"/>
+                <w:i/>
+                <w:color w:val="0070C0"/>
+                <w:sz w:val="18"/>
+                <w:szCs w:val="20"/>
+                <w:lang w:val="es-ES" w:eastAsia="es-CL"/>
+              </w:rPr>
+              <w:t xml:space="preserve"> conocido, lectores ya disponibles en el Punto Estudiantil, retroalimentación real de la contraparte, 299 pruebas automatizadas con 90 % de cobertura, y </w:t>
+            </w:r>
+            <w:proofErr w:type="spellStart"/>
+            <w:r>
+              <w:rPr>
+                <w:rFonts w:ascii="Calibri" w:hAnsi="Calibri" w:cs="Arial"/>
+                <w:i/>
+                <w:color w:val="0070C0"/>
+                <w:sz w:val="18"/>
+                <w:szCs w:val="20"/>
+                <w:lang w:val="es-ES" w:eastAsia="es-CL"/>
+              </w:rPr>
+              <w:t>dockerización</w:t>
+            </w:r>
+            <w:proofErr w:type="spellEnd"/>
+            <w:r>
+              <w:rPr>
+                <w:rFonts w:ascii="Calibri" w:hAnsi="Calibri" w:cs="Arial"/>
+                <w:i/>
+                <w:color w:val="0070C0"/>
+                <w:sz w:val="18"/>
+                <w:szCs w:val="20"/>
+                <w:lang w:val="es-ES" w:eastAsia="es-CL"/>
+              </w:rPr>
+              <w:t xml:space="preserve"> que dio un entorno reproducible.</w:t>
+            </w:r>
           </w:p>
           <w:p>
             <w:pPr>
-              <w:pStyle w:val="Prrafodelista"/>
-              <w:numPr>
-                <w:ilvl w:val="0"/>
-                <w:numId w:val="1"/>
-              </w:numPr>
-              <w:spacing w:after="0" w:line="240" w:lineRule="auto"/>
-              <w:jc w:val="both"/>
-              <w:rPr>
-                <w:rFonts w:ascii="Calibri" w:hAnsi="Calibri" w:cs="Arial"/>
-                <w:i/>
-                <w:color w:val="0070C0"/>
-                <w:sz w:val="18"/>
-                <w:szCs w:val="20"/>
-                <w:lang w:eastAsia="es-CL"/>
+              <w:rPr>
+                <w:rFonts w:ascii="Calibri" w:hAnsi="Calibri" w:cs="Arial"/>
+                <w:i/>
+                <w:color w:val="0070C0"/>
+                <w:sz w:val="18"/>
+                <w:szCs w:val="20"/>
+                <w:lang w:val="es-ES" w:eastAsia="es-CL"/>
               </w:rPr>
             </w:pPr>
             <w:r>
               <w:rPr>
                 <w:rFonts w:ascii="Calibri" w:hAnsi="Calibri" w:cs="Arial"/>
-                <w:i/>
-                <w:color w:val="0070C0"/>
-                <w:sz w:val="18"/>
-                <w:szCs w:val="20"/>
-                <w:lang w:eastAsia="es-CL"/>
-              </w:rPr>
-              <w:t>1 (S5-S6)</w:t>
-            </w:r>
-            <w:r>
-              <w:rPr>
-                <w:rFonts w:ascii="Calibri" w:hAnsi="Calibri" w:cs="Arial"/>
-                <w:i/>
-                <w:color w:val="0070C0"/>
-                <w:sz w:val="18"/>
-                <w:szCs w:val="20"/>
-                <w:lang w:eastAsia="es-CL"/>
-              </w:rPr>
-              <w:tab/>
-            </w:r>
-            <w:r>
-              <w:rPr>
-                <w:rFonts w:ascii="Calibri" w:hAnsi="Calibri" w:cs="Arial"/>
-                <w:i/>
-                <w:color w:val="0070C0"/>
-                <w:sz w:val="18"/>
-                <w:szCs w:val="20"/>
-                <w:lang w:eastAsia="es-CL"/>
-              </w:rPr>
-              <w:t xml:space="preserve">- </w:t>
-            </w:r>
-            <w:r>
-              <w:rPr>
-                <w:rFonts w:ascii="Calibri" w:hAnsi="Calibri" w:cs="Arial"/>
-                <w:i/>
-                <w:color w:val="0070C0"/>
-                <w:sz w:val="18"/>
-                <w:szCs w:val="20"/>
-                <w:lang w:eastAsia="es-CL"/>
-              </w:rPr>
-              <w:t>Usuarios, roles y gestión de actividades</w:t>
-            </w:r>
-            <w:r>
-              <w:rPr>
-                <w:rFonts w:ascii="Calibri" w:hAnsi="Calibri" w:cs="Arial"/>
-                <w:i/>
-                <w:color w:val="0070C0"/>
-                <w:sz w:val="18"/>
-                <w:szCs w:val="20"/>
-                <w:lang w:eastAsia="es-CL"/>
-              </w:rPr>
-              <w:t xml:space="preserve"> - </w:t>
-            </w:r>
-            <w:r>
-              <w:rPr>
-                <w:rFonts w:ascii="Calibri" w:hAnsi="Calibri" w:cs="Arial"/>
-                <w:i/>
-                <w:color w:val="0070C0"/>
-                <w:sz w:val="18"/>
-                <w:szCs w:val="20"/>
-                <w:lang w:eastAsia="es-CL"/>
-              </w:rPr>
-              <w:t>Completado, con control de propietario y cambio obligatorio de contraseña</w:t>
+                <w:b/>
+                <w:bCs/>
+                <w:i/>
+                <w:color w:val="0070C0"/>
+                <w:sz w:val="18"/>
+                <w:szCs w:val="20"/>
+                <w:lang w:val="es-ES" w:eastAsia="es-CL"/>
+              </w:rPr>
+              <w:t>Dificultades:</w:t>
+            </w:r>
+            <w:r>
+              <w:rPr>
+                <w:rFonts w:ascii="Calibri" w:hAnsi="Calibri" w:cs="Arial"/>
+                <w:i/>
+                <w:color w:val="0070C0"/>
+                <w:sz w:val="18"/>
+                <w:szCs w:val="20"/>
+                <w:lang w:val="es-ES" w:eastAsia="es-CL"/>
+              </w:rPr>
+              <w:t xml:space="preserve"> coordinación de horarios con el Punto Estudiantil (una revisión realizada), cambios de alcance, variabilidad de los </w:t>
+            </w:r>
+            <w:proofErr w:type="gramStart"/>
+            <w:r>
+              <w:rPr>
+                <w:rFonts w:ascii="Calibri" w:hAnsi="Calibri" w:cs="Arial"/>
+                <w:i/>
+                <w:color w:val="0070C0"/>
+                <w:sz w:val="18"/>
+                <w:szCs w:val="20"/>
+                <w:lang w:val="es-ES" w:eastAsia="es-CL"/>
+              </w:rPr>
+              <w:t>carnets</w:t>
+            </w:r>
+            <w:proofErr w:type="gramEnd"/>
+            <w:r>
+              <w:rPr>
+                <w:rFonts w:ascii="Calibri" w:hAnsi="Calibri" w:cs="Arial"/>
+                <w:i/>
+                <w:color w:val="0070C0"/>
+                <w:sz w:val="18"/>
+                <w:szCs w:val="20"/>
+                <w:lang w:val="es-ES" w:eastAsia="es-CL"/>
+              </w:rPr>
+              <w:t>, datos personales que exigieron reforzar la seguridad, y dependencia de infraestructura para el correo real y el respaldo periódico.</w:t>
             </w:r>
           </w:p>
           <w:p>
             <w:pPr>
-              <w:pStyle w:val="Prrafodelista"/>
-              <w:numPr>
-                <w:ilvl w:val="0"/>
-                <w:numId w:val="1"/>
-              </w:numPr>
-              <w:spacing w:after="0" w:line="240" w:lineRule="auto"/>
-              <w:jc w:val="both"/>
-              <w:rPr>
-                <w:rFonts w:ascii="Calibri" w:hAnsi="Calibri" w:cs="Arial"/>
-                <w:i/>
-                <w:color w:val="0070C0"/>
-                <w:sz w:val="18"/>
-                <w:szCs w:val="20"/>
-                <w:lang w:eastAsia="es-CL"/>
+              <w:rPr>
+                <w:rFonts w:ascii="Calibri" w:hAnsi="Calibri" w:cs="Arial"/>
+                <w:i/>
+                <w:color w:val="0070C0"/>
+                <w:sz w:val="18"/>
+                <w:szCs w:val="20"/>
+                <w:lang w:val="es-ES" w:eastAsia="es-CL"/>
               </w:rPr>
             </w:pPr>
             <w:r>
               <w:rPr>
                 <w:rFonts w:ascii="Calibri" w:hAnsi="Calibri" w:cs="Arial"/>
-                <w:i/>
-                <w:color w:val="0070C0"/>
-                <w:sz w:val="18"/>
-                <w:szCs w:val="20"/>
-                <w:lang w:eastAsia="es-CL"/>
-              </w:rPr>
-              <w:t>2 (S7-S8)</w:t>
-            </w:r>
-            <w:r>
-              <w:rPr>
-                <w:rFonts w:ascii="Calibri" w:hAnsi="Calibri" w:cs="Arial"/>
-                <w:i/>
-                <w:color w:val="0070C0"/>
-                <w:sz w:val="18"/>
-                <w:szCs w:val="20"/>
-                <w:lang w:eastAsia="es-CL"/>
-              </w:rPr>
-              <w:tab/>
-            </w:r>
-            <w:r>
-              <w:rPr>
-                <w:rFonts w:ascii="Calibri" w:hAnsi="Calibri" w:cs="Arial"/>
-                <w:i/>
-                <w:color w:val="0070C0"/>
-                <w:sz w:val="18"/>
-                <w:szCs w:val="20"/>
-                <w:lang w:eastAsia="es-CL"/>
-              </w:rPr>
-              <w:t xml:space="preserve">- </w:t>
-            </w:r>
-            <w:r>
-              <w:rPr>
-                <w:rFonts w:ascii="Calibri" w:hAnsi="Calibri" w:cs="Arial"/>
-                <w:i/>
-                <w:color w:val="0070C0"/>
-                <w:sz w:val="18"/>
-                <w:szCs w:val="20"/>
-                <w:lang w:eastAsia="es-CL"/>
-              </w:rPr>
-              <w:t>Registro de asistencia y auditoría</w:t>
-            </w:r>
-            <w:r>
-              <w:rPr>
-                <w:rFonts w:ascii="Calibri" w:hAnsi="Calibri" w:cs="Arial"/>
-                <w:i/>
-                <w:color w:val="0070C0"/>
-                <w:sz w:val="18"/>
-                <w:szCs w:val="20"/>
-                <w:lang w:eastAsia="es-CL"/>
-              </w:rPr>
-              <w:t xml:space="preserve"> - </w:t>
-            </w:r>
-            <w:r>
-              <w:rPr>
-                <w:rFonts w:ascii="Calibri" w:hAnsi="Calibri" w:cs="Arial"/>
-                <w:i/>
-                <w:color w:val="0070C0"/>
-                <w:sz w:val="18"/>
-                <w:szCs w:val="20"/>
-                <w:lang w:eastAsia="es-CL"/>
-              </w:rPr>
-              <w:t>Completado: RUT, QR y código de barras, duplicados, concurrencia y auditoría con filtros</w:t>
-            </w:r>
-          </w:p>
-          <w:p>
-            <w:pPr>
-              <w:pStyle w:val="Prrafodelista"/>
-              <w:numPr>
-                <w:ilvl w:val="0"/>
-                <w:numId w:val="1"/>
-              </w:numPr>
-              <w:spacing w:after="0" w:line="240" w:lineRule="auto"/>
-              <w:jc w:val="both"/>
-              <w:rPr>
-                <w:rFonts w:ascii="Calibri" w:hAnsi="Calibri" w:cs="Arial"/>
-                <w:i/>
-                <w:color w:val="0070C0"/>
-                <w:sz w:val="18"/>
-                <w:szCs w:val="20"/>
-                <w:lang w:eastAsia="es-CL"/>
-              </w:rPr>
-            </w:pPr>
-            <w:r>
-              <w:rPr>
-                <w:rFonts w:ascii="Calibri" w:hAnsi="Calibri" w:cs="Arial"/>
-                <w:i/>
-                <w:color w:val="0070C0"/>
-                <w:sz w:val="18"/>
-                <w:szCs w:val="20"/>
-                <w:lang w:eastAsia="es-CL"/>
-              </w:rPr>
-              <w:t>3 (S9-S10)</w:t>
-            </w:r>
-            <w:r>
-              <w:rPr>
-                <w:rFonts w:ascii="Calibri" w:hAnsi="Calibri" w:cs="Arial"/>
-                <w:i/>
-                <w:color w:val="0070C0"/>
-                <w:sz w:val="18"/>
-                <w:szCs w:val="20"/>
-                <w:lang w:eastAsia="es-CL"/>
-              </w:rPr>
-              <w:t xml:space="preserve"> - </w:t>
-            </w:r>
-            <w:r>
-              <w:rPr>
-                <w:rFonts w:ascii="Calibri" w:hAnsi="Calibri" w:cs="Arial"/>
-                <w:i/>
-                <w:color w:val="0070C0"/>
-                <w:sz w:val="18"/>
-                <w:szCs w:val="20"/>
-                <w:lang w:eastAsia="es-CL"/>
-              </w:rPr>
-              <w:t>Cupos e inscripciones</w:t>
-            </w:r>
-            <w:r>
-              <w:rPr>
-                <w:rFonts w:ascii="Calibri" w:hAnsi="Calibri" w:cs="Arial"/>
-                <w:i/>
-                <w:color w:val="0070C0"/>
-                <w:sz w:val="18"/>
-                <w:szCs w:val="20"/>
-                <w:lang w:eastAsia="es-CL"/>
-              </w:rPr>
-              <w:t xml:space="preserve"> - </w:t>
-            </w:r>
-            <w:r>
-              <w:rPr>
-                <w:rFonts w:ascii="Calibri" w:hAnsi="Calibri" w:cs="Arial"/>
-                <w:i/>
-                <w:color w:val="0070C0"/>
-                <w:sz w:val="18"/>
-                <w:szCs w:val="20"/>
-                <w:lang w:eastAsia="es-CL"/>
-              </w:rPr>
-              <w:t>Completado: inscripción pública con bloqueo de fila y mensajes de estado</w:t>
-            </w:r>
-          </w:p>
-          <w:p>
-            <w:pPr>
-              <w:pStyle w:val="Prrafodelista"/>
-              <w:numPr>
-                <w:ilvl w:val="0"/>
-                <w:numId w:val="1"/>
-              </w:numPr>
-              <w:spacing w:after="0" w:line="240" w:lineRule="auto"/>
-              <w:jc w:val="both"/>
-              <w:rPr>
-                <w:rFonts w:ascii="Calibri" w:hAnsi="Calibri" w:cs="Arial"/>
-                <w:i/>
-                <w:color w:val="0070C0"/>
-                <w:sz w:val="18"/>
-                <w:szCs w:val="20"/>
-                <w:lang w:eastAsia="es-CL"/>
-              </w:rPr>
-            </w:pPr>
-            <w:r>
-              <w:rPr>
-                <w:rFonts w:ascii="Calibri" w:hAnsi="Calibri" w:cs="Arial"/>
-                <w:i/>
-                <w:color w:val="0070C0"/>
-                <w:sz w:val="18"/>
-                <w:szCs w:val="20"/>
-                <w:lang w:eastAsia="es-CL"/>
-              </w:rPr>
-              <w:t>4 (S11-S12)</w:t>
-            </w:r>
-            <w:r>
-              <w:rPr>
-                <w:rFonts w:ascii="Calibri" w:hAnsi="Calibri" w:cs="Arial"/>
-                <w:i/>
-                <w:color w:val="0070C0"/>
-                <w:sz w:val="18"/>
-                <w:szCs w:val="20"/>
-                <w:lang w:eastAsia="es-CL"/>
-              </w:rPr>
-              <w:t xml:space="preserve"> - </w:t>
-            </w:r>
-            <w:r>
-              <w:rPr>
-                <w:rFonts w:ascii="Calibri" w:hAnsi="Calibri" w:cs="Arial"/>
-                <w:i/>
-                <w:color w:val="0070C0"/>
-                <w:sz w:val="18"/>
-                <w:szCs w:val="20"/>
-                <w:lang w:eastAsia="es-CL"/>
-              </w:rPr>
-              <w:t>Invitaciones por correo y respaldo</w:t>
-            </w:r>
-            <w:r>
-              <w:rPr>
-                <w:rFonts w:ascii="Calibri" w:hAnsi="Calibri" w:cs="Arial"/>
-                <w:i/>
-                <w:color w:val="0070C0"/>
-                <w:sz w:val="18"/>
-                <w:szCs w:val="20"/>
-                <w:lang w:eastAsia="es-CL"/>
-              </w:rPr>
-              <w:t xml:space="preserve"> - </w:t>
-            </w:r>
-            <w:r>
-              <w:rPr>
-                <w:rFonts w:ascii="Calibri" w:hAnsi="Calibri" w:cs="Arial"/>
-                <w:i/>
-                <w:color w:val="0070C0"/>
-                <w:sz w:val="18"/>
-                <w:szCs w:val="20"/>
-                <w:lang w:eastAsia="es-CL"/>
-              </w:rPr>
-              <w:t>Correo en curso (modo consola); respaldo pendiente</w:t>
-            </w:r>
-          </w:p>
-          <w:p>
-            <w:pPr>
-              <w:pStyle w:val="Prrafodelista"/>
-              <w:numPr>
-                <w:ilvl w:val="0"/>
-                <w:numId w:val="1"/>
-              </w:numPr>
-              <w:spacing w:after="0" w:line="240" w:lineRule="auto"/>
-              <w:jc w:val="both"/>
-              <w:rPr>
-                <w:rFonts w:ascii="Calibri" w:hAnsi="Calibri" w:cs="Arial"/>
-                <w:i/>
-                <w:color w:val="0070C0"/>
-                <w:sz w:val="18"/>
-                <w:szCs w:val="20"/>
-                <w:lang w:eastAsia="es-CL"/>
-              </w:rPr>
-            </w:pPr>
-            <w:r>
-              <w:rPr>
-                <w:rFonts w:ascii="Calibri" w:hAnsi="Calibri" w:cs="Arial"/>
-                <w:i/>
-                <w:color w:val="0070C0"/>
-                <w:sz w:val="18"/>
-                <w:szCs w:val="20"/>
-                <w:lang w:eastAsia="es-CL"/>
-              </w:rPr>
-              <w:t>5 (S13-S14</w:t>
-            </w:r>
-            <w:r>
-              <w:rPr>
-                <w:rFonts w:ascii="Calibri" w:hAnsi="Calibri" w:cs="Arial"/>
-                <w:i/>
-                <w:color w:val="0070C0"/>
-                <w:sz w:val="18"/>
-                <w:szCs w:val="20"/>
-                <w:lang w:eastAsia="es-CL"/>
-              </w:rPr>
-              <w:t xml:space="preserve"> - </w:t>
-            </w:r>
-            <w:r>
-              <w:rPr>
-                <w:rFonts w:ascii="Calibri" w:hAnsi="Calibri" w:cs="Arial"/>
-                <w:i/>
-                <w:color w:val="0070C0"/>
-                <w:sz w:val="18"/>
-                <w:szCs w:val="20"/>
-                <w:lang w:eastAsia="es-CL"/>
-              </w:rPr>
-              <w:t>Reportes y métricas</w:t>
-            </w:r>
-            <w:r>
-              <w:rPr>
-                <w:rFonts w:ascii="Calibri" w:hAnsi="Calibri" w:cs="Arial"/>
-                <w:i/>
-                <w:color w:val="0070C0"/>
-                <w:sz w:val="18"/>
-                <w:szCs w:val="20"/>
-                <w:lang w:eastAsia="es-CL"/>
-              </w:rPr>
-              <w:t xml:space="preserve"> - </w:t>
-            </w:r>
-            <w:r>
-              <w:rPr>
-                <w:rFonts w:ascii="Calibri" w:hAnsi="Calibri" w:cs="Arial"/>
-                <w:i/>
-                <w:color w:val="0070C0"/>
-                <w:sz w:val="18"/>
-                <w:szCs w:val="20"/>
-                <w:lang w:eastAsia="es-CL"/>
-              </w:rPr>
-              <w:t xml:space="preserve">Adelantado: filtros, </w:t>
+                <w:b/>
+                <w:bCs/>
+                <w:i/>
+                <w:color w:val="0070C0"/>
+                <w:sz w:val="18"/>
+                <w:szCs w:val="20"/>
+                <w:lang w:val="es-ES" w:eastAsia="es-CL"/>
+              </w:rPr>
+              <w:t>Ajustes:</w:t>
+            </w:r>
+            <w:r>
+              <w:rPr>
+                <w:rFonts w:ascii="Calibri" w:hAnsi="Calibri" w:cs="Arial"/>
+                <w:i/>
+                <w:color w:val="0070C0"/>
+                <w:sz w:val="18"/>
+                <w:szCs w:val="20"/>
+                <w:lang w:val="es-ES" w:eastAsia="es-CL"/>
+              </w:rPr>
+              <w:t xml:space="preserve"> cambios de alcance incorporados en la revisión 02 de los documentos; escáner ampliado y probado con lectores reales; credenciales en variables de entorno, límites de intentos, recuperación por token, validación de imágenes y sanitización de exportaciones; KPI de inscritos corregidos y CSV </w:t>
+            </w:r>
+            <w:proofErr w:type="gramStart"/>
+            <w:r>
+              <w:rPr>
+                <w:rFonts w:ascii="Calibri" w:hAnsi="Calibri" w:cs="Arial"/>
+                <w:i/>
+                <w:color w:val="0070C0"/>
+                <w:sz w:val="18"/>
+                <w:szCs w:val="20"/>
+                <w:lang w:val="es-ES" w:eastAsia="es-CL"/>
+              </w:rPr>
+              <w:t>con ;</w:t>
+            </w:r>
+            <w:proofErr w:type="gramEnd"/>
+            <w:r>
+              <w:rPr>
+                <w:rFonts w:ascii="Calibri" w:hAnsi="Calibri" w:cs="Arial"/>
+                <w:i/>
+                <w:color w:val="0070C0"/>
+                <w:sz w:val="18"/>
+                <w:szCs w:val="20"/>
+                <w:lang w:val="es-ES" w:eastAsia="es-CL"/>
+              </w:rPr>
+              <w:t xml:space="preserve">; la auditoría ya no deshace una inscripción válida; prototipos en </w:t>
             </w:r>
             <w:proofErr w:type="spellStart"/>
             <w:r>
@@ -2611,9 +3011,9 @@
                 <w:color w:val="0070C0"/>
                 <w:sz w:val="18"/>
                 <w:szCs w:val="20"/>
-                <w:lang w:eastAsia="es-CL"/>
-              </w:rPr>
-              <w:t>dashboard</w:t>
+                <w:lang w:val="es-ES" w:eastAsia="es-CL"/>
+              </w:rPr>
+              <w:t>Canva</w:t>
             </w:r>
             <w:proofErr w:type="spellEnd"/>
             <w:r>
@@ -2623,812 +3023,9 @@
                 <w:color w:val="0070C0"/>
                 <w:sz w:val="18"/>
                 <w:szCs w:val="20"/>
-                <w:lang w:eastAsia="es-CL"/>
-              </w:rPr>
-              <w:t xml:space="preserve"> y exportación a CSV y Excel</w:t>
-            </w:r>
-          </w:p>
-          <w:p>
-            <w:pPr>
-              <w:spacing w:after="0" w:line="240" w:lineRule="auto"/>
-              <w:jc w:val="both"/>
-              <w:rPr>
-                <w:rFonts w:ascii="Calibri" w:hAnsi="Calibri" w:cs="Arial"/>
-                <w:i/>
-                <w:color w:val="0070C0"/>
-                <w:sz w:val="18"/>
-                <w:szCs w:val="20"/>
-                <w:lang w:eastAsia="es-CL"/>
-              </w:rPr>
-            </w:pPr>
-          </w:p>
-          <w:p>
-            <w:pPr>
-              <w:spacing w:after="0" w:line="240" w:lineRule="auto"/>
-              <w:jc w:val="both"/>
-              <w:rPr>
-                <w:rFonts w:ascii="Calibri" w:hAnsi="Calibri" w:cs="Arial"/>
-                <w:i/>
-                <w:color w:val="0070C0"/>
-                <w:sz w:val="18"/>
-                <w:szCs w:val="20"/>
-                <w:lang w:eastAsia="es-CL"/>
-              </w:rPr>
-            </w:pPr>
-            <w:r>
-              <w:rPr>
-                <w:rFonts w:ascii="Calibri" w:hAnsi="Calibri" w:cs="Arial"/>
-                <w:i/>
-                <w:color w:val="0070C0"/>
-                <w:sz w:val="18"/>
-                <w:szCs w:val="20"/>
-                <w:lang w:eastAsia="es-CL"/>
-              </w:rPr>
-              <w:t>Cumplimiento de los objetivos. Los objetivos 1, 2, 3 y 4 están cumplidos y verificados con pruebas. El objetivo 5 (respaldo automático) está pendiente, porque requiere el entorno de producción. Se hicieron respaldos manuales y una restauración de prueba como preparación.</w:t>
-            </w:r>
-          </w:p>
-          <w:p>
-            <w:pPr>
-              <w:spacing w:after="0" w:line="240" w:lineRule="auto"/>
-              <w:jc w:val="both"/>
-              <w:rPr>
-                <w:rFonts w:ascii="Calibri" w:hAnsi="Calibri" w:cs="Arial"/>
-                <w:i/>
-                <w:color w:val="0070C0"/>
-                <w:sz w:val="18"/>
-                <w:szCs w:val="20"/>
-                <w:lang w:eastAsia="es-CL"/>
-              </w:rPr>
-            </w:pPr>
-            <w:r>
-              <w:rPr>
-                <w:rFonts w:ascii="Calibri" w:hAnsi="Calibri" w:cs="Arial"/>
-                <w:i/>
-                <w:color w:val="0070C0"/>
-                <w:sz w:val="18"/>
-                <w:szCs w:val="20"/>
-                <w:lang w:eastAsia="es-CL"/>
-              </w:rPr>
-              <w:t>Elementos que facilitaron el desarrollo</w:t>
-            </w:r>
-          </w:p>
-          <w:p>
-            <w:pPr>
-              <w:pStyle w:val="Prrafodelista"/>
-              <w:numPr>
-                <w:ilvl w:val="0"/>
-                <w:numId w:val="1"/>
-              </w:numPr>
-              <w:spacing w:after="0" w:line="240" w:lineRule="auto"/>
-              <w:jc w:val="both"/>
-              <w:rPr>
-                <w:rFonts w:ascii="Calibri" w:hAnsi="Calibri" w:cs="Arial"/>
-                <w:i/>
-                <w:color w:val="0070C0"/>
-                <w:sz w:val="18"/>
-                <w:szCs w:val="20"/>
-                <w:lang w:eastAsia="es-CL"/>
-              </w:rPr>
-            </w:pPr>
-            <w:r>
-              <w:rPr>
-                <w:rFonts w:ascii="Calibri" w:hAnsi="Calibri" w:cs="Arial"/>
-                <w:i/>
-                <w:color w:val="0070C0"/>
-                <w:sz w:val="18"/>
-                <w:szCs w:val="20"/>
-                <w:lang w:eastAsia="es-CL"/>
-              </w:rPr>
-              <w:t>Stack conocido por el equipo (Django, PostgreSQL, HTML/CSS/JS).</w:t>
-            </w:r>
-          </w:p>
-          <w:p>
-            <w:pPr>
-              <w:pStyle w:val="Prrafodelista"/>
-              <w:numPr>
-                <w:ilvl w:val="0"/>
-                <w:numId w:val="1"/>
-              </w:numPr>
-              <w:spacing w:after="0" w:line="240" w:lineRule="auto"/>
-              <w:jc w:val="both"/>
-              <w:rPr>
-                <w:rFonts w:ascii="Calibri" w:hAnsi="Calibri" w:cs="Arial"/>
-                <w:i/>
-                <w:color w:val="0070C0"/>
-                <w:sz w:val="18"/>
-                <w:szCs w:val="20"/>
-                <w:lang w:eastAsia="es-CL"/>
-              </w:rPr>
-            </w:pPr>
-            <w:r>
-              <w:rPr>
-                <w:rFonts w:ascii="Calibri" w:hAnsi="Calibri" w:cs="Arial"/>
-                <w:i/>
-                <w:color w:val="0070C0"/>
-                <w:sz w:val="18"/>
-                <w:szCs w:val="20"/>
-                <w:lang w:eastAsia="es-CL"/>
-              </w:rPr>
-              <w:t>Lectores de QR y de código de barras ya disponibles en el Punto Estudiantil, sin costo adicional.</w:t>
-            </w:r>
-          </w:p>
-          <w:p>
-            <w:pPr>
-              <w:pStyle w:val="Prrafodelista"/>
-              <w:numPr>
-                <w:ilvl w:val="0"/>
-                <w:numId w:val="1"/>
-              </w:numPr>
-              <w:spacing w:after="0" w:line="240" w:lineRule="auto"/>
-              <w:jc w:val="both"/>
-              <w:rPr>
-                <w:rFonts w:ascii="Calibri" w:hAnsi="Calibri" w:cs="Arial"/>
-                <w:i/>
-                <w:color w:val="0070C0"/>
-                <w:sz w:val="18"/>
-                <w:szCs w:val="20"/>
-                <w:lang w:eastAsia="es-CL"/>
-              </w:rPr>
-            </w:pPr>
-            <w:r>
-              <w:rPr>
-                <w:rFonts w:ascii="Calibri" w:hAnsi="Calibri" w:cs="Arial"/>
-                <w:i/>
-                <w:color w:val="0070C0"/>
-                <w:sz w:val="18"/>
-                <w:szCs w:val="20"/>
-                <w:lang w:eastAsia="es-CL"/>
-              </w:rPr>
-              <w:t>Retroalimentación real de la contraparte.</w:t>
-            </w:r>
-          </w:p>
-          <w:p>
-            <w:pPr>
-              <w:pStyle w:val="Prrafodelista"/>
-              <w:numPr>
-                <w:ilvl w:val="0"/>
-                <w:numId w:val="1"/>
-              </w:numPr>
-              <w:spacing w:after="0" w:line="240" w:lineRule="auto"/>
-              <w:jc w:val="both"/>
-              <w:rPr>
-                <w:rFonts w:ascii="Calibri" w:hAnsi="Calibri" w:cs="Arial"/>
-                <w:i/>
-                <w:color w:val="0070C0"/>
-                <w:sz w:val="18"/>
-                <w:szCs w:val="20"/>
-                <w:lang w:eastAsia="es-CL"/>
-              </w:rPr>
-            </w:pPr>
-            <w:r>
-              <w:rPr>
-                <w:rFonts w:ascii="Calibri" w:hAnsi="Calibri" w:cs="Arial"/>
-                <w:i/>
-                <w:color w:val="0070C0"/>
-                <w:sz w:val="18"/>
-                <w:szCs w:val="20"/>
-                <w:lang w:eastAsia="es-CL"/>
-              </w:rPr>
-              <w:t>La suite de pruebas automatizadas (299 pruebas, 90 % de cobertura), que permitió corregir y refactorizar con seguridad.</w:t>
-            </w:r>
-          </w:p>
-          <w:p>
-            <w:pPr>
-              <w:pStyle w:val="Prrafodelista"/>
-              <w:numPr>
-                <w:ilvl w:val="0"/>
-                <w:numId w:val="1"/>
-              </w:numPr>
-              <w:spacing w:after="0" w:line="240" w:lineRule="auto"/>
-              <w:jc w:val="both"/>
-              <w:rPr>
-                <w:rFonts w:ascii="Calibri" w:hAnsi="Calibri" w:cs="Arial"/>
-                <w:i/>
-                <w:color w:val="0070C0"/>
-                <w:sz w:val="18"/>
-                <w:szCs w:val="20"/>
-                <w:lang w:eastAsia="es-CL"/>
-              </w:rPr>
-            </w:pPr>
-            <w:proofErr w:type="spellStart"/>
-            <w:r>
-              <w:rPr>
-                <w:rFonts w:ascii="Calibri" w:hAnsi="Calibri" w:cs="Arial"/>
-                <w:i/>
-                <w:color w:val="0070C0"/>
-                <w:sz w:val="18"/>
-                <w:szCs w:val="20"/>
-                <w:lang w:eastAsia="es-CL"/>
-              </w:rPr>
-              <w:t>Dockerización</w:t>
-            </w:r>
-            <w:proofErr w:type="spellEnd"/>
-            <w:r>
-              <w:rPr>
-                <w:rFonts w:ascii="Calibri" w:hAnsi="Calibri" w:cs="Arial"/>
-                <w:i/>
-                <w:color w:val="0070C0"/>
-                <w:sz w:val="18"/>
-                <w:szCs w:val="20"/>
-                <w:lang w:eastAsia="es-CL"/>
-              </w:rPr>
-              <w:t>, que dio un entorno reproducible y permitió migrar el proyecto a otro computador.</w:t>
-            </w:r>
-          </w:p>
-          <w:p>
-            <w:pPr>
-              <w:spacing w:after="0" w:line="240" w:lineRule="auto"/>
-              <w:jc w:val="both"/>
-              <w:rPr>
-                <w:rFonts w:ascii="Calibri" w:hAnsi="Calibri" w:cs="Arial"/>
-                <w:i/>
-                <w:color w:val="0070C0"/>
-                <w:sz w:val="18"/>
-                <w:szCs w:val="20"/>
-                <w:lang w:eastAsia="es-CL"/>
-              </w:rPr>
-            </w:pPr>
-            <w:r>
-              <w:rPr>
-                <w:rFonts w:ascii="Calibri" w:hAnsi="Calibri" w:cs="Arial"/>
-                <w:i/>
-                <w:color w:val="0070C0"/>
-                <w:sz w:val="18"/>
-                <w:szCs w:val="20"/>
-                <w:lang w:eastAsia="es-CL"/>
-              </w:rPr>
-              <w:t>Dificultades enfrentadas</w:t>
-            </w:r>
-          </w:p>
-          <w:p>
-            <w:pPr>
-              <w:pStyle w:val="Prrafodelista"/>
-              <w:numPr>
-                <w:ilvl w:val="0"/>
-                <w:numId w:val="1"/>
-              </w:numPr>
-              <w:spacing w:after="0" w:line="240" w:lineRule="auto"/>
-              <w:jc w:val="both"/>
-              <w:rPr>
-                <w:rFonts w:ascii="Calibri" w:hAnsi="Calibri" w:cs="Arial"/>
-                <w:i/>
-                <w:color w:val="0070C0"/>
-                <w:sz w:val="18"/>
-                <w:szCs w:val="20"/>
-                <w:lang w:eastAsia="es-CL"/>
-              </w:rPr>
-            </w:pPr>
-            <w:r>
-              <w:rPr>
-                <w:rFonts w:ascii="Calibri" w:hAnsi="Calibri" w:cs="Arial"/>
-                <w:i/>
-                <w:color w:val="0070C0"/>
-                <w:sz w:val="18"/>
-                <w:szCs w:val="20"/>
-                <w:lang w:eastAsia="es-CL"/>
-              </w:rPr>
-              <w:t>Coordinación con el Punto Estudiantil: costó cuadrar horarios para las revisiones; solo se realizó una de las acordadas.</w:t>
-            </w:r>
-          </w:p>
-          <w:p>
-            <w:pPr>
-              <w:pStyle w:val="Prrafodelista"/>
-              <w:numPr>
-                <w:ilvl w:val="0"/>
-                <w:numId w:val="1"/>
-              </w:numPr>
-              <w:spacing w:after="0" w:line="240" w:lineRule="auto"/>
-              <w:jc w:val="both"/>
-              <w:rPr>
-                <w:rFonts w:ascii="Calibri" w:hAnsi="Calibri" w:cs="Arial"/>
-                <w:i/>
-                <w:color w:val="0070C0"/>
-                <w:sz w:val="18"/>
-                <w:szCs w:val="20"/>
-                <w:lang w:eastAsia="es-CL"/>
-              </w:rPr>
-            </w:pPr>
-            <w:r>
-              <w:rPr>
-                <w:rFonts w:ascii="Calibri" w:hAnsi="Calibri" w:cs="Arial"/>
-                <w:i/>
-                <w:color w:val="0070C0"/>
-                <w:sz w:val="18"/>
-                <w:szCs w:val="20"/>
-                <w:lang w:eastAsia="es-CL"/>
-              </w:rPr>
-              <w:lastRenderedPageBreak/>
-              <w:t>Cambios de alcance: ampliación del escáner a más roles, control de propietario, auditoría de ediciones forzadas, filtros de reportes por escuela y fechas, y vistas de participantes y notificaciones.</w:t>
-            </w:r>
-          </w:p>
-          <w:p>
-            <w:pPr>
-              <w:pStyle w:val="Prrafodelista"/>
-              <w:numPr>
-                <w:ilvl w:val="0"/>
-                <w:numId w:val="1"/>
-              </w:numPr>
-              <w:spacing w:after="0" w:line="240" w:lineRule="auto"/>
-              <w:jc w:val="both"/>
-              <w:rPr>
-                <w:rFonts w:ascii="Calibri" w:hAnsi="Calibri" w:cs="Arial"/>
-                <w:i/>
-                <w:color w:val="0070C0"/>
-                <w:sz w:val="18"/>
-                <w:szCs w:val="20"/>
-                <w:lang w:eastAsia="es-CL"/>
-              </w:rPr>
-            </w:pPr>
-            <w:r>
-              <w:rPr>
-                <w:rFonts w:ascii="Calibri" w:hAnsi="Calibri" w:cs="Arial"/>
-                <w:i/>
-                <w:color w:val="0070C0"/>
-                <w:sz w:val="18"/>
-                <w:szCs w:val="20"/>
-                <w:lang w:eastAsia="es-CL"/>
-              </w:rPr>
-              <w:t xml:space="preserve">Variabilidad de los </w:t>
-            </w:r>
-            <w:proofErr w:type="gramStart"/>
-            <w:r>
-              <w:rPr>
-                <w:rFonts w:ascii="Calibri" w:hAnsi="Calibri" w:cs="Arial"/>
-                <w:i/>
-                <w:color w:val="0070C0"/>
-                <w:sz w:val="18"/>
-                <w:szCs w:val="20"/>
-                <w:lang w:eastAsia="es-CL"/>
-              </w:rPr>
-              <w:t>carnets</w:t>
-            </w:r>
-            <w:proofErr w:type="gramEnd"/>
-            <w:r>
-              <w:rPr>
-                <w:rFonts w:ascii="Calibri" w:hAnsi="Calibri" w:cs="Arial"/>
-                <w:i/>
-                <w:color w:val="0070C0"/>
-                <w:sz w:val="18"/>
-                <w:szCs w:val="20"/>
-                <w:lang w:eastAsia="es-CL"/>
-              </w:rPr>
-              <w:t xml:space="preserve">: el </w:t>
-            </w:r>
-            <w:proofErr w:type="gramStart"/>
-            <w:r>
-              <w:rPr>
-                <w:rFonts w:ascii="Calibri" w:hAnsi="Calibri" w:cs="Arial"/>
-                <w:i/>
-                <w:color w:val="0070C0"/>
-                <w:sz w:val="18"/>
-                <w:szCs w:val="20"/>
-                <w:lang w:eastAsia="es-CL"/>
-              </w:rPr>
-              <w:t>carnet</w:t>
-            </w:r>
-            <w:proofErr w:type="gramEnd"/>
-            <w:r>
-              <w:rPr>
-                <w:rFonts w:ascii="Calibri" w:hAnsi="Calibri" w:cs="Arial"/>
-                <w:i/>
-                <w:color w:val="0070C0"/>
-                <w:sz w:val="18"/>
-                <w:szCs w:val="20"/>
-                <w:lang w:eastAsia="es-CL"/>
-              </w:rPr>
-              <w:t xml:space="preserve"> antiguo y el nuevo entregan el RUT en formatos distintos, y el lector de QR depende de la configuración del teclado.</w:t>
-            </w:r>
-          </w:p>
-          <w:p>
-            <w:pPr>
-              <w:pStyle w:val="Prrafodelista"/>
-              <w:numPr>
-                <w:ilvl w:val="0"/>
-                <w:numId w:val="1"/>
-              </w:numPr>
-              <w:spacing w:after="0" w:line="240" w:lineRule="auto"/>
-              <w:jc w:val="both"/>
-              <w:rPr>
-                <w:rFonts w:ascii="Calibri" w:hAnsi="Calibri" w:cs="Arial"/>
-                <w:i/>
-                <w:color w:val="0070C0"/>
-                <w:sz w:val="18"/>
-                <w:szCs w:val="20"/>
-                <w:lang w:eastAsia="es-CL"/>
-              </w:rPr>
-            </w:pPr>
-            <w:r>
-              <w:rPr>
-                <w:rFonts w:ascii="Calibri" w:hAnsi="Calibri" w:cs="Arial"/>
-                <w:i/>
-                <w:color w:val="0070C0"/>
-                <w:sz w:val="18"/>
-                <w:szCs w:val="20"/>
-                <w:lang w:eastAsia="es-CL"/>
-              </w:rPr>
-              <w:t>Datos personales: al manejar RUT y correos, hubo que reforzar la seguridad más allá de lo planificado.</w:t>
-            </w:r>
-          </w:p>
-          <w:p>
-            <w:pPr>
-              <w:pStyle w:val="Prrafodelista"/>
-              <w:numPr>
-                <w:ilvl w:val="0"/>
-                <w:numId w:val="1"/>
-              </w:numPr>
-              <w:spacing w:after="0" w:line="240" w:lineRule="auto"/>
-              <w:jc w:val="both"/>
-              <w:rPr>
-                <w:rFonts w:ascii="Calibri" w:hAnsi="Calibri" w:cs="Arial"/>
-                <w:i/>
-                <w:color w:val="0070C0"/>
-                <w:sz w:val="18"/>
-                <w:szCs w:val="20"/>
-                <w:lang w:eastAsia="es-CL"/>
-              </w:rPr>
-            </w:pPr>
-            <w:r>
-              <w:rPr>
-                <w:rFonts w:ascii="Calibri" w:hAnsi="Calibri" w:cs="Arial"/>
-                <w:i/>
-                <w:color w:val="0070C0"/>
-                <w:sz w:val="18"/>
-                <w:szCs w:val="20"/>
-                <w:lang w:eastAsia="es-CL"/>
-              </w:rPr>
-              <w:t>Dependencia de infraestructura: el correo real y el respaldo periódico dependen de una cuenta institucional y de un servidor de producción que aún no existen.</w:t>
-            </w:r>
-          </w:p>
-          <w:p>
-            <w:pPr>
-              <w:spacing w:after="0" w:line="240" w:lineRule="auto"/>
-              <w:jc w:val="both"/>
-              <w:rPr>
-                <w:rFonts w:ascii="Calibri" w:hAnsi="Calibri" w:cs="Arial"/>
-                <w:i/>
-                <w:color w:val="0070C0"/>
-                <w:sz w:val="18"/>
-                <w:szCs w:val="20"/>
-                <w:lang w:eastAsia="es-CL"/>
-              </w:rPr>
-            </w:pPr>
-            <w:r>
-              <w:rPr>
-                <w:rFonts w:ascii="Calibri" w:hAnsi="Calibri" w:cs="Arial"/>
-                <w:i/>
-                <w:color w:val="0070C0"/>
-                <w:sz w:val="18"/>
-                <w:szCs w:val="20"/>
-                <w:lang w:eastAsia="es-CL"/>
-              </w:rPr>
-              <w:t>Ajustes realizados</w:t>
-            </w:r>
-          </w:p>
-          <w:p>
-            <w:pPr>
-              <w:pStyle w:val="Prrafodelista"/>
-              <w:numPr>
-                <w:ilvl w:val="0"/>
-                <w:numId w:val="1"/>
-              </w:numPr>
-              <w:spacing w:after="0" w:line="240" w:lineRule="auto"/>
-              <w:jc w:val="both"/>
-              <w:rPr>
-                <w:rFonts w:ascii="Calibri" w:hAnsi="Calibri" w:cs="Arial"/>
-                <w:i/>
-                <w:color w:val="0070C0"/>
-                <w:sz w:val="18"/>
-                <w:szCs w:val="20"/>
-                <w:lang w:eastAsia="es-CL"/>
-              </w:rPr>
-            </w:pPr>
-            <w:r>
-              <w:rPr>
-                <w:rFonts w:ascii="Calibri" w:hAnsi="Calibri" w:cs="Arial"/>
-                <w:i/>
-                <w:color w:val="0070C0"/>
-                <w:sz w:val="18"/>
-                <w:szCs w:val="20"/>
-                <w:lang w:eastAsia="es-CL"/>
-              </w:rPr>
-              <w:t xml:space="preserve">Los cambios de alcance se incorporaron en la revisión 02 de la </w:t>
-            </w:r>
-            <w:proofErr w:type="spellStart"/>
-            <w:r>
-              <w:rPr>
-                <w:rFonts w:ascii="Calibri" w:hAnsi="Calibri" w:cs="Arial"/>
-                <w:i/>
-                <w:color w:val="0070C0"/>
-                <w:sz w:val="18"/>
-                <w:szCs w:val="20"/>
-                <w:lang w:eastAsia="es-CL"/>
-              </w:rPr>
-              <w:t>Product</w:t>
-            </w:r>
-            <w:proofErr w:type="spellEnd"/>
-            <w:r>
-              <w:rPr>
-                <w:rFonts w:ascii="Calibri" w:hAnsi="Calibri" w:cs="Arial"/>
-                <w:i/>
-                <w:color w:val="0070C0"/>
-                <w:sz w:val="18"/>
-                <w:szCs w:val="20"/>
-                <w:lang w:eastAsia="es-CL"/>
-              </w:rPr>
-              <w:t xml:space="preserve"> Vision y del Backlog.</w:t>
-            </w:r>
-          </w:p>
-          <w:p>
-            <w:pPr>
-              <w:pStyle w:val="Prrafodelista"/>
-              <w:numPr>
-                <w:ilvl w:val="0"/>
-                <w:numId w:val="1"/>
-              </w:numPr>
-              <w:spacing w:after="0" w:line="240" w:lineRule="auto"/>
-              <w:jc w:val="both"/>
-              <w:rPr>
-                <w:rFonts w:ascii="Calibri" w:hAnsi="Calibri" w:cs="Arial"/>
-                <w:i/>
-                <w:color w:val="0070C0"/>
-                <w:sz w:val="18"/>
-                <w:szCs w:val="20"/>
-                <w:lang w:eastAsia="es-CL"/>
-              </w:rPr>
-            </w:pPr>
-            <w:r>
-              <w:rPr>
-                <w:rFonts w:ascii="Calibri" w:hAnsi="Calibri" w:cs="Arial"/>
-                <w:i/>
-                <w:color w:val="0070C0"/>
-                <w:sz w:val="18"/>
-                <w:szCs w:val="20"/>
-                <w:lang w:eastAsia="es-CL"/>
-              </w:rPr>
-              <w:t xml:space="preserve">Para la variabilidad de </w:t>
-            </w:r>
-            <w:proofErr w:type="gramStart"/>
-            <w:r>
-              <w:rPr>
-                <w:rFonts w:ascii="Calibri" w:hAnsi="Calibri" w:cs="Arial"/>
-                <w:i/>
-                <w:color w:val="0070C0"/>
-                <w:sz w:val="18"/>
-                <w:szCs w:val="20"/>
-                <w:lang w:eastAsia="es-CL"/>
-              </w:rPr>
-              <w:t>carnets</w:t>
-            </w:r>
-            <w:proofErr w:type="gramEnd"/>
-            <w:r>
-              <w:rPr>
-                <w:rFonts w:ascii="Calibri" w:hAnsi="Calibri" w:cs="Arial"/>
-                <w:i/>
-                <w:color w:val="0070C0"/>
-                <w:sz w:val="18"/>
-                <w:szCs w:val="20"/>
-                <w:lang w:eastAsia="es-CL"/>
-              </w:rPr>
-              <w:t xml:space="preserve"> se amplió el campo del escáner, se reconocieron ambos formatos y se probó con lectores reales.</w:t>
-            </w:r>
-          </w:p>
-          <w:p>
-            <w:pPr>
-              <w:pStyle w:val="Prrafodelista"/>
-              <w:numPr>
-                <w:ilvl w:val="0"/>
-                <w:numId w:val="1"/>
-              </w:numPr>
-              <w:spacing w:after="0" w:line="240" w:lineRule="auto"/>
-              <w:jc w:val="both"/>
-              <w:rPr>
-                <w:rFonts w:ascii="Calibri" w:hAnsi="Calibri" w:cs="Arial"/>
-                <w:i/>
-                <w:color w:val="0070C0"/>
-                <w:sz w:val="18"/>
-                <w:szCs w:val="20"/>
-                <w:lang w:eastAsia="es-CL"/>
-              </w:rPr>
-            </w:pPr>
-            <w:r>
-              <w:rPr>
-                <w:rFonts w:ascii="Calibri" w:hAnsi="Calibri" w:cs="Arial"/>
-                <w:i/>
-                <w:color w:val="0070C0"/>
-                <w:sz w:val="18"/>
-                <w:szCs w:val="20"/>
-                <w:lang w:eastAsia="es-CL"/>
-              </w:rPr>
-              <w:t>Para la seguridad se agregaron credenciales en variables de entorno, contraseñas aleatorias, recuperación de clave por token, límites de intentos, validación de imágenes, sanitización de fórmulas en exportaciones, y normalización del RUT.</w:t>
-            </w:r>
-          </w:p>
-          <w:p>
-            <w:pPr>
-              <w:pStyle w:val="Prrafodelista"/>
-              <w:numPr>
-                <w:ilvl w:val="0"/>
-                <w:numId w:val="1"/>
-              </w:numPr>
-              <w:spacing w:after="0" w:line="240" w:lineRule="auto"/>
-              <w:jc w:val="both"/>
-              <w:rPr>
-                <w:rFonts w:ascii="Calibri" w:hAnsi="Calibri" w:cs="Arial"/>
-                <w:i/>
-                <w:color w:val="0070C0"/>
-                <w:sz w:val="18"/>
-                <w:szCs w:val="20"/>
-                <w:lang w:eastAsia="es-CL"/>
-              </w:rPr>
-            </w:pPr>
-            <w:r>
-              <w:rPr>
-                <w:rFonts w:ascii="Calibri" w:hAnsi="Calibri" w:cs="Arial"/>
-                <w:i/>
-                <w:color w:val="0070C0"/>
-                <w:sz w:val="18"/>
-                <w:szCs w:val="20"/>
-                <w:lang w:eastAsia="es-CL"/>
-              </w:rPr>
-              <w:t xml:space="preserve">Los KPI de inscritos de los reportes se corrigieron para que no dependan de la asistencia y respeten los filtros. Los CSV </w:t>
-            </w:r>
-            <w:proofErr w:type="gramStart"/>
-            <w:r>
-              <w:rPr>
-                <w:rFonts w:ascii="Calibri" w:hAnsi="Calibri" w:cs="Arial"/>
-                <w:i/>
-                <w:color w:val="0070C0"/>
-                <w:sz w:val="18"/>
-                <w:szCs w:val="20"/>
-                <w:lang w:eastAsia="es-CL"/>
-              </w:rPr>
-              <w:t>usan ;</w:t>
-            </w:r>
-            <w:proofErr w:type="gramEnd"/>
-            <w:r>
-              <w:rPr>
-                <w:rFonts w:ascii="Calibri" w:hAnsi="Calibri" w:cs="Arial"/>
-                <w:i/>
-                <w:color w:val="0070C0"/>
-                <w:sz w:val="18"/>
-                <w:szCs w:val="20"/>
-                <w:lang w:eastAsia="es-CL"/>
-              </w:rPr>
-              <w:t xml:space="preserve"> para abrirse bien en Excel con configuración chilena.</w:t>
-            </w:r>
-          </w:p>
-          <w:p>
-            <w:pPr>
-              <w:pStyle w:val="Prrafodelista"/>
-              <w:numPr>
-                <w:ilvl w:val="0"/>
-                <w:numId w:val="1"/>
-              </w:numPr>
-              <w:spacing w:after="0" w:line="240" w:lineRule="auto"/>
-              <w:jc w:val="both"/>
-              <w:rPr>
-                <w:rFonts w:ascii="Calibri" w:hAnsi="Calibri" w:cs="Arial"/>
-                <w:i/>
-                <w:color w:val="0070C0"/>
-                <w:sz w:val="18"/>
-                <w:szCs w:val="20"/>
-                <w:lang w:eastAsia="es-CL"/>
-              </w:rPr>
-            </w:pPr>
-            <w:r>
-              <w:rPr>
-                <w:rFonts w:ascii="Calibri" w:hAnsi="Calibri" w:cs="Arial"/>
-                <w:i/>
-                <w:color w:val="0070C0"/>
-                <w:sz w:val="18"/>
-                <w:szCs w:val="20"/>
-                <w:lang w:eastAsia="es-CL"/>
-              </w:rPr>
-              <w:t>La falla de la auditoría dejó de deshacer una inscripción válida.</w:t>
-            </w:r>
-          </w:p>
-          <w:p>
-            <w:pPr>
-              <w:pStyle w:val="Prrafodelista"/>
-              <w:numPr>
-                <w:ilvl w:val="0"/>
-                <w:numId w:val="1"/>
-              </w:numPr>
-              <w:spacing w:after="0" w:line="240" w:lineRule="auto"/>
-              <w:jc w:val="both"/>
-              <w:rPr>
-                <w:rFonts w:ascii="Calibri" w:hAnsi="Calibri" w:cs="Arial"/>
-                <w:i/>
-                <w:color w:val="0070C0"/>
-                <w:sz w:val="18"/>
-                <w:szCs w:val="20"/>
-                <w:lang w:eastAsia="es-CL"/>
-              </w:rPr>
-            </w:pPr>
-            <w:r>
-              <w:rPr>
-                <w:rFonts w:ascii="Calibri" w:hAnsi="Calibri" w:cs="Arial"/>
-                <w:i/>
-                <w:color w:val="0070C0"/>
-                <w:sz w:val="18"/>
-                <w:szCs w:val="20"/>
-                <w:lang w:eastAsia="es-CL"/>
-              </w:rPr>
-              <w:t xml:space="preserve">Los prototipos se hicieron en </w:t>
-            </w:r>
-            <w:proofErr w:type="spellStart"/>
-            <w:r>
-              <w:rPr>
-                <w:rFonts w:ascii="Calibri" w:hAnsi="Calibri" w:cs="Arial"/>
-                <w:i/>
-                <w:color w:val="0070C0"/>
-                <w:sz w:val="18"/>
-                <w:szCs w:val="20"/>
-                <w:lang w:eastAsia="es-CL"/>
-              </w:rPr>
-              <w:t>Canva</w:t>
-            </w:r>
-            <w:proofErr w:type="spellEnd"/>
-            <w:r>
-              <w:rPr>
-                <w:rFonts w:ascii="Calibri" w:hAnsi="Calibri" w:cs="Arial"/>
-                <w:i/>
-                <w:color w:val="0070C0"/>
-                <w:sz w:val="18"/>
-                <w:szCs w:val="20"/>
-                <w:lang w:eastAsia="es-CL"/>
-              </w:rPr>
-              <w:t xml:space="preserve"> en lugar de </w:t>
-            </w:r>
-            <w:proofErr w:type="spellStart"/>
-            <w:r>
-              <w:rPr>
-                <w:rFonts w:ascii="Calibri" w:hAnsi="Calibri" w:cs="Arial"/>
-                <w:i/>
-                <w:color w:val="0070C0"/>
-                <w:sz w:val="18"/>
-                <w:szCs w:val="20"/>
-                <w:lang w:eastAsia="es-CL"/>
-              </w:rPr>
-              <w:t>Figma</w:t>
-            </w:r>
-            <w:proofErr w:type="spellEnd"/>
-            <w:r>
-              <w:rPr>
-                <w:rFonts w:ascii="Calibri" w:hAnsi="Calibri" w:cs="Arial"/>
-                <w:i/>
-                <w:color w:val="0070C0"/>
-                <w:sz w:val="18"/>
-                <w:szCs w:val="20"/>
-                <w:lang w:eastAsia="es-CL"/>
+                <w:lang w:val="es-ES" w:eastAsia="es-CL"/>
               </w:rPr>
               <w:t>.</w:t>
-            </w:r>
-          </w:p>
-          <w:p>
-            <w:pPr>
-              <w:numPr>
-                <w:ilvl w:val="0"/>
-                <w:numId w:val="1"/>
-              </w:numPr>
-              <w:rPr>
-                <w:rFonts w:ascii="Calibri" w:hAnsi="Calibri" w:cs="Arial"/>
-                <w:i/>
-                <w:color w:val="0070C0"/>
-                <w:sz w:val="18"/>
-                <w:szCs w:val="20"/>
-                <w:lang w:eastAsia="es-CL"/>
-              </w:rPr>
-            </w:pPr>
-            <w:r>
-              <w:rPr>
-                <w:rFonts w:ascii="Calibri" w:hAnsi="Calibri" w:cs="Arial"/>
-                <w:i/>
-                <w:color w:val="0070C0"/>
-                <w:sz w:val="18"/>
-                <w:szCs w:val="20"/>
-                <w:lang w:eastAsia="es-CL"/>
-              </w:rPr>
-              <w:t>Lo dependiente de producción (SMTP real y respaldo periódico) se dejó programado para cuando exista la infraestructura.</w:t>
             </w:r>
           </w:p>
         </w:tc>
@@ -3468,8 +3065,16 @@
           </w:tcPr>
           <w:tbl>
             <w:tblPr>
-              <w:tblW w:w="8956" w:type="dxa"/>
+              <w:tblW w:w="0" w:type="auto"/>
               <w:tblCellSpacing w:w="15" w:type="dxa"/>
+              <w:tblBorders>
+                <w:top w:val="single" w:sz="4" w:space="0" w:color="auto"/>
+                <w:left w:val="single" w:sz="4" w:space="0" w:color="auto"/>
+                <w:bottom w:val="single" w:sz="4" w:space="0" w:color="auto"/>
+                <w:right w:val="single" w:sz="4" w:space="0" w:color="auto"/>
+                <w:insideH w:val="single" w:sz="4" w:space="0" w:color="auto"/>
+                <w:insideV w:val="single" w:sz="4" w:space="0" w:color="auto"/>
+              </w:tblBorders>
               <w:tblCellMar>
                 <w:top w:w="15" w:type="dxa"/>
                 <w:left w:w="15" w:type="dxa"/>
@@ -3479,14 +3084,11 @@
               <w:tblLook w:val="04A0" w:firstRow="1" w:lastRow="0" w:firstColumn="1" w:lastColumn="0" w:noHBand="0" w:noVBand="1"/>
             </w:tblPr>
             <w:tblGrid>
-              <w:gridCol w:w="81"/>
-              <w:gridCol w:w="66"/>
-              <w:gridCol w:w="4345"/>
-              <w:gridCol w:w="4464"/>
+              <w:gridCol w:w="3435"/>
+              <w:gridCol w:w="3119"/>
             </w:tblGrid>
             <w:tr>
               <w:trPr>
-                <w:gridAfter w:val="2"/>
                 <w:tblHeader/>
                 <w:tblCellSpacing w:w="15" w:type="dxa"/>
               </w:trPr>
@@ -3494,6 +3096,7 @@
                 <w:tcPr>
                   <w:tcW w:w="0" w:type="auto"/>
                   <w:vAlign w:val="center"/>
+                  <w:hideMark/>
                 </w:tcPr>
                 <w:p>
                   <w:pPr>
@@ -3503,102 +3106,21 @@
                       <w:rFonts w:ascii="Times New Roman" w:eastAsia="Times New Roman" w:hAnsi="Times New Roman" w:cs="Times New Roman"/>
                       <w:b/>
                       <w:bCs/>
+                      <w:color w:val="2E74B5" w:themeColor="accent5" w:themeShade="BF"/>
                       <w:sz w:val="24"/>
                       <w:szCs w:val="24"/>
                       <w:lang w:val="es-ES" w:eastAsia="es-ES"/>
                     </w:rPr>
                   </w:pPr>
-                </w:p>
-              </w:tc>
-              <w:tc>
-                <w:tcPr>
-                  <w:tcW w:w="0" w:type="auto"/>
-                  <w:vAlign w:val="center"/>
-                </w:tcPr>
-                <w:p>
-                  <w:pPr>
-                    <w:spacing w:after="0" w:line="240" w:lineRule="auto"/>
-                    <w:jc w:val="center"/>
+                  <w:r>
                     <w:rPr>
                       <w:rFonts w:ascii="Times New Roman" w:eastAsia="Times New Roman" w:hAnsi="Times New Roman" w:cs="Times New Roman"/>
                       <w:b/>
                       <w:bCs/>
+                      <w:color w:val="2E74B5" w:themeColor="accent5" w:themeShade="BF"/>
                       <w:sz w:val="24"/>
                       <w:szCs w:val="24"/>
                       <w:lang w:val="es-ES" w:eastAsia="es-ES"/>
-                    </w:rPr>
-                  </w:pPr>
-                </w:p>
-              </w:tc>
-            </w:tr>
-            <w:tr>
-              <w:trPr>
-                <w:tblCellSpacing w:w="15" w:type="dxa"/>
-              </w:trPr>
-              <w:tc>
-                <w:tcPr>
-                  <w:tcW w:w="0" w:type="auto"/>
-                  <w:vAlign w:val="center"/>
-                </w:tcPr>
-                <w:p>
-                  <w:pPr>
-                    <w:spacing w:after="0" w:line="240" w:lineRule="auto"/>
-                    <w:rPr>
-                      <w:rFonts w:ascii="Times New Roman" w:eastAsia="Times New Roman" w:hAnsi="Times New Roman" w:cs="Times New Roman"/>
-                      <w:sz w:val="24"/>
-                      <w:szCs w:val="24"/>
-                      <w:lang w:val="es-ES" w:eastAsia="es-ES"/>
-                    </w:rPr>
-                  </w:pPr>
-                </w:p>
-              </w:tc>
-              <w:tc>
-                <w:tcPr>
-                  <w:tcW w:w="0" w:type="auto"/>
-                  <w:vAlign w:val="center"/>
-                </w:tcPr>
-                <w:p>
-                  <w:pPr>
-                    <w:spacing w:after="0" w:line="240" w:lineRule="auto"/>
-                    <w:rPr>
-                      <w:rFonts w:ascii="Times New Roman" w:eastAsia="Times New Roman" w:hAnsi="Times New Roman" w:cs="Times New Roman"/>
-                      <w:sz w:val="24"/>
-                      <w:szCs w:val="24"/>
-                      <w:lang w:val="es-ES" w:eastAsia="es-ES"/>
-                    </w:rPr>
-                  </w:pPr>
-                </w:p>
-              </w:tc>
-              <w:tc>
-                <w:tcPr>
-                  <w:tcW w:w="0" w:type="auto"/>
-                  <w:tcBorders>
-                    <w:top w:val="single" w:sz="4" w:space="0" w:color="auto"/>
-                    <w:left w:val="single" w:sz="4" w:space="0" w:color="auto"/>
-                    <w:bottom w:val="single" w:sz="4" w:space="0" w:color="auto"/>
-                    <w:right w:val="single" w:sz="4" w:space="0" w:color="auto"/>
-                  </w:tcBorders>
-                  <w:vAlign w:val="center"/>
-                </w:tcPr>
-                <w:p>
-                  <w:pPr>
-                    <w:spacing w:after="0" w:line="240" w:lineRule="auto"/>
-                    <w:rPr>
-                      <w:rFonts w:eastAsia="Times New Roman" w:cstheme="minorHAnsi"/>
-                      <w:color w:val="5B9BD5" w:themeColor="accent5"/>
-                      <w:sz w:val="18"/>
-                      <w:szCs w:val="18"/>
-                      <w:lang w:val="es-ES" w:eastAsia="es-ES"/>
-                    </w:rPr>
-                  </w:pPr>
-                  <w:r>
-                    <w:rPr>
-                      <w:rFonts w:cstheme="minorHAnsi"/>
-                      <w:b/>
-                      <w:bCs/>
-                      <w:color w:val="5B9BD5" w:themeColor="accent5"/>
-                      <w:sz w:val="18"/>
-                      <w:szCs w:val="18"/>
                     </w:rPr>
                     <w:t>Evidencia</w:t>
                   </w:r>
@@ -3607,33 +3129,32 @@
               <w:tc>
                 <w:tcPr>
                   <w:tcW w:w="0" w:type="auto"/>
-                  <w:tcBorders>
-                    <w:top w:val="single" w:sz="4" w:space="0" w:color="auto"/>
-                    <w:left w:val="single" w:sz="4" w:space="0" w:color="auto"/>
-                    <w:bottom w:val="single" w:sz="4" w:space="0" w:color="auto"/>
-                    <w:right w:val="single" w:sz="4" w:space="0" w:color="auto"/>
-                  </w:tcBorders>
                   <w:vAlign w:val="center"/>
+                  <w:hideMark/>
                 </w:tcPr>
                 <w:p>
                   <w:pPr>
                     <w:spacing w:after="0" w:line="240" w:lineRule="auto"/>
-                    <w:rPr>
-                      <w:rFonts w:eastAsia="Times New Roman" w:cstheme="minorHAnsi"/>
-                      <w:color w:val="5B9BD5" w:themeColor="accent5"/>
-                      <w:sz w:val="18"/>
-                      <w:szCs w:val="18"/>
+                    <w:jc w:val="center"/>
+                    <w:rPr>
+                      <w:rFonts w:ascii="Times New Roman" w:eastAsia="Times New Roman" w:hAnsi="Times New Roman" w:cs="Times New Roman"/>
+                      <w:b/>
+                      <w:bCs/>
+                      <w:color w:val="2E74B5" w:themeColor="accent5" w:themeShade="BF"/>
+                      <w:sz w:val="24"/>
+                      <w:szCs w:val="24"/>
                       <w:lang w:val="es-ES" w:eastAsia="es-ES"/>
                     </w:rPr>
                   </w:pPr>
                   <w:r>
                     <w:rPr>
-                      <w:rFonts w:cstheme="minorHAnsi"/>
+                      <w:rFonts w:ascii="Times New Roman" w:eastAsia="Times New Roman" w:hAnsi="Times New Roman" w:cs="Times New Roman"/>
                       <w:b/>
                       <w:bCs/>
-                      <w:color w:val="5B9BD5" w:themeColor="accent5"/>
-                      <w:sz w:val="18"/>
-                      <w:szCs w:val="18"/>
+                      <w:color w:val="2E74B5" w:themeColor="accent5" w:themeShade="BF"/>
+                      <w:sz w:val="24"/>
+                      <w:szCs w:val="24"/>
+                      <w:lang w:val="es-ES" w:eastAsia="es-ES"/>
                     </w:rPr>
                     <w:t>Qué demuestra</w:t>
                   </w:r>
@@ -3648,84 +3169,48 @@
                 <w:tcPr>
                   <w:tcW w:w="0" w:type="auto"/>
                   <w:vAlign w:val="center"/>
+                  <w:hideMark/>
                 </w:tcPr>
                 <w:p>
                   <w:pPr>
                     <w:spacing w:after="0" w:line="240" w:lineRule="auto"/>
                     <w:rPr>
                       <w:rFonts w:ascii="Times New Roman" w:eastAsia="Times New Roman" w:hAnsi="Times New Roman" w:cs="Times New Roman"/>
+                      <w:color w:val="2E74B5" w:themeColor="accent5" w:themeShade="BF"/>
                       <w:sz w:val="24"/>
                       <w:szCs w:val="24"/>
                       <w:lang w:val="es-ES" w:eastAsia="es-ES"/>
                     </w:rPr>
                   </w:pPr>
-                </w:p>
-              </w:tc>
-              <w:tc>
-                <w:tcPr>
-                  <w:tcW w:w="0" w:type="auto"/>
-                  <w:vAlign w:val="center"/>
-                </w:tcPr>
-                <w:p>
-                  <w:pPr>
-                    <w:spacing w:after="0" w:line="240" w:lineRule="auto"/>
+                  <w:r>
                     <w:rPr>
                       <w:rFonts w:ascii="Times New Roman" w:eastAsia="Times New Roman" w:hAnsi="Times New Roman" w:cs="Times New Roman"/>
+                      <w:color w:val="2E74B5" w:themeColor="accent5" w:themeShade="BF"/>
                       <w:sz w:val="24"/>
                       <w:szCs w:val="24"/>
                       <w:lang w:val="es-ES" w:eastAsia="es-ES"/>
                     </w:rPr>
-                  </w:pPr>
-                </w:p>
-              </w:tc>
-              <w:tc>
-                <w:tcPr>
-                  <w:tcW w:w="0" w:type="auto"/>
-                  <w:tcBorders>
-                    <w:top w:val="single" w:sz="4" w:space="0" w:color="auto"/>
-                    <w:left w:val="single" w:sz="4" w:space="0" w:color="auto"/>
-                    <w:bottom w:val="single" w:sz="4" w:space="0" w:color="auto"/>
-                    <w:right w:val="single" w:sz="4" w:space="0" w:color="auto"/>
-                  </w:tcBorders>
-                  <w:vAlign w:val="center"/>
-                </w:tcPr>
-                <w:p>
-                  <w:pPr>
-                    <w:spacing w:after="0" w:line="240" w:lineRule="auto"/>
-                    <w:rPr>
-                      <w:rFonts w:eastAsia="Times New Roman" w:cstheme="minorHAnsi"/>
-                      <w:color w:val="5B9BD5" w:themeColor="accent5"/>
-                      <w:sz w:val="18"/>
-                      <w:szCs w:val="18"/>
-                      <w:lang w:val="es-ES" w:eastAsia="es-ES"/>
-                    </w:rPr>
-                  </w:pPr>
-                  <w:r>
-                    <w:rPr>
-                      <w:rFonts w:cstheme="minorHAnsi"/>
-                      <w:color w:val="5B9BD5" w:themeColor="accent5"/>
-                      <w:sz w:val="18"/>
-                      <w:szCs w:val="18"/>
-                    </w:rPr>
-                    <w:t xml:space="preserve">Repositorio GitHub del equipo (historial de </w:t>
+                    <w:t xml:space="preserve">Repositorio GitHub (historial de </w:t>
                   </w:r>
                   <w:proofErr w:type="spellStart"/>
                   <w:r>
                     <w:rPr>
-                      <w:rFonts w:cstheme="minorHAnsi"/>
-                      <w:color w:val="5B9BD5" w:themeColor="accent5"/>
-                      <w:sz w:val="18"/>
-                      <w:szCs w:val="18"/>
+                      <w:rFonts w:ascii="Times New Roman" w:eastAsia="Times New Roman" w:hAnsi="Times New Roman" w:cs="Times New Roman"/>
+                      <w:color w:val="2E74B5" w:themeColor="accent5" w:themeShade="BF"/>
+                      <w:sz w:val="24"/>
+                      <w:szCs w:val="24"/>
+                      <w:lang w:val="es-ES" w:eastAsia="es-ES"/>
                     </w:rPr>
                     <w:t>commits</w:t>
                   </w:r>
                   <w:proofErr w:type="spellEnd"/>
                   <w:r>
                     <w:rPr>
-                      <w:rFonts w:cstheme="minorHAnsi"/>
-                      <w:color w:val="5B9BD5" w:themeColor="accent5"/>
-                      <w:sz w:val="18"/>
-                      <w:szCs w:val="18"/>
+                      <w:rFonts w:ascii="Times New Roman" w:eastAsia="Times New Roman" w:hAnsi="Times New Roman" w:cs="Times New Roman"/>
+                      <w:color w:val="2E74B5" w:themeColor="accent5" w:themeShade="BF"/>
+                      <w:sz w:val="24"/>
+                      <w:szCs w:val="24"/>
+                      <w:lang w:val="es-ES" w:eastAsia="es-ES"/>
                     </w:rPr>
                     <w:t>)</w:t>
                   </w:r>
@@ -3734,31 +3219,27 @@
               <w:tc>
                 <w:tcPr>
                   <w:tcW w:w="0" w:type="auto"/>
-                  <w:tcBorders>
-                    <w:top w:val="single" w:sz="4" w:space="0" w:color="auto"/>
-                    <w:left w:val="single" w:sz="4" w:space="0" w:color="auto"/>
-                    <w:bottom w:val="single" w:sz="4" w:space="0" w:color="auto"/>
-                    <w:right w:val="single" w:sz="4" w:space="0" w:color="auto"/>
-                  </w:tcBorders>
                   <w:vAlign w:val="center"/>
+                  <w:hideMark/>
                 </w:tcPr>
                 <w:p>
                   <w:pPr>
                     <w:spacing w:after="0" w:line="240" w:lineRule="auto"/>
                     <w:rPr>
-                      <w:rFonts w:eastAsia="Times New Roman" w:cstheme="minorHAnsi"/>
-                      <w:color w:val="5B9BD5" w:themeColor="accent5"/>
-                      <w:sz w:val="18"/>
-                      <w:szCs w:val="18"/>
+                      <w:rFonts w:ascii="Times New Roman" w:eastAsia="Times New Roman" w:hAnsi="Times New Roman" w:cs="Times New Roman"/>
+                      <w:color w:val="2E74B5" w:themeColor="accent5" w:themeShade="BF"/>
+                      <w:sz w:val="24"/>
+                      <w:szCs w:val="24"/>
                       <w:lang w:val="es-ES" w:eastAsia="es-ES"/>
                     </w:rPr>
                   </w:pPr>
                   <w:r>
                     <w:rPr>
-                      <w:rFonts w:cstheme="minorHAnsi"/>
-                      <w:color w:val="5B9BD5" w:themeColor="accent5"/>
-                      <w:sz w:val="18"/>
-                      <w:szCs w:val="18"/>
+                      <w:rFonts w:ascii="Times New Roman" w:eastAsia="Times New Roman" w:hAnsi="Times New Roman" w:cs="Times New Roman"/>
+                      <w:color w:val="2E74B5" w:themeColor="accent5" w:themeShade="BF"/>
+                      <w:sz w:val="24"/>
+                      <w:szCs w:val="24"/>
+                      <w:lang w:val="es-ES" w:eastAsia="es-ES"/>
                     </w:rPr>
                     <w:t>Avance incremental y control de versiones</w:t>
                   </w:r>
@@ -3773,64 +3254,26 @@
                 <w:tcPr>
                   <w:tcW w:w="0" w:type="auto"/>
                   <w:vAlign w:val="center"/>
+                  <w:hideMark/>
                 </w:tcPr>
                 <w:p>
                   <w:pPr>
                     <w:spacing w:after="0" w:line="240" w:lineRule="auto"/>
                     <w:rPr>
                       <w:rFonts w:ascii="Times New Roman" w:eastAsia="Times New Roman" w:hAnsi="Times New Roman" w:cs="Times New Roman"/>
+                      <w:color w:val="2E74B5" w:themeColor="accent5" w:themeShade="BF"/>
                       <w:sz w:val="24"/>
                       <w:szCs w:val="24"/>
                       <w:lang w:val="es-ES" w:eastAsia="es-ES"/>
                     </w:rPr>
                   </w:pPr>
-                </w:p>
-              </w:tc>
-              <w:tc>
-                <w:tcPr>
-                  <w:tcW w:w="0" w:type="auto"/>
-                  <w:vAlign w:val="center"/>
-                </w:tcPr>
-                <w:p>
-                  <w:pPr>
-                    <w:spacing w:after="0" w:line="240" w:lineRule="auto"/>
+                  <w:r>
                     <w:rPr>
                       <w:rFonts w:ascii="Times New Roman" w:eastAsia="Times New Roman" w:hAnsi="Times New Roman" w:cs="Times New Roman"/>
+                      <w:color w:val="2E74B5" w:themeColor="accent5" w:themeShade="BF"/>
                       <w:sz w:val="24"/>
                       <w:szCs w:val="24"/>
                       <w:lang w:val="es-ES" w:eastAsia="es-ES"/>
-                    </w:rPr>
-                  </w:pPr>
-                </w:p>
-              </w:tc>
-              <w:tc>
-                <w:tcPr>
-                  <w:tcW w:w="0" w:type="auto"/>
-                  <w:tcBorders>
-                    <w:top w:val="single" w:sz="4" w:space="0" w:color="auto"/>
-                    <w:left w:val="single" w:sz="4" w:space="0" w:color="auto"/>
-                    <w:bottom w:val="single" w:sz="4" w:space="0" w:color="auto"/>
-                    <w:right w:val="single" w:sz="4" w:space="0" w:color="auto"/>
-                  </w:tcBorders>
-                  <w:vAlign w:val="center"/>
-                </w:tcPr>
-                <w:p>
-                  <w:pPr>
-                    <w:spacing w:after="0" w:line="240" w:lineRule="auto"/>
-                    <w:rPr>
-                      <w:rFonts w:eastAsia="Times New Roman" w:cstheme="minorHAnsi"/>
-                      <w:color w:val="5B9BD5" w:themeColor="accent5"/>
-                      <w:sz w:val="18"/>
-                      <w:szCs w:val="18"/>
-                      <w:lang w:val="es-ES" w:eastAsia="es-ES"/>
-                    </w:rPr>
-                  </w:pPr>
-                  <w:r>
-                    <w:rPr>
-                      <w:rFonts w:cstheme="minorHAnsi"/>
-                      <w:color w:val="5B9BD5" w:themeColor="accent5"/>
-                      <w:sz w:val="18"/>
-                      <w:szCs w:val="18"/>
                     </w:rPr>
                     <w:t>Documentos 01, 02, 04 y 05</w:t>
                   </w:r>
@@ -3839,33 +3282,29 @@
               <w:tc>
                 <w:tcPr>
                   <w:tcW w:w="0" w:type="auto"/>
-                  <w:tcBorders>
-                    <w:top w:val="single" w:sz="4" w:space="0" w:color="auto"/>
-                    <w:left w:val="single" w:sz="4" w:space="0" w:color="auto"/>
-                    <w:bottom w:val="single" w:sz="4" w:space="0" w:color="auto"/>
-                    <w:right w:val="single" w:sz="4" w:space="0" w:color="auto"/>
-                  </w:tcBorders>
                   <w:vAlign w:val="center"/>
+                  <w:hideMark/>
                 </w:tcPr>
                 <w:p>
                   <w:pPr>
                     <w:spacing w:after="0" w:line="240" w:lineRule="auto"/>
                     <w:rPr>
-                      <w:rFonts w:eastAsia="Times New Roman" w:cstheme="minorHAnsi"/>
-                      <w:color w:val="5B9BD5" w:themeColor="accent5"/>
-                      <w:sz w:val="18"/>
-                      <w:szCs w:val="18"/>
+                      <w:rFonts w:ascii="Times New Roman" w:eastAsia="Times New Roman" w:hAnsi="Times New Roman" w:cs="Times New Roman"/>
+                      <w:color w:val="2E74B5" w:themeColor="accent5" w:themeShade="BF"/>
+                      <w:sz w:val="24"/>
+                      <w:szCs w:val="24"/>
                       <w:lang w:val="es-ES" w:eastAsia="es-ES"/>
                     </w:rPr>
                   </w:pPr>
                   <w:r>
                     <w:rPr>
-                      <w:rFonts w:cstheme="minorHAnsi"/>
-                      <w:color w:val="5B9BD5" w:themeColor="accent5"/>
-                      <w:sz w:val="18"/>
-                      <w:szCs w:val="18"/>
-                    </w:rPr>
-                    <w:t>Visión, alcance, historias, criterios de aceptación y diseño UML</w:t>
+                      <w:rFonts w:ascii="Times New Roman" w:eastAsia="Times New Roman" w:hAnsi="Times New Roman" w:cs="Times New Roman"/>
+                      <w:color w:val="2E74B5" w:themeColor="accent5" w:themeShade="BF"/>
+                      <w:sz w:val="24"/>
+                      <w:szCs w:val="24"/>
+                      <w:lang w:val="es-ES" w:eastAsia="es-ES"/>
+                    </w:rPr>
+                    <w:t>Visión, alcance, historias, criterios y diseño UML</w:t>
                   </w:r>
                 </w:p>
               </w:tc>
@@ -3878,64 +3317,26 @@
                 <w:tcPr>
                   <w:tcW w:w="0" w:type="auto"/>
                   <w:vAlign w:val="center"/>
+                  <w:hideMark/>
                 </w:tcPr>
                 <w:p>
                   <w:pPr>
                     <w:spacing w:after="0" w:line="240" w:lineRule="auto"/>
                     <w:rPr>
                       <w:rFonts w:ascii="Times New Roman" w:eastAsia="Times New Roman" w:hAnsi="Times New Roman" w:cs="Times New Roman"/>
+                      <w:color w:val="2E74B5" w:themeColor="accent5" w:themeShade="BF"/>
                       <w:sz w:val="24"/>
                       <w:szCs w:val="24"/>
                       <w:lang w:val="es-ES" w:eastAsia="es-ES"/>
                     </w:rPr>
                   </w:pPr>
-                </w:p>
-              </w:tc>
-              <w:tc>
-                <w:tcPr>
-                  <w:tcW w:w="0" w:type="auto"/>
-                  <w:vAlign w:val="center"/>
-                </w:tcPr>
-                <w:p>
-                  <w:pPr>
-                    <w:spacing w:after="0" w:line="240" w:lineRule="auto"/>
+                  <w:r>
                     <w:rPr>
                       <w:rFonts w:ascii="Times New Roman" w:eastAsia="Times New Roman" w:hAnsi="Times New Roman" w:cs="Times New Roman"/>
+                      <w:color w:val="2E74B5" w:themeColor="accent5" w:themeShade="BF"/>
                       <w:sz w:val="24"/>
                       <w:szCs w:val="24"/>
                       <w:lang w:val="es-ES" w:eastAsia="es-ES"/>
-                    </w:rPr>
-                  </w:pPr>
-                </w:p>
-              </w:tc>
-              <w:tc>
-                <w:tcPr>
-                  <w:tcW w:w="0" w:type="auto"/>
-                  <w:tcBorders>
-                    <w:top w:val="single" w:sz="4" w:space="0" w:color="auto"/>
-                    <w:left w:val="single" w:sz="4" w:space="0" w:color="auto"/>
-                    <w:bottom w:val="single" w:sz="4" w:space="0" w:color="auto"/>
-                    <w:right w:val="single" w:sz="4" w:space="0" w:color="auto"/>
-                  </w:tcBorders>
-                  <w:vAlign w:val="center"/>
-                </w:tcPr>
-                <w:p>
-                  <w:pPr>
-                    <w:spacing w:after="0" w:line="240" w:lineRule="auto"/>
-                    <w:rPr>
-                      <w:rFonts w:eastAsia="Times New Roman" w:cstheme="minorHAnsi"/>
-                      <w:color w:val="5B9BD5" w:themeColor="accent5"/>
-                      <w:sz w:val="18"/>
-                      <w:szCs w:val="18"/>
-                      <w:lang w:val="es-ES" w:eastAsia="es-ES"/>
-                    </w:rPr>
-                  </w:pPr>
-                  <w:r>
-                    <w:rPr>
-                      <w:rFonts w:cstheme="minorHAnsi"/>
-                      <w:color w:val="5B9BD5" w:themeColor="accent5"/>
-                      <w:sz w:val="18"/>
-                      <w:szCs w:val="18"/>
                     </w:rPr>
                     <w:t>Acta de Control de Avance</w:t>
                   </w:r>
@@ -3944,33 +3345,51 @@
               <w:tc>
                 <w:tcPr>
                   <w:tcW w:w="0" w:type="auto"/>
-                  <w:tcBorders>
-                    <w:top w:val="single" w:sz="4" w:space="0" w:color="auto"/>
-                    <w:left w:val="single" w:sz="4" w:space="0" w:color="auto"/>
-                    <w:bottom w:val="single" w:sz="4" w:space="0" w:color="auto"/>
-                    <w:right w:val="single" w:sz="4" w:space="0" w:color="auto"/>
-                  </w:tcBorders>
                   <w:vAlign w:val="center"/>
+                  <w:hideMark/>
                 </w:tcPr>
                 <w:p>
                   <w:pPr>
                     <w:spacing w:after="0" w:line="240" w:lineRule="auto"/>
                     <w:rPr>
-                      <w:rFonts w:eastAsia="Times New Roman" w:cstheme="minorHAnsi"/>
-                      <w:color w:val="5B9BD5" w:themeColor="accent5"/>
-                      <w:sz w:val="18"/>
-                      <w:szCs w:val="18"/>
+                      <w:rFonts w:ascii="Times New Roman" w:eastAsia="Times New Roman" w:hAnsi="Times New Roman" w:cs="Times New Roman"/>
+                      <w:color w:val="2E74B5" w:themeColor="accent5" w:themeShade="BF"/>
+                      <w:sz w:val="24"/>
+                      <w:szCs w:val="24"/>
                       <w:lang w:val="es-ES" w:eastAsia="es-ES"/>
                     </w:rPr>
                   </w:pPr>
                   <w:r>
                     <w:rPr>
-                      <w:rFonts w:cstheme="minorHAnsi"/>
-                      <w:color w:val="5B9BD5" w:themeColor="accent5"/>
-                      <w:sz w:val="18"/>
-                      <w:szCs w:val="18"/>
-                    </w:rPr>
-                    <w:t>Estado de cada sprint y acuerdos con el docente</w:t>
+                      <w:rFonts w:ascii="Times New Roman" w:eastAsia="Times New Roman" w:hAnsi="Times New Roman" w:cs="Times New Roman"/>
+                      <w:color w:val="2E74B5" w:themeColor="accent5" w:themeShade="BF"/>
+                      <w:sz w:val="24"/>
+                      <w:szCs w:val="24"/>
+                      <w:lang w:val="es-ES" w:eastAsia="es-ES"/>
+                    </w:rPr>
+                    <w:t xml:space="preserve">Estado de los </w:t>
+                  </w:r>
+                  <w:proofErr w:type="spellStart"/>
+                  <w:r>
+                    <w:rPr>
+                      <w:rFonts w:ascii="Times New Roman" w:eastAsia="Times New Roman" w:hAnsi="Times New Roman" w:cs="Times New Roman"/>
+                      <w:color w:val="2E74B5" w:themeColor="accent5" w:themeShade="BF"/>
+                      <w:sz w:val="24"/>
+                      <w:szCs w:val="24"/>
+                      <w:lang w:val="es-ES" w:eastAsia="es-ES"/>
+                    </w:rPr>
+                    <w:t>sprints</w:t>
+                  </w:r>
+                  <w:proofErr w:type="spellEnd"/>
+                  <w:r>
+                    <w:rPr>
+                      <w:rFonts w:ascii="Times New Roman" w:eastAsia="Times New Roman" w:hAnsi="Times New Roman" w:cs="Times New Roman"/>
+                      <w:color w:val="2E74B5" w:themeColor="accent5" w:themeShade="BF"/>
+                      <w:sz w:val="24"/>
+                      <w:szCs w:val="24"/>
+                      <w:lang w:val="es-ES" w:eastAsia="es-ES"/>
+                    </w:rPr>
+                    <w:t xml:space="preserve"> y acuerdos con el docente</w:t>
                   </w:r>
                 </w:p>
               </w:tc>
@@ -3983,99 +3402,57 @@
                 <w:tcPr>
                   <w:tcW w:w="0" w:type="auto"/>
                   <w:vAlign w:val="center"/>
+                  <w:hideMark/>
                 </w:tcPr>
                 <w:p>
                   <w:pPr>
                     <w:spacing w:after="0" w:line="240" w:lineRule="auto"/>
                     <w:rPr>
                       <w:rFonts w:ascii="Times New Roman" w:eastAsia="Times New Roman" w:hAnsi="Times New Roman" w:cs="Times New Roman"/>
+                      <w:color w:val="2E74B5" w:themeColor="accent5" w:themeShade="BF"/>
                       <w:sz w:val="24"/>
                       <w:szCs w:val="24"/>
                       <w:lang w:val="es-ES" w:eastAsia="es-ES"/>
                     </w:rPr>
                   </w:pPr>
+                  <w:r>
+                    <w:rPr>
+                      <w:rFonts w:ascii="Times New Roman" w:eastAsia="Times New Roman" w:hAnsi="Times New Roman" w:cs="Times New Roman"/>
+                      <w:color w:val="2E74B5" w:themeColor="accent5" w:themeShade="BF"/>
+                      <w:sz w:val="24"/>
+                      <w:szCs w:val="24"/>
+                      <w:lang w:val="es-ES" w:eastAsia="es-ES"/>
+                    </w:rPr>
+                    <w:t>Pruebas: 299 en OK, 90 % de cobertura</w:t>
+                  </w:r>
                 </w:p>
               </w:tc>
               <w:tc>
                 <w:tcPr>
                   <w:tcW w:w="0" w:type="auto"/>
                   <w:vAlign w:val="center"/>
+                  <w:hideMark/>
                 </w:tcPr>
                 <w:p>
                   <w:pPr>
                     <w:spacing w:after="0" w:line="240" w:lineRule="auto"/>
                     <w:rPr>
                       <w:rFonts w:ascii="Times New Roman" w:eastAsia="Times New Roman" w:hAnsi="Times New Roman" w:cs="Times New Roman"/>
+                      <w:color w:val="2E74B5" w:themeColor="accent5" w:themeShade="BF"/>
                       <w:sz w:val="24"/>
                       <w:szCs w:val="24"/>
                       <w:lang w:val="es-ES" w:eastAsia="es-ES"/>
                     </w:rPr>
                   </w:pPr>
-                </w:p>
-              </w:tc>
-              <w:tc>
-                <w:tcPr>
-                  <w:tcW w:w="0" w:type="auto"/>
-                  <w:tcBorders>
-                    <w:top w:val="single" w:sz="4" w:space="0" w:color="auto"/>
-                    <w:left w:val="single" w:sz="4" w:space="0" w:color="auto"/>
-                    <w:bottom w:val="single" w:sz="4" w:space="0" w:color="auto"/>
-                    <w:right w:val="single" w:sz="4" w:space="0" w:color="auto"/>
-                  </w:tcBorders>
-                  <w:vAlign w:val="center"/>
-                </w:tcPr>
-                <w:p>
-                  <w:pPr>
-                    <w:spacing w:after="0" w:line="240" w:lineRule="auto"/>
-                    <w:rPr>
-                      <w:rFonts w:eastAsia="Times New Roman" w:cstheme="minorHAnsi"/>
-                      <w:color w:val="5B9BD5" w:themeColor="accent5"/>
-                      <w:sz w:val="18"/>
-                      <w:szCs w:val="18"/>
+                  <w:r>
+                    <w:rPr>
+                      <w:rFonts w:ascii="Times New Roman" w:eastAsia="Times New Roman" w:hAnsi="Times New Roman" w:cs="Times New Roman"/>
+                      <w:color w:val="2E74B5" w:themeColor="accent5" w:themeShade="BF"/>
+                      <w:sz w:val="24"/>
+                      <w:szCs w:val="24"/>
                       <w:lang w:val="es-ES" w:eastAsia="es-ES"/>
                     </w:rPr>
-                  </w:pPr>
-                  <w:r>
-                    <w:rPr>
-                      <w:rFonts w:cstheme="minorHAnsi"/>
-                      <w:color w:val="5B9BD5" w:themeColor="accent5"/>
-                      <w:sz w:val="18"/>
-                      <w:szCs w:val="18"/>
-                    </w:rPr>
-                    <w:t>Suite de pruebas: 299 en OK, 90 % de cobertura</w:t>
-                  </w:r>
-                </w:p>
-              </w:tc>
-              <w:tc>
-                <w:tcPr>
-                  <w:tcW w:w="0" w:type="auto"/>
-                  <w:tcBorders>
-                    <w:top w:val="single" w:sz="4" w:space="0" w:color="auto"/>
-                    <w:left w:val="single" w:sz="4" w:space="0" w:color="auto"/>
-                    <w:bottom w:val="single" w:sz="4" w:space="0" w:color="auto"/>
-                    <w:right w:val="single" w:sz="4" w:space="0" w:color="auto"/>
-                  </w:tcBorders>
-                  <w:vAlign w:val="center"/>
-                </w:tcPr>
-                <w:p>
-                  <w:pPr>
-                    <w:spacing w:after="0" w:line="240" w:lineRule="auto"/>
-                    <w:rPr>
-                      <w:rFonts w:eastAsia="Times New Roman" w:cstheme="minorHAnsi"/>
-                      <w:color w:val="5B9BD5" w:themeColor="accent5"/>
-                      <w:sz w:val="18"/>
-                      <w:szCs w:val="18"/>
-                      <w:lang w:val="es-ES" w:eastAsia="es-ES"/>
-                    </w:rPr>
-                  </w:pPr>
-                  <w:r>
-                    <w:rPr>
-                      <w:rFonts w:cstheme="minorHAnsi"/>
-                      <w:color w:val="5B9BD5" w:themeColor="accent5"/>
-                      <w:sz w:val="18"/>
-                      <w:szCs w:val="18"/>
-                    </w:rPr>
-                    <w:t>Calidad y cumplimiento de los criterios de aceptación</w:t>
+                    <w:t>Calidad y cumplimiento de criterios</w:t>
                   </w:r>
                 </w:p>
               </w:tc>
@@ -4088,64 +3465,26 @@
                 <w:tcPr>
                   <w:tcW w:w="0" w:type="auto"/>
                   <w:vAlign w:val="center"/>
+                  <w:hideMark/>
                 </w:tcPr>
                 <w:p>
                   <w:pPr>
                     <w:spacing w:after="0" w:line="240" w:lineRule="auto"/>
                     <w:rPr>
                       <w:rFonts w:ascii="Times New Roman" w:eastAsia="Times New Roman" w:hAnsi="Times New Roman" w:cs="Times New Roman"/>
+                      <w:color w:val="2E74B5" w:themeColor="accent5" w:themeShade="BF"/>
                       <w:sz w:val="24"/>
                       <w:szCs w:val="24"/>
                       <w:lang w:val="es-ES" w:eastAsia="es-ES"/>
                     </w:rPr>
                   </w:pPr>
-                </w:p>
-              </w:tc>
-              <w:tc>
-                <w:tcPr>
-                  <w:tcW w:w="0" w:type="auto"/>
-                  <w:vAlign w:val="center"/>
-                </w:tcPr>
-                <w:p>
-                  <w:pPr>
-                    <w:spacing w:after="0" w:line="240" w:lineRule="auto"/>
+                  <w:r>
                     <w:rPr>
                       <w:rFonts w:ascii="Times New Roman" w:eastAsia="Times New Roman" w:hAnsi="Times New Roman" w:cs="Times New Roman"/>
+                      <w:color w:val="2E74B5" w:themeColor="accent5" w:themeShade="BF"/>
                       <w:sz w:val="24"/>
                       <w:szCs w:val="24"/>
                       <w:lang w:val="es-ES" w:eastAsia="es-ES"/>
-                    </w:rPr>
-                  </w:pPr>
-                </w:p>
-              </w:tc>
-              <w:tc>
-                <w:tcPr>
-                  <w:tcW w:w="0" w:type="auto"/>
-                  <w:tcBorders>
-                    <w:top w:val="single" w:sz="4" w:space="0" w:color="auto"/>
-                    <w:left w:val="single" w:sz="4" w:space="0" w:color="auto"/>
-                    <w:bottom w:val="single" w:sz="4" w:space="0" w:color="auto"/>
-                    <w:right w:val="single" w:sz="4" w:space="0" w:color="auto"/>
-                  </w:tcBorders>
-                  <w:vAlign w:val="center"/>
-                </w:tcPr>
-                <w:p>
-                  <w:pPr>
-                    <w:spacing w:after="0" w:line="240" w:lineRule="auto"/>
-                    <w:rPr>
-                      <w:rFonts w:eastAsia="Times New Roman" w:cstheme="minorHAnsi"/>
-                      <w:color w:val="5B9BD5" w:themeColor="accent5"/>
-                      <w:sz w:val="18"/>
-                      <w:szCs w:val="18"/>
-                      <w:lang w:val="es-ES" w:eastAsia="es-ES"/>
-                    </w:rPr>
-                  </w:pPr>
-                  <w:r>
-                    <w:rPr>
-                      <w:rFonts w:cstheme="minorHAnsi"/>
-                      <w:color w:val="5B9BD5" w:themeColor="accent5"/>
-                      <w:sz w:val="18"/>
-                      <w:szCs w:val="18"/>
                     </w:rPr>
                     <w:t>Prueba de carga (5.000 alumnos, 50 usuarios, 0 % de errores)</w:t>
                   </w:r>
@@ -4154,31 +3493,27 @@
               <w:tc>
                 <w:tcPr>
                   <w:tcW w:w="0" w:type="auto"/>
-                  <w:tcBorders>
-                    <w:top w:val="single" w:sz="4" w:space="0" w:color="auto"/>
-                    <w:left w:val="single" w:sz="4" w:space="0" w:color="auto"/>
-                    <w:bottom w:val="single" w:sz="4" w:space="0" w:color="auto"/>
-                    <w:right w:val="single" w:sz="4" w:space="0" w:color="auto"/>
-                  </w:tcBorders>
                   <w:vAlign w:val="center"/>
+                  <w:hideMark/>
                 </w:tcPr>
                 <w:p>
                   <w:pPr>
                     <w:spacing w:after="0" w:line="240" w:lineRule="auto"/>
                     <w:rPr>
-                      <w:rFonts w:eastAsia="Times New Roman" w:cstheme="minorHAnsi"/>
-                      <w:color w:val="5B9BD5" w:themeColor="accent5"/>
-                      <w:sz w:val="18"/>
-                      <w:szCs w:val="18"/>
+                      <w:rFonts w:ascii="Times New Roman" w:eastAsia="Times New Roman" w:hAnsi="Times New Roman" w:cs="Times New Roman"/>
+                      <w:color w:val="2E74B5" w:themeColor="accent5" w:themeShade="BF"/>
+                      <w:sz w:val="24"/>
+                      <w:szCs w:val="24"/>
                       <w:lang w:val="es-ES" w:eastAsia="es-ES"/>
                     </w:rPr>
                   </w:pPr>
                   <w:r>
                     <w:rPr>
-                      <w:rFonts w:cstheme="minorHAnsi"/>
-                      <w:color w:val="5B9BD5" w:themeColor="accent5"/>
-                      <w:sz w:val="18"/>
-                      <w:szCs w:val="18"/>
+                      <w:rFonts w:ascii="Times New Roman" w:eastAsia="Times New Roman" w:hAnsi="Times New Roman" w:cs="Times New Roman"/>
+                      <w:color w:val="2E74B5" w:themeColor="accent5" w:themeShade="BF"/>
+                      <w:sz w:val="24"/>
+                      <w:szCs w:val="24"/>
+                      <w:lang w:val="es-ES" w:eastAsia="es-ES"/>
                     </w:rPr>
                     <w:t>Capacidad del sistema</w:t>
                   </w:r>
@@ -4193,99 +3528,69 @@
                 <w:tcPr>
                   <w:tcW w:w="0" w:type="auto"/>
                   <w:vAlign w:val="center"/>
+                  <w:hideMark/>
                 </w:tcPr>
                 <w:p>
                   <w:pPr>
                     <w:spacing w:after="0" w:line="240" w:lineRule="auto"/>
                     <w:rPr>
                       <w:rFonts w:ascii="Times New Roman" w:eastAsia="Times New Roman" w:hAnsi="Times New Roman" w:cs="Times New Roman"/>
+                      <w:color w:val="2E74B5" w:themeColor="accent5" w:themeShade="BF"/>
                       <w:sz w:val="24"/>
                       <w:szCs w:val="24"/>
                       <w:lang w:val="es-ES" w:eastAsia="es-ES"/>
                     </w:rPr>
                   </w:pPr>
+                  <w:r>
+                    <w:rPr>
+                      <w:rFonts w:ascii="Times New Roman" w:eastAsia="Times New Roman" w:hAnsi="Times New Roman" w:cs="Times New Roman"/>
+                      <w:color w:val="2E74B5" w:themeColor="accent5" w:themeShade="BF"/>
+                      <w:sz w:val="24"/>
+                      <w:szCs w:val="24"/>
+                      <w:lang w:val="es-ES" w:eastAsia="es-ES"/>
+                    </w:rPr>
+                    <w:t xml:space="preserve">Capturas por épica y prototipos de </w:t>
+                  </w:r>
+                  <w:proofErr w:type="spellStart"/>
+                  <w:r>
+                    <w:rPr>
+                      <w:rFonts w:ascii="Times New Roman" w:eastAsia="Times New Roman" w:hAnsi="Times New Roman" w:cs="Times New Roman"/>
+                      <w:color w:val="2E74B5" w:themeColor="accent5" w:themeShade="BF"/>
+                      <w:sz w:val="24"/>
+                      <w:szCs w:val="24"/>
+                      <w:lang w:val="es-ES" w:eastAsia="es-ES"/>
+                    </w:rPr>
+                    <w:t>Canva</w:t>
+                  </w:r>
+                  <w:proofErr w:type="spellEnd"/>
                 </w:p>
               </w:tc>
               <w:tc>
                 <w:tcPr>
                   <w:tcW w:w="0" w:type="auto"/>
                   <w:vAlign w:val="center"/>
+                  <w:hideMark/>
                 </w:tcPr>
                 <w:p>
                   <w:pPr>
                     <w:spacing w:after="0" w:line="240" w:lineRule="auto"/>
                     <w:rPr>
                       <w:rFonts w:ascii="Times New Roman" w:eastAsia="Times New Roman" w:hAnsi="Times New Roman" w:cs="Times New Roman"/>
+                      <w:color w:val="2E74B5" w:themeColor="accent5" w:themeShade="BF"/>
                       <w:sz w:val="24"/>
                       <w:szCs w:val="24"/>
                       <w:lang w:val="es-ES" w:eastAsia="es-ES"/>
                     </w:rPr>
                   </w:pPr>
-                </w:p>
-              </w:tc>
-              <w:tc>
-                <w:tcPr>
-                  <w:tcW w:w="0" w:type="auto"/>
-                  <w:tcBorders>
-                    <w:top w:val="single" w:sz="4" w:space="0" w:color="auto"/>
-                    <w:left w:val="single" w:sz="4" w:space="0" w:color="auto"/>
-                    <w:bottom w:val="single" w:sz="4" w:space="0" w:color="auto"/>
-                    <w:right w:val="single" w:sz="4" w:space="0" w:color="auto"/>
-                  </w:tcBorders>
-                  <w:vAlign w:val="center"/>
-                </w:tcPr>
-                <w:p>
-                  <w:pPr>
-                    <w:spacing w:after="0" w:line="240" w:lineRule="auto"/>
-                    <w:rPr>
-                      <w:rFonts w:eastAsia="Times New Roman" w:cstheme="minorHAnsi"/>
-                      <w:color w:val="5B9BD5" w:themeColor="accent5"/>
-                      <w:sz w:val="18"/>
-                      <w:szCs w:val="18"/>
+                  <w:r>
+                    <w:rPr>
+                      <w:rFonts w:ascii="Times New Roman" w:eastAsia="Times New Roman" w:hAnsi="Times New Roman" w:cs="Times New Roman"/>
+                      <w:color w:val="2E74B5" w:themeColor="accent5" w:themeShade="BF"/>
+                      <w:sz w:val="24"/>
+                      <w:szCs w:val="24"/>
                       <w:lang w:val="es-ES" w:eastAsia="es-ES"/>
                     </w:rPr>
-                  </w:pPr>
-                  <w:r>
-                    <w:rPr>
-                      <w:rFonts w:cstheme="minorHAnsi"/>
-                      <w:color w:val="5B9BD5" w:themeColor="accent5"/>
-                      <w:sz w:val="18"/>
-                      <w:szCs w:val="18"/>
-                    </w:rPr>
-                    <w:t>Capturas de pantalla por épica</w:t>
-                  </w:r>
-                </w:p>
-              </w:tc>
-              <w:tc>
-                <w:tcPr>
-                  <w:tcW w:w="0" w:type="auto"/>
-                  <w:tcBorders>
-                    <w:top w:val="single" w:sz="4" w:space="0" w:color="auto"/>
-                    <w:left w:val="single" w:sz="4" w:space="0" w:color="auto"/>
-                    <w:bottom w:val="single" w:sz="4" w:space="0" w:color="auto"/>
-                    <w:right w:val="single" w:sz="4" w:space="0" w:color="auto"/>
-                  </w:tcBorders>
-                  <w:vAlign w:val="center"/>
-                </w:tcPr>
-                <w:p>
-                  <w:pPr>
-                    <w:spacing w:after="0" w:line="240" w:lineRule="auto"/>
-                    <w:rPr>
-                      <w:rFonts w:eastAsia="Times New Roman" w:cstheme="minorHAnsi"/>
-                      <w:color w:val="5B9BD5" w:themeColor="accent5"/>
-                      <w:sz w:val="18"/>
-                      <w:szCs w:val="18"/>
-                      <w:lang w:val="es-ES" w:eastAsia="es-ES"/>
-                    </w:rPr>
-                  </w:pPr>
-                  <w:r>
-                    <w:rPr>
-                      <w:rFonts w:cstheme="minorHAnsi"/>
-                      <w:color w:val="5B9BD5" w:themeColor="accent5"/>
-                      <w:sz w:val="18"/>
-                      <w:szCs w:val="18"/>
-                    </w:rPr>
-                    <w:t>Funcionalidades terminadas</w:t>
+                    <w:t>Funcionalidades y diseño de interfaces</w:t>
                   </w:r>
                 </w:p>
               </w:tc>
@@ -4298,180 +3603,26 @@
                 <w:tcPr>
                   <w:tcW w:w="0" w:type="auto"/>
                   <w:vAlign w:val="center"/>
+                  <w:hideMark/>
                 </w:tcPr>
                 <w:p>
                   <w:pPr>
                     <w:spacing w:after="0" w:line="240" w:lineRule="auto"/>
                     <w:rPr>
                       <w:rFonts w:ascii="Times New Roman" w:eastAsia="Times New Roman" w:hAnsi="Times New Roman" w:cs="Times New Roman"/>
+                      <w:color w:val="2E74B5" w:themeColor="accent5" w:themeShade="BF"/>
                       <w:sz w:val="24"/>
                       <w:szCs w:val="24"/>
                       <w:lang w:val="es-ES" w:eastAsia="es-ES"/>
                     </w:rPr>
                   </w:pPr>
-                </w:p>
-              </w:tc>
-              <w:tc>
-                <w:tcPr>
-                  <w:tcW w:w="0" w:type="auto"/>
-                  <w:vAlign w:val="center"/>
-                </w:tcPr>
-                <w:p>
-                  <w:pPr>
-                    <w:spacing w:after="0" w:line="240" w:lineRule="auto"/>
+                  <w:r>
                     <w:rPr>
                       <w:rFonts w:ascii="Times New Roman" w:eastAsia="Times New Roman" w:hAnsi="Times New Roman" w:cs="Times New Roman"/>
+                      <w:color w:val="2E74B5" w:themeColor="accent5" w:themeShade="BF"/>
                       <w:sz w:val="24"/>
                       <w:szCs w:val="24"/>
                       <w:lang w:val="es-ES" w:eastAsia="es-ES"/>
-                    </w:rPr>
-                  </w:pPr>
-                </w:p>
-              </w:tc>
-              <w:tc>
-                <w:tcPr>
-                  <w:tcW w:w="0" w:type="auto"/>
-                  <w:tcBorders>
-                    <w:top w:val="single" w:sz="4" w:space="0" w:color="auto"/>
-                    <w:left w:val="single" w:sz="4" w:space="0" w:color="auto"/>
-                    <w:bottom w:val="single" w:sz="4" w:space="0" w:color="auto"/>
-                    <w:right w:val="single" w:sz="4" w:space="0" w:color="auto"/>
-                  </w:tcBorders>
-                  <w:vAlign w:val="center"/>
-                </w:tcPr>
-                <w:p>
-                  <w:pPr>
-                    <w:spacing w:after="0" w:line="240" w:lineRule="auto"/>
-                    <w:rPr>
-                      <w:rFonts w:eastAsia="Times New Roman" w:cstheme="minorHAnsi"/>
-                      <w:color w:val="5B9BD5" w:themeColor="accent5"/>
-                      <w:sz w:val="18"/>
-                      <w:szCs w:val="18"/>
-                      <w:lang w:val="es-ES" w:eastAsia="es-ES"/>
-                    </w:rPr>
-                  </w:pPr>
-                  <w:r>
-                    <w:rPr>
-                      <w:rFonts w:cstheme="minorHAnsi"/>
-                      <w:color w:val="5B9BD5" w:themeColor="accent5"/>
-                      <w:sz w:val="18"/>
-                      <w:szCs w:val="18"/>
-                    </w:rPr>
-                    <w:t xml:space="preserve">Prototipos de </w:t>
-                  </w:r>
-                  <w:proofErr w:type="spellStart"/>
-                  <w:r>
-                    <w:rPr>
-                      <w:rFonts w:cstheme="minorHAnsi"/>
-                      <w:color w:val="5B9BD5" w:themeColor="accent5"/>
-                      <w:sz w:val="18"/>
-                      <w:szCs w:val="18"/>
-                    </w:rPr>
-                    <w:t>Canva</w:t>
-                  </w:r>
-                  <w:proofErr w:type="spellEnd"/>
-                </w:p>
-              </w:tc>
-              <w:tc>
-                <w:tcPr>
-                  <w:tcW w:w="0" w:type="auto"/>
-                  <w:tcBorders>
-                    <w:top w:val="single" w:sz="4" w:space="0" w:color="auto"/>
-                    <w:left w:val="single" w:sz="4" w:space="0" w:color="auto"/>
-                    <w:bottom w:val="single" w:sz="4" w:space="0" w:color="auto"/>
-                    <w:right w:val="single" w:sz="4" w:space="0" w:color="auto"/>
-                  </w:tcBorders>
-                  <w:vAlign w:val="center"/>
-                </w:tcPr>
-                <w:p>
-                  <w:pPr>
-                    <w:spacing w:after="0" w:line="240" w:lineRule="auto"/>
-                    <w:rPr>
-                      <w:rFonts w:eastAsia="Times New Roman" w:cstheme="minorHAnsi"/>
-                      <w:color w:val="5B9BD5" w:themeColor="accent5"/>
-                      <w:sz w:val="18"/>
-                      <w:szCs w:val="18"/>
-                      <w:lang w:val="es-ES" w:eastAsia="es-ES"/>
-                    </w:rPr>
-                  </w:pPr>
-                  <w:r>
-                    <w:rPr>
-                      <w:rFonts w:cstheme="minorHAnsi"/>
-                      <w:color w:val="5B9BD5" w:themeColor="accent5"/>
-                      <w:sz w:val="18"/>
-                      <w:szCs w:val="18"/>
-                    </w:rPr>
-                    <w:t>Etapa de diseño de interfaces</w:t>
-                  </w:r>
-                </w:p>
-              </w:tc>
-            </w:tr>
-            <w:tr>
-              <w:trPr>
-                <w:tblCellSpacing w:w="15" w:type="dxa"/>
-              </w:trPr>
-              <w:tc>
-                <w:tcPr>
-                  <w:tcW w:w="0" w:type="auto"/>
-                  <w:vAlign w:val="center"/>
-                </w:tcPr>
-                <w:p>
-                  <w:pPr>
-                    <w:spacing w:after="0" w:line="240" w:lineRule="auto"/>
-                    <w:rPr>
-                      <w:rFonts w:ascii="Times New Roman" w:eastAsia="Times New Roman" w:hAnsi="Times New Roman" w:cs="Times New Roman"/>
-                      <w:sz w:val="24"/>
-                      <w:szCs w:val="24"/>
-                      <w:lang w:val="es-ES" w:eastAsia="es-ES"/>
-                    </w:rPr>
-                  </w:pPr>
-                </w:p>
-              </w:tc>
-              <w:tc>
-                <w:tcPr>
-                  <w:tcW w:w="0" w:type="auto"/>
-                  <w:vAlign w:val="center"/>
-                </w:tcPr>
-                <w:p>
-                  <w:pPr>
-                    <w:spacing w:after="0" w:line="240" w:lineRule="auto"/>
-                    <w:rPr>
-                      <w:rFonts w:ascii="Times New Roman" w:eastAsia="Times New Roman" w:hAnsi="Times New Roman" w:cs="Times New Roman"/>
-                      <w:sz w:val="24"/>
-                      <w:szCs w:val="24"/>
-                      <w:lang w:val="es-ES" w:eastAsia="es-ES"/>
-                    </w:rPr>
-                  </w:pPr>
-                </w:p>
-              </w:tc>
-              <w:tc>
-                <w:tcPr>
-                  <w:tcW w:w="0" w:type="auto"/>
-                  <w:tcBorders>
-                    <w:top w:val="single" w:sz="4" w:space="0" w:color="auto"/>
-                    <w:left w:val="single" w:sz="4" w:space="0" w:color="auto"/>
-                    <w:bottom w:val="single" w:sz="4" w:space="0" w:color="auto"/>
-                    <w:right w:val="single" w:sz="4" w:space="0" w:color="auto"/>
-                  </w:tcBorders>
-                  <w:vAlign w:val="center"/>
-                </w:tcPr>
-                <w:p>
-                  <w:pPr>
-                    <w:spacing w:after="0" w:line="240" w:lineRule="auto"/>
-                    <w:rPr>
-                      <w:rFonts w:eastAsia="Times New Roman" w:cstheme="minorHAnsi"/>
-                      <w:color w:val="5B9BD5" w:themeColor="accent5"/>
-                      <w:sz w:val="18"/>
-                      <w:szCs w:val="18"/>
-                      <w:lang w:val="es-ES" w:eastAsia="es-ES"/>
-                    </w:rPr>
-                  </w:pPr>
-                  <w:r>
-                    <w:rPr>
-                      <w:rFonts w:cstheme="minorHAnsi"/>
-                      <w:color w:val="5B9BD5" w:themeColor="accent5"/>
-                      <w:sz w:val="18"/>
-                      <w:szCs w:val="18"/>
                     </w:rPr>
                     <w:t>Presentación PPTX</w:t>
                   </w:r>
@@ -4480,165 +3631,29 @@
               <w:tc>
                 <w:tcPr>
                   <w:tcW w:w="0" w:type="auto"/>
-                  <w:tcBorders>
-                    <w:top w:val="single" w:sz="4" w:space="0" w:color="auto"/>
-                    <w:left w:val="single" w:sz="4" w:space="0" w:color="auto"/>
-                    <w:bottom w:val="single" w:sz="4" w:space="0" w:color="auto"/>
-                    <w:right w:val="single" w:sz="4" w:space="0" w:color="auto"/>
-                  </w:tcBorders>
                   <w:vAlign w:val="center"/>
+                  <w:hideMark/>
                 </w:tcPr>
                 <w:p>
                   <w:pPr>
                     <w:spacing w:after="0" w:line="240" w:lineRule="auto"/>
                     <w:rPr>
-                      <w:rFonts w:eastAsia="Times New Roman" w:cstheme="minorHAnsi"/>
-                      <w:color w:val="5B9BD5" w:themeColor="accent5"/>
-                      <w:sz w:val="18"/>
-                      <w:szCs w:val="18"/>
-                      <w:lang w:val="es-ES" w:eastAsia="es-ES"/>
-                    </w:rPr>
-                  </w:pPr>
-                  <w:r>
-                    <w:rPr>
-                      <w:rFonts w:cstheme="minorHAnsi"/>
-                      <w:color w:val="5B9BD5" w:themeColor="accent5"/>
-                      <w:sz w:val="18"/>
-                      <w:szCs w:val="18"/>
-                    </w:rPr>
-                    <w:t>Comunicación técnica del proyecto</w:t>
-                  </w:r>
-                </w:p>
-              </w:tc>
-            </w:tr>
-            <w:tr>
-              <w:trPr>
-                <w:tblCellSpacing w:w="15" w:type="dxa"/>
-              </w:trPr>
-              <w:tc>
-                <w:tcPr>
-                  <w:tcW w:w="0" w:type="auto"/>
-                  <w:vAlign w:val="center"/>
-                </w:tcPr>
-                <w:p>
-                  <w:pPr>
-                    <w:spacing w:after="0" w:line="240" w:lineRule="auto"/>
-                    <w:rPr>
                       <w:rFonts w:ascii="Times New Roman" w:eastAsia="Times New Roman" w:hAnsi="Times New Roman" w:cs="Times New Roman"/>
+                      <w:color w:val="2E74B5" w:themeColor="accent5" w:themeShade="BF"/>
                       <w:sz w:val="24"/>
                       <w:szCs w:val="24"/>
                       <w:lang w:val="es-ES" w:eastAsia="es-ES"/>
                     </w:rPr>
                   </w:pPr>
-                </w:p>
-              </w:tc>
-              <w:tc>
-                <w:tcPr>
-                  <w:tcW w:w="0" w:type="auto"/>
-                  <w:vAlign w:val="center"/>
-                </w:tcPr>
-                <w:p>
-                  <w:pPr>
-                    <w:spacing w:after="0" w:line="240" w:lineRule="auto"/>
+                  <w:r>
                     <w:rPr>
                       <w:rFonts w:ascii="Times New Roman" w:eastAsia="Times New Roman" w:hAnsi="Times New Roman" w:cs="Times New Roman"/>
+                      <w:color w:val="2E74B5" w:themeColor="accent5" w:themeShade="BF"/>
                       <w:sz w:val="24"/>
                       <w:szCs w:val="24"/>
                       <w:lang w:val="es-ES" w:eastAsia="es-ES"/>
                     </w:rPr>
-                  </w:pPr>
-                </w:p>
-              </w:tc>
-              <w:tc>
-                <w:tcPr>
-                  <w:tcW w:w="0" w:type="auto"/>
-                  <w:tcBorders>
-                    <w:top w:val="single" w:sz="4" w:space="0" w:color="auto"/>
-                    <w:left w:val="single" w:sz="4" w:space="0" w:color="auto"/>
-                    <w:bottom w:val="single" w:sz="4" w:space="0" w:color="auto"/>
-                    <w:right w:val="single" w:sz="4" w:space="0" w:color="auto"/>
-                  </w:tcBorders>
-                  <w:vAlign w:val="center"/>
-                </w:tcPr>
-                <w:p>
-                  <w:pPr>
-                    <w:spacing w:after="0" w:line="240" w:lineRule="auto"/>
-                    <w:rPr>
-                      <w:rFonts w:cstheme="minorHAnsi"/>
-                      <w:color w:val="5B9BD5" w:themeColor="accent5"/>
-                      <w:sz w:val="18"/>
-                      <w:szCs w:val="18"/>
-                    </w:rPr>
-                  </w:pPr>
-                  <w:r>
-                    <w:rPr>
-                      <w:rFonts w:ascii="Segoe UI Symbol" w:hAnsi="Segoe UI Symbol" w:cs="Segoe UI Symbol"/>
-                      <w:color w:val="5B9BD5" w:themeColor="accent5"/>
-                      <w:sz w:val="18"/>
-                      <w:szCs w:val="18"/>
-                    </w:rPr>
-                    <w:t>⚠</w:t>
-                  </w:r>
-                  <w:r>
-                    <w:rPr>
-                      <w:rFonts w:cstheme="minorHAnsi"/>
-                      <w:color w:val="5B9BD5" w:themeColor="accent5"/>
-                      <w:sz w:val="18"/>
-                      <w:szCs w:val="18"/>
-                    </w:rPr>
-                    <w:t xml:space="preserve"> Demo en video y tablas de </w:t>
-                  </w:r>
-                  <w:proofErr w:type="spellStart"/>
-                  <w:r>
-                    <w:rPr>
-                      <w:rFonts w:cstheme="minorHAnsi"/>
-                      <w:color w:val="5B9BD5" w:themeColor="accent5"/>
-                      <w:sz w:val="18"/>
-                      <w:szCs w:val="18"/>
-                    </w:rPr>
-                    <w:t>Planning</w:t>
-                  </w:r>
-                  <w:proofErr w:type="spellEnd"/>
-                  <w:r>
-                    <w:rPr>
-                      <w:rFonts w:cstheme="minorHAnsi"/>
-                      <w:color w:val="5B9BD5" w:themeColor="accent5"/>
-                      <w:sz w:val="18"/>
-                      <w:szCs w:val="18"/>
-                    </w:rPr>
-                    <w:t xml:space="preserve"> Poker</w:t>
-                  </w:r>
-                </w:p>
-              </w:tc>
-              <w:tc>
-                <w:tcPr>
-                  <w:tcW w:w="0" w:type="auto"/>
-                  <w:tcBorders>
-                    <w:top w:val="single" w:sz="4" w:space="0" w:color="auto"/>
-                    <w:left w:val="single" w:sz="4" w:space="0" w:color="auto"/>
-                    <w:bottom w:val="single" w:sz="4" w:space="0" w:color="auto"/>
-                    <w:right w:val="single" w:sz="4" w:space="0" w:color="auto"/>
-                  </w:tcBorders>
-                  <w:vAlign w:val="center"/>
-                </w:tcPr>
-                <w:p>
-                  <w:pPr>
-                    <w:spacing w:after="0" w:line="240" w:lineRule="auto"/>
-                    <w:rPr>
-                      <w:rFonts w:cstheme="minorHAnsi"/>
-                      <w:color w:val="5B9BD5" w:themeColor="accent5"/>
-                      <w:sz w:val="18"/>
-                      <w:szCs w:val="18"/>
-                    </w:rPr>
-                  </w:pPr>
-                  <w:r>
-                    <w:rPr>
-                      <w:rFonts w:cstheme="minorHAnsi"/>
-                      <w:color w:val="5B9BD5" w:themeColor="accent5"/>
-                      <w:sz w:val="18"/>
-                      <w:szCs w:val="18"/>
-                    </w:rPr>
-                    <w:t>Comprometidas en la Fase 1 como evidencias finales</w:t>
+                    <w:t>Comunicación técnica</w:t>
                   </w:r>
                 </w:p>
               </w:tc>
@@ -4646,7 +3661,6 @@
           </w:tbl>
           <w:p>
             <w:pPr>
-              <w:ind w:left="743"/>
               <w:rPr>
                 <w:b/>
                 <w:i/>
@@ -4740,17 +3754,6 @@
               <w:jc w:val="both"/>
               <w:rPr>
                 <w:rFonts w:ascii="Calibri" w:hAnsi="Calibri" w:cs="Arial"/>
-                <w:i/>
-                <w:iCs/>
-                <w:color w:val="0070C0"/>
-                <w:sz w:val="18"/>
-                <w:szCs w:val="18"/>
-                <w:lang w:val="es-ES" w:eastAsia="es-CL"/>
-              </w:rPr>
-            </w:pPr>
-            <w:r>
-              <w:rPr>
-                <w:rFonts w:ascii="Calibri" w:hAnsi="Calibri" w:cs="Arial"/>
                 <w:b/>
                 <w:bCs/>
                 <w:i/>
@@ -4760,8 +3763,7 @@
                 <w:szCs w:val="18"/>
                 <w:lang w:val="es-ES" w:eastAsia="es-CL"/>
               </w:rPr>
-              <w:t xml:space="preserve">Gabriel González: </w:t>
-            </w:r>
+            </w:pPr>
             <w:r>
               <w:rPr>
                 <w:rFonts w:ascii="Calibri" w:hAnsi="Calibri" w:cs="Arial"/>
@@ -4774,11 +3776,14 @@
                 <w:szCs w:val="18"/>
                 <w:lang w:val="es-ES" w:eastAsia="es-CL"/>
               </w:rPr>
-              <w:t>Aporte del proyecto a mis intereses.</w:t>
-            </w:r>
-            <w:r>
-              <w:rPr>
-                <w:rFonts w:ascii="Calibri" w:hAnsi="Calibri" w:cs="Arial"/>
+              <w:t xml:space="preserve">Aporte del proyecto a mis intereses. Punto Participa me permitió aplicar mis certificaciones en Scrum y ciberseguridad en un caso real. Como </w:t>
+            </w:r>
+            <w:proofErr w:type="gramStart"/>
+            <w:r>
+              <w:rPr>
+                <w:rFonts w:ascii="Calibri" w:hAnsi="Calibri" w:cs="Arial"/>
+                <w:b/>
+                <w:bCs/>
                 <w:i/>
                 <w:iCs/>
                 <w:color w:val="0070C0"/>
@@ -4786,12 +3791,29 @@
                 <w:szCs w:val="18"/>
                 <w:lang w:val="es-ES" w:eastAsia="es-CL"/>
               </w:rPr>
-              <w:t xml:space="preserve"> Punto Participa me permitió aplicar en un caso real mis certificaciones en Scrum y ciberseguridad. Como </w:t>
+              <w:t>Jefe</w:t>
+            </w:r>
+            <w:proofErr w:type="gramEnd"/>
+            <w:r>
+              <w:rPr>
+                <w:rFonts w:ascii="Calibri" w:hAnsi="Calibri" w:cs="Arial"/>
+                <w:b/>
+                <w:bCs/>
+                <w:i/>
+                <w:iCs/>
+                <w:color w:val="0070C0"/>
+                <w:sz w:val="18"/>
+                <w:szCs w:val="18"/>
+                <w:lang w:val="es-ES" w:eastAsia="es-CL"/>
+              </w:rPr>
+              <w:t xml:space="preserve"> de Proyecto y Scrum </w:t>
             </w:r>
             <w:proofErr w:type="gramStart"/>
             <w:r>
               <w:rPr>
                 <w:rFonts w:ascii="Calibri" w:hAnsi="Calibri" w:cs="Arial"/>
+                <w:b/>
+                <w:bCs/>
                 <w:i/>
                 <w:iCs/>
                 <w:color w:val="0070C0"/>
@@ -4799,12 +3821,14 @@
                 <w:szCs w:val="18"/>
                 <w:lang w:val="es-ES" w:eastAsia="es-CL"/>
               </w:rPr>
-              <w:t>Jefe</w:t>
+              <w:t>Master</w:t>
             </w:r>
             <w:proofErr w:type="gramEnd"/>
             <w:r>
               <w:rPr>
                 <w:rFonts w:ascii="Calibri" w:hAnsi="Calibri" w:cs="Arial"/>
+                <w:b/>
+                <w:bCs/>
                 <w:i/>
                 <w:iCs/>
                 <w:color w:val="0070C0"/>
@@ -4812,12 +3836,14 @@
                 <w:szCs w:val="18"/>
                 <w:lang w:val="es-ES" w:eastAsia="es-CL"/>
               </w:rPr>
-              <w:t xml:space="preserve"> de Proyecto y Scrum </w:t>
-            </w:r>
-            <w:proofErr w:type="gramStart"/>
-            <w:r>
-              <w:rPr>
-                <w:rFonts w:ascii="Calibri" w:hAnsi="Calibri" w:cs="Arial"/>
+              <w:t xml:space="preserve"> coordiné al equipo, la priorización de las épicas y la relación con la contraparte. En el </w:t>
+            </w:r>
+            <w:proofErr w:type="spellStart"/>
+            <w:r>
+              <w:rPr>
+                <w:rFonts w:ascii="Calibri" w:hAnsi="Calibri" w:cs="Arial"/>
+                <w:b/>
+                <w:bCs/>
                 <w:i/>
                 <w:iCs/>
                 <w:color w:val="0070C0"/>
@@ -4825,12 +3851,14 @@
                 <w:szCs w:val="18"/>
                 <w:lang w:val="es-ES" w:eastAsia="es-CL"/>
               </w:rPr>
-              <w:t>Master</w:t>
-            </w:r>
-            <w:proofErr w:type="gramEnd"/>
-            <w:r>
-              <w:rPr>
-                <w:rFonts w:ascii="Calibri" w:hAnsi="Calibri" w:cs="Arial"/>
+              <w:t>backend</w:t>
+            </w:r>
+            <w:proofErr w:type="spellEnd"/>
+            <w:r>
+              <w:rPr>
+                <w:rFonts w:ascii="Calibri" w:hAnsi="Calibri" w:cs="Arial"/>
+                <w:b/>
+                <w:bCs/>
                 <w:i/>
                 <w:iCs/>
                 <w:color w:val="0070C0"/>
@@ -4838,33 +3866,7 @@
                 <w:szCs w:val="18"/>
                 <w:lang w:val="es-ES" w:eastAsia="es-CL"/>
               </w:rPr>
-              <w:t xml:space="preserve"> coordiné al equipo, la priorización de las épicas y la relación con la contraparte. En el </w:t>
-            </w:r>
-            <w:proofErr w:type="spellStart"/>
-            <w:r>
-              <w:rPr>
-                <w:rFonts w:ascii="Calibri" w:hAnsi="Calibri" w:cs="Arial"/>
-                <w:i/>
-                <w:iCs/>
-                <w:color w:val="0070C0"/>
-                <w:sz w:val="18"/>
-                <w:szCs w:val="18"/>
-                <w:lang w:val="es-ES" w:eastAsia="es-CL"/>
-              </w:rPr>
-              <w:t>backend</w:t>
-            </w:r>
-            <w:proofErr w:type="spellEnd"/>
-            <w:r>
-              <w:rPr>
-                <w:rFonts w:ascii="Calibri" w:hAnsi="Calibri" w:cs="Arial"/>
-                <w:i/>
-                <w:iCs/>
-                <w:color w:val="0070C0"/>
-                <w:sz w:val="18"/>
-                <w:szCs w:val="18"/>
-                <w:lang w:val="es-ES" w:eastAsia="es-CL"/>
-              </w:rPr>
-              <w:t>, construir el control de acceso por roles, la auditoría, el control de cupos con transacciones y las medidas de seguridad sobre datos personales me mostró lo que significa diseñar un sistema que otros usarán con información real. Comprobé también el valor de las pruebas automatizadas para cambiar un sistema sin romperlo.</w:t>
+              <w:t>, construir control de acceso por roles, auditoría, control de cupos con transacciones y medidas de seguridad sobre datos personales me mostró lo que implica diseñar un sistema que otros usarán con información real. Comprobé además el valor de las pruebas automatizadas para cambiar un sistema sin romperlo.</w:t>
             </w:r>
           </w:p>
           <w:p>
@@ -4879,17 +3881,6 @@
               <w:jc w:val="both"/>
               <w:rPr>
                 <w:rFonts w:ascii="Calibri" w:hAnsi="Calibri" w:cs="Arial"/>
-                <w:i/>
-                <w:iCs/>
-                <w:color w:val="0070C0"/>
-                <w:sz w:val="18"/>
-                <w:szCs w:val="18"/>
-                <w:lang w:val="es-ES" w:eastAsia="es-CL"/>
-              </w:rPr>
-            </w:pPr>
-            <w:r>
-              <w:rPr>
-                <w:rFonts w:ascii="Calibri" w:hAnsi="Calibri" w:cs="Arial"/>
                 <w:b/>
                 <w:bCs/>
                 <w:i/>
@@ -4899,11 +3890,12 @@
                 <w:szCs w:val="18"/>
                 <w:lang w:val="es-ES" w:eastAsia="es-CL"/>
               </w:rPr>
-              <w:t>¿Siguen siendo los mismos mis intereses?</w:t>
-            </w:r>
-            <w:r>
-              <w:rPr>
-                <w:rFonts w:ascii="Calibri" w:hAnsi="Calibri" w:cs="Arial"/>
+            </w:pPr>
+            <w:r>
+              <w:rPr>
+                <w:rFonts w:ascii="Calibri" w:hAnsi="Calibri" w:cs="Arial"/>
+                <w:b/>
+                <w:bCs/>
                 <w:i/>
                 <w:iCs/>
                 <w:color w:val="0070C0"/>
@@ -4911,11 +3903,13 @@
                 <w:szCs w:val="18"/>
                 <w:lang w:val="es-ES" w:eastAsia="es-CL"/>
               </w:rPr>
-              <w:t xml:space="preserve"> Se mantienen y se profundizaron: me interesaba liderar soluciones seguras y escalables, y el proyecto confirmó que la seguridad no es una etapa final sino parte del diseño. </w:t>
+              <w:t xml:space="preserve">¿Siguen siendo los mismos mis intereses? Se mantienen y se profundizaron: el proyecto confirmó que la seguridad es parte del diseño y no una etapa final. </w:t>
             </w:r>
             <w:r>
               <w:rPr>
                 <w:rFonts w:ascii="Segoe UI Symbol" w:hAnsi="Segoe UI Symbol" w:cs="Segoe UI Symbol"/>
+                <w:b/>
+                <w:bCs/>
                 <w:i/>
                 <w:iCs/>
                 <w:color w:val="0070C0"/>
@@ -4928,6 +3922,8 @@
             <w:r>
               <w:rPr>
                 <w:rFonts w:ascii="Calibri" w:hAnsi="Calibri" w:cs="Arial"/>
+                <w:b/>
+                <w:bCs/>
                 <w:i/>
                 <w:iCs/>
                 <w:color w:val="0070C0"/>
@@ -4940,6 +3936,8 @@
             <w:r>
               <w:rPr>
                 <w:rFonts w:ascii="Calibri" w:hAnsi="Calibri" w:cs="Calibri"/>
+                <w:b/>
+                <w:bCs/>
                 <w:i/>
                 <w:iCs/>
                 <w:color w:val="0070C0"/>
@@ -4952,6 +3950,8 @@
             <w:r>
               <w:rPr>
                 <w:rFonts w:ascii="Calibri" w:hAnsi="Calibri" w:cs="Arial"/>
+                <w:b/>
+                <w:bCs/>
                 <w:i/>
                 <w:iCs/>
                 <w:color w:val="0070C0"/>
@@ -4959,7 +3959,7 @@
                 <w:szCs w:val="18"/>
                 <w:lang w:val="es-ES" w:eastAsia="es-CL"/>
               </w:rPr>
-              <w:t xml:space="preserve"> realmente.</w:t>
+              <w:t>.</w:t>
             </w:r>
           </w:p>
           <w:p>
@@ -4975,10 +3975,9 @@
               <w:rPr>
                 <w:rFonts w:ascii="Calibri" w:hAnsi="Calibri" w:cs="Arial"/>
                 <w:i/>
-                <w:iCs/>
-                <w:color w:val="0070C0"/>
-                <w:sz w:val="18"/>
-                <w:szCs w:val="18"/>
+                <w:color w:val="0070C0"/>
+                <w:sz w:val="18"/>
+                <w:szCs w:val="20"/>
                 <w:lang w:val="es-ES" w:eastAsia="es-CL"/>
               </w:rPr>
             </w:pPr>
@@ -4994,11 +3993,14 @@
                 <w:szCs w:val="18"/>
                 <w:lang w:val="es-ES" w:eastAsia="es-CL"/>
               </w:rPr>
-              <w:t>Proyecciones.</w:t>
-            </w:r>
-            <w:r>
-              <w:rPr>
-                <w:rFonts w:ascii="Calibri" w:hAnsi="Calibri" w:cs="Arial"/>
+              <w:t xml:space="preserve">Proyecciones. Quiero profundizar en ciberseguridad aplicada al desarrollo y en liderazgo de proyectos de TI. Me proyecto en roles de desarrollo </w:t>
+            </w:r>
+            <w:proofErr w:type="spellStart"/>
+            <w:r>
+              <w:rPr>
+                <w:rFonts w:ascii="Calibri" w:hAnsi="Calibri" w:cs="Arial"/>
+                <w:b/>
+                <w:bCs/>
                 <w:i/>
                 <w:iCs/>
                 <w:color w:val="0070C0"/>
@@ -5006,12 +4008,14 @@
                 <w:szCs w:val="18"/>
                 <w:lang w:val="es-ES" w:eastAsia="es-CL"/>
               </w:rPr>
-              <w:t xml:space="preserve"> Me gustaría seguir profundizando en ciberseguridad aplicada al desarrollo (protección de datos personales, </w:t>
-            </w:r>
-            <w:proofErr w:type="spellStart"/>
-            <w:r>
-              <w:rPr>
-                <w:rFonts w:ascii="Calibri" w:hAnsi="Calibri" w:cs="Arial"/>
+              <w:t>backend</w:t>
+            </w:r>
+            <w:proofErr w:type="spellEnd"/>
+            <w:r>
+              <w:rPr>
+                <w:rFonts w:ascii="Calibri" w:hAnsi="Calibri" w:cs="Arial"/>
+                <w:b/>
+                <w:bCs/>
                 <w:i/>
                 <w:iCs/>
                 <w:color w:val="0070C0"/>
@@ -5019,61 +4023,8 @@
                 <w:szCs w:val="18"/>
                 <w:lang w:val="es-ES" w:eastAsia="es-CL"/>
               </w:rPr>
-              <w:t>hardening</w:t>
-            </w:r>
-            <w:proofErr w:type="spellEnd"/>
-            <w:r>
-              <w:rPr>
-                <w:rFonts w:ascii="Calibri" w:hAnsi="Calibri" w:cs="Arial"/>
-                <w:i/>
-                <w:iCs/>
-                <w:color w:val="0070C0"/>
-                <w:sz w:val="18"/>
-                <w:szCs w:val="18"/>
-                <w:lang w:val="es-ES" w:eastAsia="es-CL"/>
-              </w:rPr>
-              <w:t xml:space="preserve"> de aplicaciones web) y en liderazgo de proyectos de TI. Me proyecto en roles de desarrollo </w:t>
-            </w:r>
-            <w:proofErr w:type="spellStart"/>
-            <w:r>
-              <w:rPr>
-                <w:rFonts w:ascii="Calibri" w:hAnsi="Calibri" w:cs="Arial"/>
-                <w:i/>
-                <w:iCs/>
-                <w:color w:val="0070C0"/>
-                <w:sz w:val="18"/>
-                <w:szCs w:val="18"/>
-                <w:lang w:val="es-ES" w:eastAsia="es-CL"/>
-              </w:rPr>
-              <w:t>backend</w:t>
-            </w:r>
-            <w:proofErr w:type="spellEnd"/>
-            <w:r>
-              <w:rPr>
-                <w:rFonts w:ascii="Calibri" w:hAnsi="Calibri" w:cs="Arial"/>
-                <w:i/>
-                <w:iCs/>
-                <w:color w:val="0070C0"/>
-                <w:sz w:val="18"/>
-                <w:szCs w:val="18"/>
-                <w:lang w:val="es-ES" w:eastAsia="es-CL"/>
-              </w:rPr>
               <w:t xml:space="preserve"> seguro o de jefatura de proyectos tecnológicos.</w:t>
             </w:r>
-          </w:p>
-          <w:p>
-            <w:pPr>
-              <w:pStyle w:val="Prrafodelista"/>
-              <w:jc w:val="both"/>
-              <w:rPr>
-                <w:rFonts w:ascii="Calibri" w:hAnsi="Calibri" w:cs="Arial"/>
-                <w:i/>
-                <w:color w:val="0070C0"/>
-                <w:sz w:val="18"/>
-                <w:szCs w:val="20"/>
-                <w:lang w:val="es-ES" w:eastAsia="es-CL"/>
-              </w:rPr>
-            </w:pPr>
           </w:p>
         </w:tc>
       </w:tr>
@@ -5401,6 +4352,155 @@
 <file path=word/numbering.xml><?xml version="1.0" encoding="utf-8"?>
 <w:numbering xmlns:wpc="http://schemas.microsoft.com/office/word/2010/wordprocessingCanvas" xmlns:cx="http://schemas.microsoft.com/office/drawing/2014/chartex" xmlns:cx1="http://schemas.microsoft.com/office/drawing/2015/9/8/chartex" xmlns:cx2="http://schemas.microsoft.com/office/drawing/2015/10/21/chartex" xmlns:cx3="http://schemas.microsoft.com/office/drawing/2016/5/9/chartex" xmlns:cx4="http://schemas.microsoft.com/office/drawing/2016/5/10/chartex" xmlns:cx5="http://schemas.microsoft.com/office/drawing/2016/5/11/chartex" xmlns:cx6="http://schemas.microsoft.com/office/drawing/2016/5/12/chartex" xmlns:cx7="http://schemas.microsoft.com/office/drawing/2016/5/13/chartex" xmlns:cx8="http://schemas.microsoft.com/office/drawing/2016/5/14/chartex" xmlns:mc="http://schemas.openxmlformats.org/markup-compatibility/2006" xmlns:aink="http://schemas.microsoft.com/office/drawing/2016/ink" xmlns:am3d="http://schemas.microsoft.com/office/drawing/2017/model3d" xmlns:o="urn:schemas-microsoft-com:office:office" xmlns:oel="http://schemas.microsoft.com/office/2019/extlst" xmlns:r="http://schemas.openxmlformats.org/officeDocument/2006/relationships" xmlns:m="http://schemas.openxmlformats.org/officeDocument/2006/math" xmlns:v="urn:schemas-microsoft-com:vml" xmlns:wp14="http://schemas.microsoft.com/office/word/2010/wordprocessingDrawing" xmlns:wp="http://schemas.openxmlformats.org/drawingml/2006/wordprocessingDrawing" xmlns:w10="urn:schemas-microsoft-com:office:word" xmlns:w="http://schemas.openxmlformats.org/wordprocessingml/2006/main" xmlns:w14="http://schemas.microsoft.com/office/word/2010/wordml" xmlns:w15="http://schemas.microsoft.com/office/word/2012/wordml" xmlns:w16cex="http://schemas.microsoft.com/office/word/2018/wordml/cex" xmlns:w16cid="http://schemas.microsoft.com/office/word/2016/wordml/cid" xmlns:w16="http://schemas.microsoft.com/office/word/2018/wordml" xmlns:w16du="http://schemas.microsoft.com/office/word/2023/wordml/word16du" xmlns:w16sdtdh="http://schemas.microsoft.com/office/word/2020/wordml/sdtdatahash" xmlns:w16sdtfl="http://schemas.microsoft.com/office/word/2024/wordml/sdtformatlock" xmlns:w16se="http://schemas.microsoft.com/office/word/2015/wordml/symex" xmlns:wpg="http://schemas.microsoft.com/office/word/2010/wordprocessingGroup" xmlns:wpi="http://schemas.microsoft.com/office/word/2010/wordprocessingInk" xmlns:wne="http://schemas.microsoft.com/office/word/2006/wordml" xmlns:wps="http://schemas.microsoft.com/office/word/2010/wordprocessingShape" mc:Ignorable="w14 w15 w16se w16cid w16 w16cex w16sdtdh w16sdtfl w16du wp14">
   <w:abstractNum w:abstractNumId="0" w15:restartNumberingAfterBreak="0">
+    <w:nsid w:val="01F428C3"/>
+    <w:multiLevelType w:val="multilevel"/>
+    <w:tmpl w:val="E57E8EEA"/>
+    <w:lvl w:ilvl="0">
+      <w:start w:val="1"/>
+      <w:numFmt w:val="bullet"/>
+      <w:lvlText w:val=""/>
+      <w:lvlJc w:val="left"/>
+      <w:pPr>
+        <w:tabs>
+          <w:tab w:val="num" w:pos="720"/>
+        </w:tabs>
+        <w:ind w:left="720" w:hanging="360"/>
+      </w:pPr>
+      <w:rPr>
+        <w:rFonts w:ascii="Symbol" w:hAnsi="Symbol" w:hint="default"/>
+        <w:sz w:val="20"/>
+      </w:rPr>
+    </w:lvl>
+    <w:lvl w:ilvl="1" w:tentative="1">
+      <w:start w:val="1"/>
+      <w:numFmt w:val="bullet"/>
+      <w:lvlText w:val="o"/>
+      <w:lvlJc w:val="left"/>
+      <w:pPr>
+        <w:tabs>
+          <w:tab w:val="num" w:pos="1440"/>
+        </w:tabs>
+        <w:ind w:left="1440" w:hanging="360"/>
+      </w:pPr>
+      <w:rPr>
+        <w:rFonts w:ascii="Courier New" w:hAnsi="Courier New" w:hint="default"/>
+        <w:sz w:val="20"/>
+      </w:rPr>
+    </w:lvl>
+    <w:lvl w:ilvl="2" w:tentative="1">
+      <w:start w:val="1"/>
+      <w:numFmt w:val="bullet"/>
+      <w:lvlText w:val=""/>
+      <w:lvlJc w:val="left"/>
+      <w:pPr>
+        <w:tabs>
+          <w:tab w:val="num" w:pos="2160"/>
+        </w:tabs>
+        <w:ind w:left="2160" w:hanging="360"/>
+      </w:pPr>
+      <w:rPr>
+        <w:rFonts w:ascii="Wingdings" w:hAnsi="Wingdings" w:hint="default"/>
+        <w:sz w:val="20"/>
+      </w:rPr>
+    </w:lvl>
+    <w:lvl w:ilvl="3" w:tentative="1">
+      <w:start w:val="1"/>
+      <w:numFmt w:val="bullet"/>
+      <w:lvlText w:val=""/>
+      <w:lvlJc w:val="left"/>
+      <w:pPr>
+        <w:tabs>
+          <w:tab w:val="num" w:pos="2880"/>
+        </w:tabs>
+        <w:ind w:left="2880" w:hanging="360"/>
+      </w:pPr>
+      <w:rPr>
+        <w:rFonts w:ascii="Wingdings" w:hAnsi="Wingdings" w:hint="default"/>
+        <w:sz w:val="20"/>
+      </w:rPr>
+    </w:lvl>
+    <w:lvl w:ilvl="4" w:tentative="1">
+      <w:start w:val="1"/>
+      <w:numFmt w:val="bullet"/>
+      <w:lvlText w:val=""/>
+      <w:lvlJc w:val="left"/>
+      <w:pPr>
+        <w:tabs>
+          <w:tab w:val="num" w:pos="3600"/>
+        </w:tabs>
+        <w:ind w:left="3600" w:hanging="360"/>
+      </w:pPr>
+      <w:rPr>
+        <w:rFonts w:ascii="Wingdings" w:hAnsi="Wingdings" w:hint="default"/>
+        <w:sz w:val="20"/>
+      </w:rPr>
+    </w:lvl>
+    <w:lvl w:ilvl="5" w:tentative="1">
+      <w:start w:val="1"/>
+      <w:numFmt w:val="bullet"/>
+      <w:lvlText w:val=""/>
+      <w:lvlJc w:val="left"/>
+      <w:pPr>
+        <w:tabs>
+          <w:tab w:val="num" w:pos="4320"/>
+        </w:tabs>
+        <w:ind w:left="4320" w:hanging="360"/>
+      </w:pPr>
+      <w:rPr>
+        <w:rFonts w:ascii="Wingdings" w:hAnsi="Wingdings" w:hint="default"/>
+        <w:sz w:val="20"/>
+      </w:rPr>
+    </w:lvl>
+    <w:lvl w:ilvl="6" w:tentative="1">
+      <w:start w:val="1"/>
+      <w:numFmt w:val="bullet"/>
+      <w:lvlText w:val=""/>
+      <w:lvlJc w:val="left"/>
+      <w:pPr>
+        <w:tabs>
+          <w:tab w:val="num" w:pos="5040"/>
+        </w:tabs>
+        <w:ind w:left="5040" w:hanging="360"/>
+      </w:pPr>
+      <w:rPr>
+        <w:rFonts w:ascii="Wingdings" w:hAnsi="Wingdings" w:hint="default"/>
+        <w:sz w:val="20"/>
+      </w:rPr>
+    </w:lvl>
+    <w:lvl w:ilvl="7" w:tentative="1">
+      <w:start w:val="1"/>
+      <w:numFmt w:val="bullet"/>
+      <w:lvlText w:val=""/>
+      <w:lvlJc w:val="left"/>
+      <w:pPr>
+        <w:tabs>
+          <w:tab w:val="num" w:pos="5760"/>
+        </w:tabs>
+        <w:ind w:left="5760" w:hanging="360"/>
+      </w:pPr>
+      <w:rPr>
+        <w:rFonts w:ascii="Wingdings" w:hAnsi="Wingdings" w:hint="default"/>
+        <w:sz w:val="20"/>
+      </w:rPr>
+    </w:lvl>
+    <w:lvl w:ilvl="8" w:tentative="1">
+      <w:start w:val="1"/>
+      <w:numFmt w:val="bullet"/>
+      <w:lvlText w:val=""/>
+      <w:lvlJc w:val="left"/>
+      <w:pPr>
+        <w:tabs>
+          <w:tab w:val="num" w:pos="6480"/>
+        </w:tabs>
+        <w:ind w:left="6480" w:hanging="360"/>
+      </w:pPr>
+      <w:rPr>
+        <w:rFonts w:ascii="Wingdings" w:hAnsi="Wingdings" w:hint="default"/>
+        <w:sz w:val="20"/>
+      </w:rPr>
+    </w:lvl>
+  </w:abstractNum>
+  <w:abstractNum w:abstractNumId="1" w15:restartNumberingAfterBreak="0">
     <w:nsid w:val="114E14AF"/>
     <w:multiLevelType w:val="hybridMultilevel"/>
     <w:tmpl w:val="1E3E9D2A"/>
@@ -5513,7 +4613,120 @@
       </w:rPr>
     </w:lvl>
   </w:abstractNum>
-  <w:abstractNum w:abstractNumId="1" w15:restartNumberingAfterBreak="0">
+  <w:abstractNum w:abstractNumId="2" w15:restartNumberingAfterBreak="0">
+    <w:nsid w:val="252B133B"/>
+    <w:multiLevelType w:val="multilevel"/>
+    <w:tmpl w:val="EF6C8D78"/>
+    <w:lvl w:ilvl="0">
+      <w:start w:val="1"/>
+      <w:numFmt w:val="decimal"/>
+      <w:lvlText w:val="%1."/>
+      <w:lvlJc w:val="left"/>
+      <w:pPr>
+        <w:tabs>
+          <w:tab w:val="num" w:pos="720"/>
+        </w:tabs>
+        <w:ind w:left="720" w:hanging="360"/>
+      </w:pPr>
+    </w:lvl>
+    <w:lvl w:ilvl="1" w:tentative="1">
+      <w:start w:val="1"/>
+      <w:numFmt w:val="decimal"/>
+      <w:lvlText w:val="%2."/>
+      <w:lvlJc w:val="left"/>
+      <w:pPr>
+        <w:tabs>
+          <w:tab w:val="num" w:pos="1440"/>
+        </w:tabs>
+        <w:ind w:left="1440" w:hanging="360"/>
+      </w:pPr>
+    </w:lvl>
+    <w:lvl w:ilvl="2" w:tentative="1">
+      <w:start w:val="1"/>
+      <w:numFmt w:val="decimal"/>
+      <w:lvlText w:val="%3."/>
+      <w:lvlJc w:val="left"/>
+      <w:pPr>
+        <w:tabs>
+          <w:tab w:val="num" w:pos="2160"/>
+        </w:tabs>
+        <w:ind w:left="2160" w:hanging="360"/>
+      </w:pPr>
+    </w:lvl>
+    <w:lvl w:ilvl="3" w:tentative="1">
+      <w:start w:val="1"/>
+      <w:numFmt w:val="decimal"/>
+      <w:lvlText w:val="%4."/>
+      <w:lvlJc w:val="left"/>
+      <w:pPr>
+        <w:tabs>
+          <w:tab w:val="num" w:pos="2880"/>
+        </w:tabs>
+        <w:ind w:left="2880" w:hanging="360"/>
+      </w:pPr>
+    </w:lvl>
+    <w:lvl w:ilvl="4" w:tentative="1">
+      <w:start w:val="1"/>
+      <w:numFmt w:val="decimal"/>
+      <w:lvlText w:val="%5."/>
+      <w:lvlJc w:val="left"/>
+      <w:pPr>
+        <w:tabs>
+          <w:tab w:val="num" w:pos="3600"/>
+        </w:tabs>
+        <w:ind w:left="3600" w:hanging="360"/>
+      </w:pPr>
+    </w:lvl>
+    <w:lvl w:ilvl="5" w:tentative="1">
+      <w:start w:val="1"/>
+      <w:numFmt w:val="decimal"/>
+      <w:lvlText w:val="%6."/>
+      <w:lvlJc w:val="left"/>
+      <w:pPr>
+        <w:tabs>
+          <w:tab w:val="num" w:pos="4320"/>
+        </w:tabs>
+        <w:ind w:left="4320" w:hanging="360"/>
+      </w:pPr>
+    </w:lvl>
+    <w:lvl w:ilvl="6" w:tentative="1">
+      <w:start w:val="1"/>
+      <w:numFmt w:val="decimal"/>
+      <w:lvlText w:val="%7."/>
+      <w:lvlJc w:val="left"/>
+      <w:pPr>
+        <w:tabs>
+          <w:tab w:val="num" w:pos="5040"/>
+        </w:tabs>
+        <w:ind w:left="5040" w:hanging="360"/>
+      </w:pPr>
+    </w:lvl>
+    <w:lvl w:ilvl="7" w:tentative="1">
+      <w:start w:val="1"/>
+      <w:numFmt w:val="decimal"/>
+      <w:lvlText w:val="%8."/>
+      <w:lvlJc w:val="left"/>
+      <w:pPr>
+        <w:tabs>
+          <w:tab w:val="num" w:pos="5760"/>
+        </w:tabs>
+        <w:ind w:left="5760" w:hanging="360"/>
+      </w:pPr>
+    </w:lvl>
+    <w:lvl w:ilvl="8" w:tentative="1">
+      <w:start w:val="1"/>
+      <w:numFmt w:val="decimal"/>
+      <w:lvlText w:val="%9."/>
+      <w:lvlJc w:val="left"/>
+      <w:pPr>
+        <w:tabs>
+          <w:tab w:val="num" w:pos="6480"/>
+        </w:tabs>
+        <w:ind w:left="6480" w:hanging="360"/>
+      </w:pPr>
+    </w:lvl>
+  </w:abstractNum>
+  <w:abstractNum w:abstractNumId="3" w15:restartNumberingAfterBreak="0">
     <w:nsid w:val="28446858"/>
     <w:multiLevelType w:val="multilevel"/>
     <w:tmpl w:val="9156115C"/>
@@ -5662,7 +4875,7 @@
       </w:rPr>
     </w:lvl>
   </w:abstractNum>
-  <w:abstractNum w:abstractNumId="2" w15:restartNumberingAfterBreak="0">
+  <w:abstractNum w:abstractNumId="4" w15:restartNumberingAfterBreak="0">
     <w:nsid w:val="2FFD4C7F"/>
     <w:multiLevelType w:val="multilevel"/>
     <w:tmpl w:val="CAF0F936"/>
@@ -5783,7 +4996,7 @@
       </w:rPr>
     </w:lvl>
   </w:abstractNum>
-  <w:abstractNum w:abstractNumId="3" w15:restartNumberingAfterBreak="0">
+  <w:abstractNum w:abstractNumId="5" w15:restartNumberingAfterBreak="0">
     <w:nsid w:val="51D05305"/>
     <w:multiLevelType w:val="hybridMultilevel"/>
     <w:tmpl w:val="630E86B8"/>
@@ -5896,7 +5109,7 @@
       </w:rPr>
     </w:lvl>
   </w:abstractNum>
-  <w:abstractNum w:abstractNumId="4" w15:restartNumberingAfterBreak="0">
+  <w:abstractNum w:abstractNumId="6" w15:restartNumberingAfterBreak="0">
     <w:nsid w:val="61F53CEE"/>
     <w:multiLevelType w:val="hybridMultilevel"/>
     <w:tmpl w:val="33DA9586"/>
@@ -6009,7 +5222,7 @@
       </w:rPr>
     </w:lvl>
   </w:abstractNum>
-  <w:abstractNum w:abstractNumId="5" w15:restartNumberingAfterBreak="0">
+  <w:abstractNum w:abstractNumId="7" w15:restartNumberingAfterBreak="0">
     <w:nsid w:val="66494837"/>
     <w:multiLevelType w:val="hybridMultilevel"/>
     <w:tmpl w:val="68BA2608"/>
@@ -6122,7 +5335,7 @@
       </w:rPr>
     </w:lvl>
   </w:abstractNum>
-  <w:abstractNum w:abstractNumId="6" w15:restartNumberingAfterBreak="0">
+  <w:abstractNum w:abstractNumId="8" w15:restartNumberingAfterBreak="0">
     <w:nsid w:val="71213DEF"/>
     <w:multiLevelType w:val="hybridMultilevel"/>
     <w:tmpl w:val="7F7C3BE6"/>
@@ -6235,7 +5448,7 @@
       </w:rPr>
     </w:lvl>
   </w:abstractNum>
-  <w:abstractNum w:abstractNumId="7" w15:restartNumberingAfterBreak="0">
+  <w:abstractNum w:abstractNumId="9" w15:restartNumberingAfterBreak="0">
     <w:nsid w:val="731E1176"/>
     <w:multiLevelType w:val="hybridMultilevel"/>
     <w:tmpl w:val="AF82A29E"/>
@@ -6326,28 +5539,34 @@
     </w:lvl>
   </w:abstractNum>
   <w:num w:numId="1" w16cid:durableId="1659453068">
-    <w:abstractNumId w:val="0"/>
+    <w:abstractNumId w:val="1"/>
   </w:num>
   <w:num w:numId="2" w16cid:durableId="1745251785">
+    <w:abstractNumId w:val="4"/>
+  </w:num>
+  <w:num w:numId="3" w16cid:durableId="1510561492">
+    <w:abstractNumId w:val="9"/>
+  </w:num>
+  <w:num w:numId="4" w16cid:durableId="151407080">
+    <w:abstractNumId w:val="3"/>
+  </w:num>
+  <w:num w:numId="5" w16cid:durableId="1504007278">
+    <w:abstractNumId w:val="5"/>
+  </w:num>
+  <w:num w:numId="6" w16cid:durableId="372771436">
+    <w:abstractNumId w:val="7"/>
+  </w:num>
+  <w:num w:numId="7" w16cid:durableId="920527574">
+    <w:abstractNumId w:val="6"/>
+  </w:num>
+  <w:num w:numId="8" w16cid:durableId="1119180981">
+    <w:abstractNumId w:val="8"/>
+  </w:num>
+  <w:num w:numId="9" w16cid:durableId="1342859434">
     <w:abstractNumId w:val="2"/>
   </w:num>
-  <w:num w:numId="3" w16cid:durableId="1510561492">
-    <w:abstractNumId w:val="7"/>
-  </w:num>
-  <w:num w:numId="4" w16cid:durableId="151407080">
-    <w:abstractNumId w:val="1"/>
-  </w:num>
-  <w:num w:numId="5" w16cid:durableId="1504007278">
-    <w:abstractNumId w:val="3"/>
-  </w:num>
-  <w:num w:numId="6" w16cid:durableId="372771436">
-    <w:abstractNumId w:val="5"/>
-  </w:num>
-  <w:num w:numId="7" w16cid:durableId="920527574">
-    <w:abstractNumId w:val="4"/>
-  </w:num>
-  <w:num w:numId="8" w16cid:durableId="1119180981">
-    <w:abstractNumId w:val="6"/>
+  <w:num w:numId="10" w16cid:durableId="160052130">
+    <w:abstractNumId w:val="0"/>
   </w:num>
 </w:numbering>
 </file>
@@ -7350,9 +6569,7 @@
 </file>
 
 <file path=customXml/item1.xml><?xml version="1.0" encoding="utf-8"?>
-<p:properties xmlns:p="http://schemas.microsoft.com/office/2006/metadata/properties" xmlns:xsi="http://www.w3.org/2001/XMLSchema-instance" xmlns:pc="http://schemas.microsoft.com/office/infopath/2007/PartnerControls">
-  <documentManagement/>
-</p:properties>
+<b:Sources xmlns:b="http://schemas.openxmlformats.org/officeDocument/2006/bibliography" xmlns="http://schemas.openxmlformats.org/officeDocument/2006/bibliography" SelectedStyle="\APASixthEditionOfficeOnline.xsl" StyleName="APA" Version="6"/>
 </file>
 
 <file path=customXml/item2.xml><?xml version="1.0" encoding="utf-8"?>
@@ -7488,7 +6705,9 @@
 </file>
 
 <file path=customXml/item3.xml><?xml version="1.0" encoding="utf-8"?>
-<b:Sources xmlns:b="http://schemas.openxmlformats.org/officeDocument/2006/bibliography" xmlns="http://schemas.openxmlformats.org/officeDocument/2006/bibliography" SelectedStyle="\APASixthEditionOfficeOnline.xsl" StyleName="APA" Version="6"/>
+<p:properties xmlns:p="http://schemas.microsoft.com/office/2006/metadata/properties" xmlns:xsi="http://www.w3.org/2001/XMLSchema-instance" xmlns:pc="http://schemas.microsoft.com/office/infopath/2007/PartnerControls">
+  <documentManagement/>
+</p:properties>
 </file>
 
 <file path=customXml/item4.xml><?xml version="1.0" encoding="utf-8"?>
@@ -7501,10 +6720,9 @@
 </file>
 
 <file path=customXml/itemProps1.xml><?xml version="1.0" encoding="utf-8"?>
-<ds:datastoreItem xmlns:ds="http://schemas.openxmlformats.org/officeDocument/2006/customXml" ds:itemID="{372B79FC-6971-4544-98C5-83069028712A}">
+<ds:datastoreItem xmlns:ds="http://schemas.openxmlformats.org/officeDocument/2006/customXml" ds:itemID="{BDCED711-E314-4C22-B587-D275DD8897EC}">
   <ds:schemaRefs>
-    <ds:schemaRef ds:uri="http://schemas.microsoft.com/office/2006/metadata/properties"/>
-    <ds:schemaRef ds:uri="http://schemas.microsoft.com/office/infopath/2007/PartnerControls"/>
+    <ds:schemaRef ds:uri="http://schemas.openxmlformats.org/officeDocument/2006/bibliography"/>
   </ds:schemaRefs>
 </ds:datastoreItem>
 </file>
@@ -7528,9 +6746,10 @@
 </file>
 
 <file path=customXml/itemProps3.xml><?xml version="1.0" encoding="utf-8"?>
-<ds:datastoreItem xmlns:ds="http://schemas.openxmlformats.org/officeDocument/2006/customXml" ds:itemID="{BDCED711-E314-4C22-B587-D275DD8897EC}">
+<ds:datastoreItem xmlns:ds="http://schemas.openxmlformats.org/officeDocument/2006/customXml" ds:itemID="{372B79FC-6971-4544-98C5-83069028712A}">
   <ds:schemaRefs>
-    <ds:schemaRef ds:uri="http://schemas.openxmlformats.org/officeDocument/2006/bibliography"/>
+    <ds:schemaRef ds:uri="http://schemas.microsoft.com/office/2006/metadata/properties"/>
+    <ds:schemaRef ds:uri="http://schemas.microsoft.com/office/infopath/2007/PartnerControls"/>
   </ds:schemaRefs>
 </ds:datastoreItem>
 </file>
